--- a/TaiLieuDacTa.docx
+++ b/TaiLieuDacTa.docx
@@ -1288,19 +1288,46 @@
       </w:r>
     </w:p>
     <w:p>
-      <w:pPr>
-        <w:rPr>
-          <w:b/>
-          <w:bCs/>
-        </w:rPr>
-      </w:pPr>
       <w:r>
         <w:rPr>
           <w:b/>
           <w:bCs/>
         </w:rPr>
         <w:lastRenderedPageBreak/>
-        <w:t>Giai đoạn 1: Khởi tạo toàn diện (Môi trường - API - UI/UX - Database)</w:t>
+        <w:t>Giai đoạn 1: Thiết kế Lõi Hệ thống &amp; API Quản trị (Tuần 1)</w:t>
+      </w:r>
+    </w:p>
+    <w:p>
+      <w:pPr>
+        <w:numPr>
+          <w:ilvl w:val="0"/>
+          <w:numId w:val="22"/>
+        </w:numPr>
+      </w:pPr>
+      <w:r>
+        <w:t>Khởi tạo dự án và cấu hình kết nối Cơ sở dữ liệu (MySQL/PostgreSQL) thông qua một ORM (như Prisma nếu dùng Node.js/Next.js, hoặc Eloquent nếu dùng PHP/Laravel).</w:t>
+      </w:r>
+    </w:p>
+    <w:p>
+      <w:pPr>
+        <w:numPr>
+          <w:ilvl w:val="0"/>
+          <w:numId w:val="22"/>
+        </w:numPr>
+      </w:pPr>
+      <w:r>
+        <w:t>Code toàn bộ các file Migration để tự động tạo 5 nhóm bảng (cộng thêm các phần đã bổ sung) vào Database.</w:t>
+      </w:r>
+    </w:p>
+    <w:p>
+      <w:pPr>
+        <w:numPr>
+          <w:ilvl w:val="0"/>
+          <w:numId w:val="22"/>
+        </w:numPr>
+      </w:pPr>
+      <w:r>
+        <w:t>Viết các API Routes cốt lõi: Authentication (Cấp phát JWT Token) và hệ thống CRUD (Thêm/Đọc/Sửa/Xóa) cho Danh mục, Sản phẩm, Nhân vật.</w:t>
       </w:r>
     </w:p>
     <w:p>
@@ -1309,29 +1336,67 @@
           <w:b/>
           <w:bCs/>
         </w:rPr>
-        <w:t>1. Đổ móng Database &amp; Backend API</w:t>
-      </w:r>
-    </w:p>
-    <w:p>
-      <w:pPr>
-        <w:numPr>
-          <w:ilvl w:val="0"/>
-          <w:numId w:val="19"/>
-        </w:numPr>
-      </w:pPr>
-      <w:r>
-        <w:t>Khởi chạy Localhost (XAMPP/MAMP). Cài đặt WordPress và WooCommerce để hệ thống tự động sinh ra cấu trúc Database chuẩn mực cho e-commerce (các bảng wp_posts, wp_postmeta, wp_users...).</w:t>
-      </w:r>
-    </w:p>
-    <w:p>
-      <w:pPr>
-        <w:numPr>
-          <w:ilvl w:val="0"/>
-          <w:numId w:val="19"/>
-        </w:numPr>
-      </w:pPr>
-      <w:r>
-        <w:t>Kích hoạt ngay WooCommerce REST API (tạo Consumer Key/Secret) và cài plugin JWT Authentication. Lúc này Database hoàn toàn trống, sẵn sàng đợi dữ liệu thật.</w:t>
+        <w:t>Giai đoạn 2: Xây dựng Admin Dashboard (Tuần 2)</w:t>
+      </w:r>
+    </w:p>
+    <w:p>
+      <w:pPr>
+        <w:numPr>
+          <w:ilvl w:val="0"/>
+          <w:numId w:val="23"/>
+        </w:numPr>
+      </w:pPr>
+      <w:r>
+        <w:t>Dựng giao diện Frontend (/admin) bằng Next.js + Tailwind CSS.</w:t>
+      </w:r>
+    </w:p>
+    <w:p>
+      <w:pPr>
+        <w:numPr>
+          <w:ilvl w:val="0"/>
+          <w:numId w:val="23"/>
+        </w:numPr>
+      </w:pPr>
+      <w:r>
+        <w:t xml:space="preserve">Ghép nối API để hoàn thiện chức năng Thêm mới sản phẩm (upload ảnh, chọn Series, phân loại SKU) và Quản lý đơn hàng (chuyển trạng thái từ </w:t>
+      </w:r>
+      <w:r>
+        <w:rPr>
+          <w:i/>
+          <w:iCs/>
+        </w:rPr>
+        <w:t>Pending</w:t>
+      </w:r>
+      <w:r>
+        <w:t xml:space="preserve"> sang </w:t>
+      </w:r>
+      <w:r>
+        <w:rPr>
+          <w:i/>
+          <w:iCs/>
+        </w:rPr>
+        <w:t>Partial_paid</w:t>
+      </w:r>
+      <w:r>
+        <w:t>).</w:t>
+      </w:r>
+    </w:p>
+    <w:p>
+      <w:pPr>
+        <w:numPr>
+          <w:ilvl w:val="0"/>
+          <w:numId w:val="23"/>
+        </w:numPr>
+      </w:pPr>
+      <w:r>
+        <w:rPr>
+          <w:i/>
+          <w:iCs/>
+        </w:rPr>
+        <w:t>Kết quả:</w:t>
+      </w:r>
+      <w:r>
+        <w:t xml:space="preserve"> Lúc này bạn đã có một công cụ nội bộ để tự tay nhập dữ liệu thật vào Database thay vì phải tạo data giả.</w:t>
       </w:r>
     </w:p>
     <w:p>
@@ -1340,110 +1405,1636 @@
           <w:b/>
           <w:bCs/>
         </w:rPr>
-        <w:t>2. Khởi tạo Khung Frontend (Next.js + Tailwind CSS)</w:t>
-      </w:r>
-    </w:p>
-    <w:p>
-      <w:pPr>
-        <w:numPr>
-          <w:ilvl w:val="0"/>
-          <w:numId w:val="20"/>
-        </w:numPr>
-      </w:pPr>
-      <w:r>
-        <w:t>Tạo project Next.js và thiết lập ngay hệ thống Routing chia làm 2 phân hệ hoàn toàn tách biệt:</w:t>
-      </w:r>
-    </w:p>
-    <w:p>
-      <w:pPr>
-        <w:numPr>
-          <w:ilvl w:val="1"/>
-          <w:numId w:val="20"/>
-        </w:numPr>
-      </w:pPr>
+        <w:t>Giai đoạn 3: Dựng Storefront &amp; Trải nghiệm Người dùng (Tuần 3)</w:t>
+      </w:r>
+    </w:p>
+    <w:p>
+      <w:pPr>
+        <w:numPr>
+          <w:ilvl w:val="0"/>
+          <w:numId w:val="24"/>
+        </w:numPr>
+      </w:pPr>
+      <w:r>
+        <w:t>Xây dựng giao diện trang chủ (/), trang danh sách mô hình có bộ lọc (lọc theo Manufacturer, Series). Áp dụng UI/UX phong cách Sakura/Kawaii.</w:t>
+      </w:r>
+    </w:p>
+    <w:p>
+      <w:pPr>
+        <w:numPr>
+          <w:ilvl w:val="0"/>
+          <w:numId w:val="24"/>
+        </w:numPr>
+      </w:pPr>
+      <w:r>
+        <w:t>Làm trang Chi tiết sản phẩm, chức năng Thêm vào giỏ hàng (lưu xuống bảng cart_items trong DB).</w:t>
+      </w:r>
+    </w:p>
+    <w:p>
+      <w:pPr>
+        <w:numPr>
+          <w:ilvl w:val="0"/>
+          <w:numId w:val="24"/>
+        </w:numPr>
+      </w:pPr>
+      <w:r>
+        <w:t>Tích hợp đa ngôn ngữ (i18n) cho giao diện người dùng.</w:t>
+      </w:r>
+    </w:p>
+    <w:p>
       <w:r>
         <w:rPr>
           <w:b/>
           <w:bCs/>
         </w:rPr>
-        <w:t>Phân hệ Client (/)</w:t>
-      </w:r>
-      <w:r>
-        <w:t>: Xây dựng khung giao diện người dùng. Áp dụng ngay hệ thống thiết kế (Design System) với tone hồng pastel và họa tiết Sakura/Kawaii. Dựng khung Layout (Header, Footer, Grid sản phẩm).</w:t>
-      </w:r>
-    </w:p>
-    <w:p>
-      <w:pPr>
-        <w:numPr>
-          <w:ilvl w:val="1"/>
-          <w:numId w:val="20"/>
-        </w:numPr>
-      </w:pPr>
+        <w:t>Giai đoạn 4: Hoàn thiện Thanh toán &amp; Tích hợp AI/ML (Tuần 4)</w:t>
+      </w:r>
+    </w:p>
+    <w:p>
+      <w:pPr>
+        <w:numPr>
+          <w:ilvl w:val="0"/>
+          <w:numId w:val="25"/>
+        </w:numPr>
+      </w:pPr>
+      <w:r>
+        <w:t>Hoàn thiện luồng Đặt hàng (Checkout): Xác nhận địa chỉ, tính phí ship, tạo bản ghi trong bảng orders và trừ số lượng trong kho (stock_quantity).</w:t>
+      </w:r>
+    </w:p>
+    <w:p>
+      <w:pPr>
+        <w:numPr>
+          <w:ilvl w:val="0"/>
+          <w:numId w:val="25"/>
+        </w:numPr>
+      </w:pPr>
+      <w:r>
+        <w:t xml:space="preserve">Viết script/logic cho </w:t>
+      </w:r>
       <w:r>
         <w:rPr>
           <w:b/>
           <w:bCs/>
         </w:rPr>
-        <w:t>Phân hệ Admin (/admin)</w:t>
-      </w:r>
-      <w:r>
-        <w:t>: Xây dựng trang Dashboard nội bộ. Dựng UI cho form Thêm/Sửa/Xóa mô hình, quản lý đơn hàng. Khu vực này sẽ được bảo vệ bởi luồng đăng nhập xác thực JWT.</w:t>
-      </w:r>
-    </w:p>
-    <w:p>
+        <w:t>Module Gợi ý</w:t>
+      </w:r>
+      <w:r>
+        <w:t>: Đọc dữ liệu từ bảng product_views và order_items để chạy thuật toán K-means, trả về danh sách "Sản phẩm gợi ý".</w:t>
+      </w:r>
+    </w:p>
+    <w:p>
+      <w:pPr>
+        <w:numPr>
+          <w:ilvl w:val="0"/>
+          <w:numId w:val="25"/>
+        </w:numPr>
+      </w:pPr>
+      <w:r>
+        <w:t xml:space="preserve">Tích hợp </w:t>
+      </w:r>
       <w:r>
         <w:rPr>
           <w:b/>
           <w:bCs/>
         </w:rPr>
-        <w:t>3. Ghép nối API và Luồng dữ liệu (End-to-End)</w:t>
-      </w:r>
-    </w:p>
-    <w:p>
-      <w:pPr>
-        <w:numPr>
-          <w:ilvl w:val="0"/>
-          <w:numId w:val="21"/>
-        </w:numPr>
-      </w:pPr>
-      <w:r>
-        <w:t>Thiết lập các service gọi API (sử dụng axios hoặc fetch).</w:t>
-      </w:r>
-    </w:p>
-    <w:p>
-      <w:pPr>
-        <w:numPr>
-          <w:ilvl w:val="0"/>
-          <w:numId w:val="21"/>
-        </w:numPr>
-      </w:pPr>
+        <w:t>Module NLP</w:t>
+      </w:r>
+      <w:r>
+        <w:t>: Khi khách hàng submit đánh giá ở trang chi tiết, dữ liệu sẽ chạy qua một model xử lý ngôn ngữ tự nhiên nhỏ để phân loại tích cực/tiêu cực rồi mới lưu xuống DB.</w:t>
+      </w:r>
+    </w:p>
+    <w:p>
       <w:r>
         <w:rPr>
           <w:b/>
           <w:bCs/>
         </w:rPr>
-        <w:t>Từ trang Admin:</w:t>
-      </w:r>
-      <w:r>
-        <w:t xml:space="preserve"> Viết logic cho form "Thêm sản phẩm" -&gt; Gọi API POST /wp-json/wc/v3/products để bắn thẳng dữ liệu thật vào Database. Xử lý giao diện danh sách quản lý (gọi API GET để đón dữ liệu vừa thêm).</w:t>
-      </w:r>
-    </w:p>
-    <w:p>
-      <w:pPr>
-        <w:numPr>
-          <w:ilvl w:val="0"/>
-          <w:numId w:val="21"/>
-        </w:numPr>
-      </w:pPr>
-      <w:r>
+        <w:lastRenderedPageBreak/>
+        <w:t>Giai đoạn 5: Tối ưu &amp; Triển khai (Tuần 5)</w:t>
+      </w:r>
+    </w:p>
+    <w:p>
+      <w:pPr>
+        <w:numPr>
+          <w:ilvl w:val="0"/>
+          <w:numId w:val="26"/>
+        </w:numPr>
+      </w:pPr>
+      <w:r>
+        <w:t>Deploy Backend/Database lên một VPS hoặc dịch vụ Cloud (như Railway, Render).</w:t>
+      </w:r>
+    </w:p>
+    <w:p>
+      <w:pPr>
+        <w:numPr>
+          <w:ilvl w:val="0"/>
+          <w:numId w:val="26"/>
+        </w:numPr>
+      </w:pPr>
+      <w:r>
+        <w:t>Deploy Frontend Next.js lên Vercel.</w:t>
+      </w:r>
+    </w:p>
+    <w:p>
+      <w:pPr>
+        <w:numPr>
+          <w:ilvl w:val="0"/>
+          <w:numId w:val="26"/>
+        </w:numPr>
+      </w:pPr>
+      <w:r>
+        <w:t>Test lại toàn bộ luồng mua hàng thực tế trên môi trường internet. Đóng gói mã nguồn và viết file README.md thật xịn cho CV.</w:t>
+      </w:r>
+    </w:p>
+    <w:p/>
+    <w:p/>
+    <w:p>
+      <w:r>
+        <w:br w:type="page"/>
+      </w:r>
+    </w:p>
+    <w:p>
+      <w:pPr>
         <w:rPr>
           <w:b/>
           <w:bCs/>
         </w:rPr>
-        <w:t>Từ trang User:</w:t>
-      </w:r>
-      <w:r>
-        <w:t xml:space="preserve"> Gắn API GET để hiển thị dữ liệu thật vừa được tạo từ trang Admin ra ngoài trang chủ. Tích hợp quản lý trạng thái giỏ hàng kết hợp với bộ nhớ tạm localStorage (tương tự như tư duy dùng SharedPreferences để tối ưu thời gian đầu phát triển) giúp lưu trữ phiên mua sắm của khách.</w:t>
+      </w:pPr>
+      <w:r>
+        <w:rPr>
+          <w:b/>
+          <w:bCs/>
+        </w:rPr>
+        <w:lastRenderedPageBreak/>
+        <w:t>1. Nhóm Phân loại &amp; Đặc tả Anime (Taxonomy)</w:t>
+      </w:r>
+    </w:p>
+    <w:p>
+      <w:r>
+        <w:rPr>
+          <w:b/>
+          <w:bCs/>
+        </w:rPr>
+        <w:t>Bảng categories</w:t>
+      </w:r>
+      <w:r>
+        <w:t xml:space="preserve"> (Danh mục sản phẩm)</w:t>
+      </w:r>
+    </w:p>
+    <w:p>
+      <w:pPr>
+        <w:numPr>
+          <w:ilvl w:val="0"/>
+          <w:numId w:val="27"/>
+        </w:numPr>
+      </w:pPr>
+      <w:r>
+        <w:t>id: Khóa chính (Primary Key).</w:t>
+      </w:r>
+    </w:p>
+    <w:p>
+      <w:pPr>
+        <w:numPr>
+          <w:ilvl w:val="0"/>
+          <w:numId w:val="27"/>
+        </w:numPr>
+      </w:pPr>
+      <w:r>
+        <w:t>parent_id: Khóa ngoại tự trỏ, dùng cho danh mục con.</w:t>
+      </w:r>
+    </w:p>
+    <w:p>
+      <w:pPr>
+        <w:numPr>
+          <w:ilvl w:val="0"/>
+          <w:numId w:val="27"/>
+        </w:numPr>
+      </w:pPr>
+      <w:r>
+        <w:t>name: Tên danh mục (VD: Mô hình, Scale Figure, Blind Box).</w:t>
+      </w:r>
+    </w:p>
+    <w:p>
+      <w:pPr>
+        <w:numPr>
+          <w:ilvl w:val="0"/>
+          <w:numId w:val="27"/>
+        </w:numPr>
+      </w:pPr>
+      <w:r>
+        <w:t>slug: Đường dẫn tĩnh (VD: mo-hinh-scale).</w:t>
+      </w:r>
+    </w:p>
+    <w:p>
+      <w:pPr>
+        <w:numPr>
+          <w:ilvl w:val="0"/>
+          <w:numId w:val="27"/>
+        </w:numPr>
+      </w:pPr>
+      <w:r>
+        <w:t>icon: URL hình ảnh icon danh mục.</w:t>
+      </w:r>
+    </w:p>
+    <w:p>
+      <w:r>
+        <w:rPr>
+          <w:b/>
+          <w:bCs/>
+        </w:rPr>
+        <w:t>Bảng series</w:t>
+      </w:r>
+      <w:r>
+        <w:t xml:space="preserve"> (Tác phẩm/Phim/Game)</w:t>
+      </w:r>
+    </w:p>
+    <w:p>
+      <w:pPr>
+        <w:numPr>
+          <w:ilvl w:val="0"/>
+          <w:numId w:val="28"/>
+        </w:numPr>
+      </w:pPr>
+      <w:r>
+        <w:t>id: Khóa chính.</w:t>
+      </w:r>
+    </w:p>
+    <w:p>
+      <w:pPr>
+        <w:numPr>
+          <w:ilvl w:val="0"/>
+          <w:numId w:val="28"/>
+        </w:numPr>
+      </w:pPr>
+      <w:r>
+        <w:t>name: Tên tác phẩm (VD: Genshin Impact, Jujutsu Kaisen).</w:t>
+      </w:r>
+    </w:p>
+    <w:p>
+      <w:pPr>
+        <w:numPr>
+          <w:ilvl w:val="0"/>
+          <w:numId w:val="28"/>
+        </w:numPr>
+      </w:pPr>
+      <w:r>
+        <w:t>slug: Đường dẫn tĩnh.</w:t>
+      </w:r>
+    </w:p>
+    <w:p>
+      <w:pPr>
+        <w:numPr>
+          <w:ilvl w:val="0"/>
+          <w:numId w:val="28"/>
+        </w:numPr>
+      </w:pPr>
+      <w:r>
+        <w:t>description: Mô tả ngắn về tác phẩm.</w:t>
+      </w:r>
+    </w:p>
+    <w:p>
+      <w:pPr>
+        <w:numPr>
+          <w:ilvl w:val="0"/>
+          <w:numId w:val="28"/>
+        </w:numPr>
+      </w:pPr>
+      <w:r>
+        <w:t>thumbnail_url: Ảnh đại diện của series.</w:t>
+      </w:r>
+    </w:p>
+    <w:p>
+      <w:r>
+        <w:rPr>
+          <w:b/>
+          <w:bCs/>
+        </w:rPr>
+        <w:t>Bảng characters</w:t>
+      </w:r>
+      <w:r>
+        <w:t xml:space="preserve"> (Nhân vật)</w:t>
+      </w:r>
+    </w:p>
+    <w:p>
+      <w:pPr>
+        <w:numPr>
+          <w:ilvl w:val="0"/>
+          <w:numId w:val="29"/>
+        </w:numPr>
+      </w:pPr>
+      <w:r>
+        <w:t>id: Khóa chính.</w:t>
+      </w:r>
+    </w:p>
+    <w:p>
+      <w:pPr>
+        <w:numPr>
+          <w:ilvl w:val="0"/>
+          <w:numId w:val="29"/>
+        </w:numPr>
+      </w:pPr>
+      <w:r>
+        <w:t>series_id: Khóa ngoại trỏ đến bảng series.</w:t>
+      </w:r>
+    </w:p>
+    <w:p>
+      <w:pPr>
+        <w:numPr>
+          <w:ilvl w:val="0"/>
+          <w:numId w:val="29"/>
+        </w:numPr>
+      </w:pPr>
+      <w:r>
+        <w:t>name: Tên nhân vật (VD: Gojo Satoru, Furina).</w:t>
+      </w:r>
+    </w:p>
+    <w:p>
+      <w:pPr>
+        <w:numPr>
+          <w:ilvl w:val="0"/>
+          <w:numId w:val="29"/>
+        </w:numPr>
+      </w:pPr>
+      <w:r>
+        <w:t>avatar_url: Ảnh đại diện nhân vật.</w:t>
+      </w:r>
+    </w:p>
+    <w:p>
+      <w:r>
+        <w:rPr>
+          <w:b/>
+          <w:bCs/>
+        </w:rPr>
+        <w:t>Bảng manufacturers</w:t>
+      </w:r>
+      <w:r>
+        <w:t xml:space="preserve"> (Hãng sản xuất)</w:t>
+      </w:r>
+    </w:p>
+    <w:p>
+      <w:pPr>
+        <w:numPr>
+          <w:ilvl w:val="0"/>
+          <w:numId w:val="30"/>
+        </w:numPr>
+      </w:pPr>
+      <w:r>
+        <w:t>id: Khóa chính.</w:t>
+      </w:r>
+    </w:p>
+    <w:p>
+      <w:pPr>
+        <w:numPr>
+          <w:ilvl w:val="0"/>
+          <w:numId w:val="30"/>
+        </w:numPr>
+      </w:pPr>
+      <w:r>
+        <w:t>name: Tên hãng (VD: Kotobukiya, Good Smile Company).</w:t>
+      </w:r>
+    </w:p>
+    <w:p>
+      <w:pPr>
+        <w:numPr>
+          <w:ilvl w:val="0"/>
+          <w:numId w:val="30"/>
+        </w:numPr>
+      </w:pPr>
+      <w:r>
+        <w:t>country: Quốc gia (VD: Japan, China).</w:t>
+      </w:r>
+    </w:p>
+    <w:p>
+      <w:pPr>
+        <w:rPr>
+          <w:b/>
+          <w:bCs/>
+        </w:rPr>
+      </w:pPr>
+      <w:r>
+        <w:rPr>
+          <w:b/>
+          <w:bCs/>
+        </w:rPr>
+        <w:t>2. Nhóm Quản lý Sản phẩm Cốt lõi (Core Products)</w:t>
+      </w:r>
+    </w:p>
+    <w:p>
+      <w:r>
+        <w:rPr>
+          <w:b/>
+          <w:bCs/>
+        </w:rPr>
+        <w:t>Bảng products</w:t>
+      </w:r>
+      <w:r>
+        <w:t xml:space="preserve"> (Thông tin gốc)</w:t>
+      </w:r>
+    </w:p>
+    <w:p>
+      <w:pPr>
+        <w:numPr>
+          <w:ilvl w:val="0"/>
+          <w:numId w:val="31"/>
+        </w:numPr>
+      </w:pPr>
+      <w:r>
+        <w:t>id: Khóa chính.</w:t>
+      </w:r>
+    </w:p>
+    <w:p>
+      <w:pPr>
+        <w:numPr>
+          <w:ilvl w:val="0"/>
+          <w:numId w:val="31"/>
+        </w:numPr>
+      </w:pPr>
+      <w:r>
+        <w:t>name: Tên sản phẩm.</w:t>
+      </w:r>
+    </w:p>
+    <w:p>
+      <w:pPr>
+        <w:numPr>
+          <w:ilvl w:val="0"/>
+          <w:numId w:val="31"/>
+        </w:numPr>
+      </w:pPr>
+      <w:r>
+        <w:t>slug: Đường dẫn tĩnh (dùng cho SEO).</w:t>
+      </w:r>
+    </w:p>
+    <w:p>
+      <w:pPr>
+        <w:numPr>
+          <w:ilvl w:val="0"/>
+          <w:numId w:val="31"/>
+        </w:numPr>
+      </w:pPr>
+      <w:r>
+        <w:t>description: Mô tả chi tiết.</w:t>
+      </w:r>
+    </w:p>
+    <w:p>
+      <w:pPr>
+        <w:numPr>
+          <w:ilvl w:val="0"/>
+          <w:numId w:val="31"/>
+        </w:numPr>
+      </w:pPr>
+      <w:r>
+        <w:t>category_id: Khóa ngoại trỏ đến categories.</w:t>
+      </w:r>
+    </w:p>
+    <w:p>
+      <w:pPr>
+        <w:numPr>
+          <w:ilvl w:val="0"/>
+          <w:numId w:val="31"/>
+        </w:numPr>
+      </w:pPr>
+      <w:r>
+        <w:lastRenderedPageBreak/>
+        <w:t>series_id: Khóa ngoại trỏ đến series.</w:t>
+      </w:r>
+    </w:p>
+    <w:p>
+      <w:pPr>
+        <w:numPr>
+          <w:ilvl w:val="0"/>
+          <w:numId w:val="31"/>
+        </w:numPr>
+      </w:pPr>
+      <w:r>
+        <w:t>manufacturer_id: Khóa ngoại trỏ đến manufacturers.</w:t>
+      </w:r>
+    </w:p>
+    <w:p>
+      <w:pPr>
+        <w:numPr>
+          <w:ilvl w:val="0"/>
+          <w:numId w:val="31"/>
+        </w:numPr>
+      </w:pPr>
+      <w:r>
+        <w:t>is_preorder: Boolean - Cờ đánh dấu hàng đặt trước.</w:t>
+      </w:r>
+    </w:p>
+    <w:p>
+      <w:pPr>
+        <w:numPr>
+          <w:ilvl w:val="0"/>
+          <w:numId w:val="31"/>
+        </w:numPr>
+      </w:pPr>
+      <w:r>
+        <w:t>release_date: Ngày dự kiến ra mắt (quan trọng cho hàng pre-order).</w:t>
+      </w:r>
+    </w:p>
+    <w:p>
+      <w:pPr>
+        <w:numPr>
+          <w:ilvl w:val="0"/>
+          <w:numId w:val="31"/>
+        </w:numPr>
+      </w:pPr>
+      <w:r>
+        <w:t>base_price: Giá hiển thị gốc.</w:t>
+      </w:r>
+    </w:p>
+    <w:p>
+      <w:r>
+        <w:rPr>
+          <w:b/>
+          <w:bCs/>
+        </w:rPr>
+        <w:t>Bảng product_characters</w:t>
+      </w:r>
+      <w:r>
+        <w:t xml:space="preserve"> (Bảng trung gian)</w:t>
+      </w:r>
+    </w:p>
+    <w:p>
+      <w:pPr>
+        <w:numPr>
+          <w:ilvl w:val="0"/>
+          <w:numId w:val="32"/>
+        </w:numPr>
+      </w:pPr>
+      <w:r>
+        <w:t>product_id: Khóa ngoại trỏ đến products.</w:t>
+      </w:r>
+    </w:p>
+    <w:p>
+      <w:pPr>
+        <w:numPr>
+          <w:ilvl w:val="0"/>
+          <w:numId w:val="32"/>
+        </w:numPr>
+      </w:pPr>
+      <w:r>
+        <w:t>character_id: Khóa ngoại trỏ đến characters.</w:t>
+      </w:r>
+    </w:p>
+    <w:p>
+      <w:r>
+        <w:rPr>
+          <w:b/>
+          <w:bCs/>
+        </w:rPr>
+        <w:t>Bảng product_variants</w:t>
+      </w:r>
+      <w:r>
+        <w:t xml:space="preserve"> (Biến thể/SKU)</w:t>
+      </w:r>
+    </w:p>
+    <w:p>
+      <w:pPr>
+        <w:numPr>
+          <w:ilvl w:val="0"/>
+          <w:numId w:val="33"/>
+        </w:numPr>
+      </w:pPr>
+      <w:r>
+        <w:t>id: Khóa chính.</w:t>
+      </w:r>
+    </w:p>
+    <w:p>
+      <w:pPr>
+        <w:numPr>
+          <w:ilvl w:val="0"/>
+          <w:numId w:val="33"/>
+        </w:numPr>
+      </w:pPr>
+      <w:r>
+        <w:t>product_id: Khóa ngoại trỏ đến products.</w:t>
+      </w:r>
+    </w:p>
+    <w:p>
+      <w:pPr>
+        <w:numPr>
+          <w:ilvl w:val="0"/>
+          <w:numId w:val="33"/>
+        </w:numPr>
+      </w:pPr>
+      <w:r>
+        <w:t>sku_code: Mã quản lý kho.</w:t>
+      </w:r>
+    </w:p>
+    <w:p>
+      <w:pPr>
+        <w:numPr>
+          <w:ilvl w:val="0"/>
+          <w:numId w:val="33"/>
+        </w:numPr>
+      </w:pPr>
+      <w:r>
+        <w:t>price: Giá bán thực tế của SKU này.</w:t>
+      </w:r>
+    </w:p>
+    <w:p>
+      <w:pPr>
+        <w:numPr>
+          <w:ilvl w:val="0"/>
+          <w:numId w:val="33"/>
+        </w:numPr>
+      </w:pPr>
+      <w:r>
+        <w:t>stock_quantity: Số lượng tồn kho.</w:t>
+      </w:r>
+    </w:p>
+    <w:p>
+      <w:pPr>
+        <w:numPr>
+          <w:ilvl w:val="0"/>
+          <w:numId w:val="33"/>
+        </w:numPr>
+      </w:pPr>
+      <w:r>
+        <w:t>attributes: Chuỗi JSON lưu thuộc tính (VD: {"version": "DX", "bonus": "Faceplate"}).</w:t>
+      </w:r>
+    </w:p>
+    <w:p>
+      <w:r>
+        <w:rPr>
+          <w:b/>
+          <w:bCs/>
+        </w:rPr>
+        <w:t>Bảng product_images</w:t>
+      </w:r>
+      <w:r>
+        <w:t xml:space="preserve"> (Thư viện ảnh)</w:t>
+      </w:r>
+    </w:p>
+    <w:p>
+      <w:pPr>
+        <w:numPr>
+          <w:ilvl w:val="0"/>
+          <w:numId w:val="34"/>
+        </w:numPr>
+      </w:pPr>
+      <w:r>
+        <w:t>id: Khóa chính.</w:t>
+      </w:r>
+    </w:p>
+    <w:p>
+      <w:pPr>
+        <w:numPr>
+          <w:ilvl w:val="0"/>
+          <w:numId w:val="34"/>
+        </w:numPr>
+      </w:pPr>
+      <w:r>
+        <w:t>product_id: Khóa ngoại trỏ đến products.</w:t>
+      </w:r>
+    </w:p>
+    <w:p>
+      <w:pPr>
+        <w:numPr>
+          <w:ilvl w:val="0"/>
+          <w:numId w:val="34"/>
+        </w:numPr>
+      </w:pPr>
+      <w:r>
+        <w:t>variant_id: Khóa ngoại trỏ đến product_variants (có thể null nếu là ảnh chung).</w:t>
+      </w:r>
+    </w:p>
+    <w:p>
+      <w:pPr>
+        <w:numPr>
+          <w:ilvl w:val="0"/>
+          <w:numId w:val="34"/>
+        </w:numPr>
+      </w:pPr>
+      <w:r>
+        <w:t>image_url: Đường dẫn ảnh.</w:t>
+      </w:r>
+    </w:p>
+    <w:p>
+      <w:pPr>
+        <w:numPr>
+          <w:ilvl w:val="0"/>
+          <w:numId w:val="34"/>
+        </w:numPr>
+      </w:pPr>
+      <w:r>
+        <w:t>is_cover: Boolean - Cờ đánh dấu ảnh đại diện chính.</w:t>
+      </w:r>
+    </w:p>
+    <w:p>
+      <w:pPr>
+        <w:rPr>
+          <w:b/>
+          <w:bCs/>
+        </w:rPr>
+      </w:pPr>
+      <w:r>
+        <w:rPr>
+          <w:b/>
+          <w:bCs/>
+        </w:rPr>
+        <w:t>3. Nhóm Người dùng, Giỏ hàng &amp; Tích điểm</w:t>
+      </w:r>
+    </w:p>
+    <w:p>
+      <w:r>
+        <w:rPr>
+          <w:b/>
+          <w:bCs/>
+        </w:rPr>
+        <w:t>Bảng users</w:t>
+      </w:r>
+      <w:r>
+        <w:t xml:space="preserve"> (Tài khoản)</w:t>
+      </w:r>
+    </w:p>
+    <w:p>
+      <w:pPr>
+        <w:numPr>
+          <w:ilvl w:val="0"/>
+          <w:numId w:val="35"/>
+        </w:numPr>
+      </w:pPr>
+      <w:r>
+        <w:t>id: Khóa chính.</w:t>
+      </w:r>
+    </w:p>
+    <w:p>
+      <w:pPr>
+        <w:numPr>
+          <w:ilvl w:val="0"/>
+          <w:numId w:val="35"/>
+        </w:numPr>
+      </w:pPr>
+      <w:r>
+        <w:t>email: Email đăng nhập.</w:t>
+      </w:r>
+    </w:p>
+    <w:p>
+      <w:pPr>
+        <w:numPr>
+          <w:ilvl w:val="0"/>
+          <w:numId w:val="35"/>
+        </w:numPr>
+      </w:pPr>
+      <w:r>
+        <w:t>password: Mật khẩu (đã mã hóa hash).</w:t>
+      </w:r>
+    </w:p>
+    <w:p>
+      <w:pPr>
+        <w:numPr>
+          <w:ilvl w:val="0"/>
+          <w:numId w:val="35"/>
+        </w:numPr>
+      </w:pPr>
+      <w:r>
+        <w:t>full_name: Họ và tên.</w:t>
+      </w:r>
+    </w:p>
+    <w:p>
+      <w:pPr>
+        <w:numPr>
+          <w:ilvl w:val="0"/>
+          <w:numId w:val="35"/>
+        </w:numPr>
+      </w:pPr>
+      <w:r>
+        <w:t>phone: Số điện thoại.</w:t>
+      </w:r>
+    </w:p>
+    <w:p>
+      <w:pPr>
+        <w:numPr>
+          <w:ilvl w:val="0"/>
+          <w:numId w:val="35"/>
+        </w:numPr>
+      </w:pPr>
+      <w:r>
+        <w:lastRenderedPageBreak/>
+        <w:t>total_points: Tổng điểm tích lũy hiện tại.</w:t>
+      </w:r>
+    </w:p>
+    <w:p>
+      <w:pPr>
+        <w:numPr>
+          <w:ilvl w:val="0"/>
+          <w:numId w:val="35"/>
+        </w:numPr>
+      </w:pPr>
+      <w:r>
+        <w:t>rank_id: Cấp bậc thành viên (Đồng, Bạc, Vàng).</w:t>
+      </w:r>
+    </w:p>
+    <w:p>
+      <w:r>
+        <w:rPr>
+          <w:b/>
+          <w:bCs/>
+        </w:rPr>
+        <w:t>Bảng user_addresses</w:t>
+      </w:r>
+      <w:r>
+        <w:t xml:space="preserve"> (Sổ địa chỉ)</w:t>
+      </w:r>
+    </w:p>
+    <w:p>
+      <w:pPr>
+        <w:numPr>
+          <w:ilvl w:val="0"/>
+          <w:numId w:val="36"/>
+        </w:numPr>
+      </w:pPr>
+      <w:r>
+        <w:t>id: Khóa chính.</w:t>
+      </w:r>
+    </w:p>
+    <w:p>
+      <w:pPr>
+        <w:numPr>
+          <w:ilvl w:val="0"/>
+          <w:numId w:val="36"/>
+        </w:numPr>
+      </w:pPr>
+      <w:r>
+        <w:t>user_id: Khóa ngoại trỏ đến users.</w:t>
+      </w:r>
+    </w:p>
+    <w:p>
+      <w:pPr>
+        <w:numPr>
+          <w:ilvl w:val="0"/>
+          <w:numId w:val="36"/>
+        </w:numPr>
+      </w:pPr>
+      <w:r>
+        <w:t>full_name: Tên người nhận.</w:t>
+      </w:r>
+    </w:p>
+    <w:p>
+      <w:pPr>
+        <w:numPr>
+          <w:ilvl w:val="0"/>
+          <w:numId w:val="36"/>
+        </w:numPr>
+      </w:pPr>
+      <w:r>
+        <w:t>phone: Số điện thoại nhận hàng.</w:t>
+      </w:r>
+    </w:p>
+    <w:p>
+      <w:pPr>
+        <w:numPr>
+          <w:ilvl w:val="0"/>
+          <w:numId w:val="36"/>
+        </w:numPr>
+      </w:pPr>
+      <w:r>
+        <w:t>address_line: Địa chỉ chi tiết (số nhà, đường).</w:t>
+      </w:r>
+    </w:p>
+    <w:p>
+      <w:pPr>
+        <w:numPr>
+          <w:ilvl w:val="0"/>
+          <w:numId w:val="36"/>
+        </w:numPr>
+      </w:pPr>
+      <w:r>
+        <w:t>province_id, district_id, ward_id: Mã tỉnh/thành, quận/huyện, phường/xã.</w:t>
+      </w:r>
+    </w:p>
+    <w:p>
+      <w:pPr>
+        <w:numPr>
+          <w:ilvl w:val="0"/>
+          <w:numId w:val="36"/>
+        </w:numPr>
+      </w:pPr>
+      <w:r>
+        <w:t>is_default: Boolean - Địa chỉ mặc định.</w:t>
+      </w:r>
+    </w:p>
+    <w:p>
+      <w:r>
+        <w:rPr>
+          <w:b/>
+          <w:bCs/>
+        </w:rPr>
+        <w:t>Bảng carts &amp; cart_items</w:t>
+      </w:r>
+      <w:r>
+        <w:t xml:space="preserve"> (Lưu trữ giỏ hàng đa thiết bị)</w:t>
+      </w:r>
+    </w:p>
+    <w:p>
+      <w:pPr>
+        <w:numPr>
+          <w:ilvl w:val="0"/>
+          <w:numId w:val="37"/>
+        </w:numPr>
+      </w:pPr>
+      <w:r>
+        <w:t>carts.id: Khóa chính.</w:t>
+      </w:r>
+    </w:p>
+    <w:p>
+      <w:pPr>
+        <w:numPr>
+          <w:ilvl w:val="0"/>
+          <w:numId w:val="37"/>
+        </w:numPr>
+      </w:pPr>
+      <w:r>
+        <w:t>carts.user_id: Khóa ngoại trỏ đến users.</w:t>
+      </w:r>
+    </w:p>
+    <w:p>
+      <w:pPr>
+        <w:numPr>
+          <w:ilvl w:val="0"/>
+          <w:numId w:val="37"/>
+        </w:numPr>
+      </w:pPr>
+      <w:r>
+        <w:t>cart_items.id: Khóa chính.</w:t>
+      </w:r>
+    </w:p>
+    <w:p>
+      <w:pPr>
+        <w:numPr>
+          <w:ilvl w:val="0"/>
+          <w:numId w:val="37"/>
+        </w:numPr>
+      </w:pPr>
+      <w:r>
+        <w:t>cart_items.cart_id: Khóa ngoại trỏ đến carts.</w:t>
+      </w:r>
+    </w:p>
+    <w:p>
+      <w:pPr>
+        <w:numPr>
+          <w:ilvl w:val="0"/>
+          <w:numId w:val="37"/>
+        </w:numPr>
+      </w:pPr>
+      <w:r>
+        <w:t>cart_items.variant_id: Khóa ngoại trỏ đến product_variants.</w:t>
+      </w:r>
+    </w:p>
+    <w:p>
+      <w:pPr>
+        <w:numPr>
+          <w:ilvl w:val="0"/>
+          <w:numId w:val="37"/>
+        </w:numPr>
+      </w:pPr>
+      <w:r>
+        <w:t>cart_items.quantity: Số lượng mua.</w:t>
+      </w:r>
+    </w:p>
+    <w:p>
+      <w:r>
+        <w:rPr>
+          <w:b/>
+          <w:bCs/>
+        </w:rPr>
+        <w:t>Bảng point_history</w:t>
+      </w:r>
+      <w:r>
+        <w:t xml:space="preserve"> (Lịch sử điểm thưởng)</w:t>
+      </w:r>
+    </w:p>
+    <w:p>
+      <w:pPr>
+        <w:numPr>
+          <w:ilvl w:val="0"/>
+          <w:numId w:val="38"/>
+        </w:numPr>
+      </w:pPr>
+      <w:r>
+        <w:t>id: Khóa chính.</w:t>
+      </w:r>
+    </w:p>
+    <w:p>
+      <w:pPr>
+        <w:numPr>
+          <w:ilvl w:val="0"/>
+          <w:numId w:val="38"/>
+        </w:numPr>
+      </w:pPr>
+      <w:r>
+        <w:t>user_id: Khóa ngoại trỏ đến users.</w:t>
+      </w:r>
+    </w:p>
+    <w:p>
+      <w:pPr>
+        <w:numPr>
+          <w:ilvl w:val="0"/>
+          <w:numId w:val="38"/>
+        </w:numPr>
+      </w:pPr>
+      <w:r>
+        <w:t>order_id: Khóa ngoại trỏ đến orders (nếu có).</w:t>
+      </w:r>
+    </w:p>
+    <w:p>
+      <w:pPr>
+        <w:numPr>
+          <w:ilvl w:val="0"/>
+          <w:numId w:val="38"/>
+        </w:numPr>
+      </w:pPr>
+      <w:r>
+        <w:t>points: Số điểm (+100 hoặc -50).</w:t>
+      </w:r>
+    </w:p>
+    <w:p>
+      <w:pPr>
+        <w:numPr>
+          <w:ilvl w:val="0"/>
+          <w:numId w:val="38"/>
+        </w:numPr>
+      </w:pPr>
+      <w:r>
+        <w:t>reason: Lý do (Mua hàng, Đổi quà).</w:t>
+      </w:r>
+    </w:p>
+    <w:p>
+      <w:pPr>
+        <w:numPr>
+          <w:ilvl w:val="0"/>
+          <w:numId w:val="38"/>
+        </w:numPr>
+      </w:pPr>
+      <w:r>
+        <w:t>created_at: Dấu thời gian.</w:t>
+      </w:r>
+    </w:p>
+    <w:p>
+      <w:pPr>
+        <w:rPr>
+          <w:b/>
+          <w:bCs/>
+        </w:rPr>
+      </w:pPr>
+      <w:r>
+        <w:rPr>
+          <w:b/>
+          <w:bCs/>
+        </w:rPr>
+        <w:t>4. Nhóm Đơn hàng &amp; Thanh toán (Orders &amp; Payments)</w:t>
+      </w:r>
+    </w:p>
+    <w:p>
+      <w:r>
+        <w:rPr>
+          <w:b/>
+          <w:bCs/>
+        </w:rPr>
+        <w:t>Bảng orders</w:t>
+      </w:r>
+      <w:r>
+        <w:t xml:space="preserve"> (Tổng quan đơn hàng)</w:t>
+      </w:r>
+    </w:p>
+    <w:p>
+      <w:pPr>
+        <w:numPr>
+          <w:ilvl w:val="0"/>
+          <w:numId w:val="39"/>
+        </w:numPr>
+      </w:pPr>
+      <w:r>
+        <w:t>id: Khóa chính.</w:t>
+      </w:r>
+    </w:p>
+    <w:p>
+      <w:pPr>
+        <w:numPr>
+          <w:ilvl w:val="0"/>
+          <w:numId w:val="39"/>
+        </w:numPr>
+      </w:pPr>
+      <w:r>
+        <w:t>order_code: Mã đơn (VD: WIBU20261406).</w:t>
+      </w:r>
+    </w:p>
+    <w:p>
+      <w:pPr>
+        <w:numPr>
+          <w:ilvl w:val="0"/>
+          <w:numId w:val="39"/>
+        </w:numPr>
+      </w:pPr>
+      <w:r>
+        <w:t>user_id: Khóa ngoại trỏ đến users.</w:t>
+      </w:r>
+    </w:p>
+    <w:p>
+      <w:pPr>
+        <w:numPr>
+          <w:ilvl w:val="0"/>
+          <w:numId w:val="39"/>
+        </w:numPr>
+      </w:pPr>
+      <w:r>
+        <w:lastRenderedPageBreak/>
+        <w:t>total_amount: Tổng tiền hàng.</w:t>
+      </w:r>
+    </w:p>
+    <w:p>
+      <w:pPr>
+        <w:numPr>
+          <w:ilvl w:val="0"/>
+          <w:numId w:val="39"/>
+        </w:numPr>
+      </w:pPr>
+      <w:r>
+        <w:t>discount_amount: Số tiền được giảm.</w:t>
+      </w:r>
+    </w:p>
+    <w:p>
+      <w:pPr>
+        <w:numPr>
+          <w:ilvl w:val="0"/>
+          <w:numId w:val="39"/>
+        </w:numPr>
+      </w:pPr>
+      <w:r>
+        <w:t>shipping_fee: Phí giao hàng.</w:t>
+      </w:r>
+    </w:p>
+    <w:p>
+      <w:pPr>
+        <w:numPr>
+          <w:ilvl w:val="0"/>
+          <w:numId w:val="39"/>
+        </w:numPr>
+      </w:pPr>
+      <w:r>
+        <w:t>final_amount: Khách thực trả.</w:t>
+      </w:r>
+    </w:p>
+    <w:p>
+      <w:pPr>
+        <w:numPr>
+          <w:ilvl w:val="0"/>
+          <w:numId w:val="39"/>
+        </w:numPr>
+      </w:pPr>
+      <w:r>
+        <w:t>status: Trạng thái (pending, partial_paid, processing, shipping, completed, cancelled).</w:t>
+      </w:r>
+    </w:p>
+    <w:p>
+      <w:pPr>
+        <w:numPr>
+          <w:ilvl w:val="0"/>
+          <w:numId w:val="39"/>
+        </w:numPr>
+      </w:pPr>
+      <w:r>
+        <w:t>note: Ghi chú của khách.</w:t>
+      </w:r>
+    </w:p>
+    <w:p>
+      <w:r>
+        <w:rPr>
+          <w:b/>
+          <w:bCs/>
+        </w:rPr>
+        <w:t>Bảng order_items</w:t>
+      </w:r>
+      <w:r>
+        <w:t xml:space="preserve"> (Chi tiết đơn)</w:t>
+      </w:r>
+    </w:p>
+    <w:p>
+      <w:pPr>
+        <w:numPr>
+          <w:ilvl w:val="0"/>
+          <w:numId w:val="40"/>
+        </w:numPr>
+      </w:pPr>
+      <w:r>
+        <w:t>id: Khóa chính.</w:t>
+      </w:r>
+    </w:p>
+    <w:p>
+      <w:pPr>
+        <w:numPr>
+          <w:ilvl w:val="0"/>
+          <w:numId w:val="40"/>
+        </w:numPr>
+      </w:pPr>
+      <w:r>
+        <w:t>order_id: Khóa ngoại trỏ đến orders.</w:t>
+      </w:r>
+    </w:p>
+    <w:p>
+      <w:pPr>
+        <w:numPr>
+          <w:ilvl w:val="0"/>
+          <w:numId w:val="40"/>
+        </w:numPr>
+      </w:pPr>
+      <w:r>
+        <w:t>variant_id: Khóa ngoại trỏ đến product_variants.</w:t>
+      </w:r>
+    </w:p>
+    <w:p>
+      <w:pPr>
+        <w:numPr>
+          <w:ilvl w:val="0"/>
+          <w:numId w:val="40"/>
+        </w:numPr>
+      </w:pPr>
+      <w:r>
+        <w:t>quantity: Số lượng.</w:t>
+      </w:r>
+    </w:p>
+    <w:p>
+      <w:pPr>
+        <w:numPr>
+          <w:ilvl w:val="0"/>
+          <w:numId w:val="40"/>
+        </w:numPr>
+      </w:pPr>
+      <w:r>
+        <w:t>price_at_purchase: Giá chốt tại thời điểm mua (bắt buộc để không bị ảnh hưởng khi giá đổi).</w:t>
+      </w:r>
+    </w:p>
+    <w:p>
+      <w:pPr>
+        <w:numPr>
+          <w:ilvl w:val="0"/>
+          <w:numId w:val="40"/>
+        </w:numPr>
+      </w:pPr>
+      <w:r>
+        <w:t>subtotal: Thành tiền.</w:t>
+      </w:r>
+    </w:p>
+    <w:p>
+      <w:r>
+        <w:rPr>
+          <w:b/>
+          <w:bCs/>
+        </w:rPr>
+        <w:t>Bảng payments</w:t>
+      </w:r>
+      <w:r>
+        <w:t xml:space="preserve"> (Luồng thanh toán Pre-order)</w:t>
+      </w:r>
+    </w:p>
+    <w:p>
+      <w:pPr>
+        <w:numPr>
+          <w:ilvl w:val="0"/>
+          <w:numId w:val="41"/>
+        </w:numPr>
+      </w:pPr>
+      <w:r>
+        <w:t>id: Khóa chính.</w:t>
+      </w:r>
+    </w:p>
+    <w:p>
+      <w:pPr>
+        <w:numPr>
+          <w:ilvl w:val="0"/>
+          <w:numId w:val="41"/>
+        </w:numPr>
+      </w:pPr>
+      <w:r>
+        <w:t>order_id: Khóa ngoại trỏ đến orders.</w:t>
+      </w:r>
+    </w:p>
+    <w:p>
+      <w:pPr>
+        <w:numPr>
+          <w:ilvl w:val="0"/>
+          <w:numId w:val="41"/>
+        </w:numPr>
+      </w:pPr>
+      <w:r>
+        <w:t>payment_method: Phương thức (COD, VNPay).</w:t>
+      </w:r>
+    </w:p>
+    <w:p>
+      <w:pPr>
+        <w:numPr>
+          <w:ilvl w:val="0"/>
+          <w:numId w:val="41"/>
+        </w:numPr>
+      </w:pPr>
+      <w:r>
+        <w:t>transaction_id: Mã giao dịch từ cổng thanh toán.</w:t>
+      </w:r>
+    </w:p>
+    <w:p>
+      <w:pPr>
+        <w:numPr>
+          <w:ilvl w:val="0"/>
+          <w:numId w:val="41"/>
+        </w:numPr>
+      </w:pPr>
+      <w:r>
+        <w:t>amount: Số tiền của lần thanh toán này.</w:t>
+      </w:r>
+    </w:p>
+    <w:p>
+      <w:pPr>
+        <w:numPr>
+          <w:ilvl w:val="0"/>
+          <w:numId w:val="41"/>
+        </w:numPr>
+      </w:pPr>
+      <w:r>
+        <w:t>payment_type: Loại thanh toán (deposit - cọc, final_payment - trả nốt, full - trả thẳng).</w:t>
+      </w:r>
+    </w:p>
+    <w:p>
+      <w:pPr>
+        <w:numPr>
+          <w:ilvl w:val="0"/>
+          <w:numId w:val="41"/>
+        </w:numPr>
+      </w:pPr>
+      <w:r>
+        <w:t>status: Trạng thái (success, failed, pending).</w:t>
+      </w:r>
+    </w:p>
+    <w:p>
+      <w:pPr>
+        <w:rPr>
+          <w:b/>
+          <w:bCs/>
+        </w:rPr>
+      </w:pPr>
+      <w:r>
+        <w:rPr>
+          <w:b/>
+          <w:bCs/>
+        </w:rPr>
+        <w:t>5. Nhóm Marketing, Tương tác &amp; Trí tuệ Nhân tạo (AI/ML)</w:t>
+      </w:r>
+    </w:p>
+    <w:p>
+      <w:r>
+        <w:rPr>
+          <w:b/>
+          <w:bCs/>
+        </w:rPr>
+        <w:t>Bảng reviews</w:t>
+      </w:r>
+      <w:r>
+        <w:t xml:space="preserve"> (Đánh giá &amp; Phân tích NLP)</w:t>
+      </w:r>
+    </w:p>
+    <w:p>
+      <w:pPr>
+        <w:numPr>
+          <w:ilvl w:val="0"/>
+          <w:numId w:val="42"/>
+        </w:numPr>
+      </w:pPr>
+      <w:r>
+        <w:t>id: Khóa chính.</w:t>
+      </w:r>
+    </w:p>
+    <w:p>
+      <w:pPr>
+        <w:numPr>
+          <w:ilvl w:val="0"/>
+          <w:numId w:val="42"/>
+        </w:numPr>
+      </w:pPr>
+      <w:r>
+        <w:t>user_id: Khóa ngoại trỏ đến users.</w:t>
+      </w:r>
+    </w:p>
+    <w:p>
+      <w:pPr>
+        <w:numPr>
+          <w:ilvl w:val="0"/>
+          <w:numId w:val="42"/>
+        </w:numPr>
+      </w:pPr>
+      <w:r>
+        <w:t>product_id: Khóa ngoại trỏ đến products.</w:t>
+      </w:r>
+    </w:p>
+    <w:p>
+      <w:pPr>
+        <w:numPr>
+          <w:ilvl w:val="0"/>
+          <w:numId w:val="42"/>
+        </w:numPr>
+      </w:pPr>
+      <w:r>
+        <w:lastRenderedPageBreak/>
+        <w:t>rating: Điểm sao (1-5).</w:t>
+      </w:r>
+    </w:p>
+    <w:p>
+      <w:pPr>
+        <w:numPr>
+          <w:ilvl w:val="0"/>
+          <w:numId w:val="42"/>
+        </w:numPr>
+      </w:pPr>
+      <w:r>
+        <w:t>comment: Nội dung đánh giá.</w:t>
+      </w:r>
+    </w:p>
+    <w:p>
+      <w:pPr>
+        <w:numPr>
+          <w:ilvl w:val="0"/>
+          <w:numId w:val="42"/>
+        </w:numPr>
+      </w:pPr>
+      <w:r>
+        <w:t>image_urls: Chuỗi JSON chứa danh sách ảnh feedback.</w:t>
+      </w:r>
+    </w:p>
+    <w:p>
+      <w:pPr>
+        <w:numPr>
+          <w:ilvl w:val="0"/>
+          <w:numId w:val="42"/>
+        </w:numPr>
+      </w:pPr>
+      <w:r>
+        <w:t>status: Trạng thái hiển thị (pending, approved).</w:t>
+      </w:r>
+    </w:p>
+    <w:p>
+      <w:pPr>
+        <w:numPr>
+          <w:ilvl w:val="0"/>
+          <w:numId w:val="42"/>
+        </w:numPr>
+      </w:pPr>
+      <w:r>
+        <w:t>ai_sentiment: (Cột cho AI) Nhãn cảm xúc (positive, negative, neutral).</w:t>
+      </w:r>
+    </w:p>
+    <w:p>
+      <w:pPr>
+        <w:numPr>
+          <w:ilvl w:val="0"/>
+          <w:numId w:val="42"/>
+        </w:numPr>
+      </w:pPr>
+      <w:r>
+        <w:t>ai_confidence_score: (Cột cho AI) Độ tự tin của mô hình dự đoán (VD: 0.92).</w:t>
+      </w:r>
+    </w:p>
+    <w:p>
+      <w:r>
+        <w:rPr>
+          <w:b/>
+          <w:bCs/>
+        </w:rPr>
+        <w:t>Bảng product_views</w:t>
+      </w:r>
+      <w:r>
+        <w:t xml:space="preserve"> (Dữ liệu cho K-means Clustering)</w:t>
+      </w:r>
+    </w:p>
+    <w:p>
+      <w:pPr>
+        <w:numPr>
+          <w:ilvl w:val="0"/>
+          <w:numId w:val="43"/>
+        </w:numPr>
+      </w:pPr>
+      <w:r>
+        <w:t>id: Khóa chính.</w:t>
+      </w:r>
+    </w:p>
+    <w:p>
+      <w:pPr>
+        <w:numPr>
+          <w:ilvl w:val="0"/>
+          <w:numId w:val="43"/>
+        </w:numPr>
+      </w:pPr>
+      <w:r>
+        <w:t>user_id: Khóa ngoại trỏ đến users (nếu đã login) hoặc chuỗi định danh device.</w:t>
+      </w:r>
+    </w:p>
+    <w:p>
+      <w:pPr>
+        <w:numPr>
+          <w:ilvl w:val="0"/>
+          <w:numId w:val="43"/>
+        </w:numPr>
+      </w:pPr>
+      <w:r>
+        <w:t>product_id: Khóa ngoại trỏ đến products.</w:t>
+      </w:r>
+    </w:p>
+    <w:p>
+      <w:pPr>
+        <w:numPr>
+          <w:ilvl w:val="0"/>
+          <w:numId w:val="43"/>
+        </w:numPr>
+      </w:pPr>
+      <w:r>
+        <w:t>view_count: Số lần đã xem sản phẩm này.</w:t>
+      </w:r>
+    </w:p>
+    <w:p>
+      <w:pPr>
+        <w:numPr>
+          <w:ilvl w:val="0"/>
+          <w:numId w:val="43"/>
+        </w:numPr>
+      </w:pPr>
+      <w:r>
+        <w:t>last_viewed_at: Lần xem gần nhất.</w:t>
+      </w:r>
+    </w:p>
+    <w:p>
+      <w:r>
+        <w:rPr>
+          <w:b/>
+          <w:bCs/>
+        </w:rPr>
+        <w:t>Bảng coupons</w:t>
+      </w:r>
+      <w:r>
+        <w:t xml:space="preserve"> (Mã giảm giá)</w:t>
+      </w:r>
+    </w:p>
+    <w:p>
+      <w:pPr>
+        <w:numPr>
+          <w:ilvl w:val="0"/>
+          <w:numId w:val="44"/>
+        </w:numPr>
+      </w:pPr>
+      <w:r>
+        <w:t>id: Khóa chính.</w:t>
+      </w:r>
+    </w:p>
+    <w:p>
+      <w:pPr>
+        <w:numPr>
+          <w:ilvl w:val="0"/>
+          <w:numId w:val="44"/>
+        </w:numPr>
+      </w:pPr>
+      <w:r>
+        <w:t>code: Mã nhập (VD: SAKURA10).</w:t>
+      </w:r>
+    </w:p>
+    <w:p>
+      <w:pPr>
+        <w:numPr>
+          <w:ilvl w:val="0"/>
+          <w:numId w:val="44"/>
+        </w:numPr>
+      </w:pPr>
+      <w:r>
+        <w:t>type: Loại giảm (percent, fixed).</w:t>
+      </w:r>
+    </w:p>
+    <w:p>
+      <w:pPr>
+        <w:numPr>
+          <w:ilvl w:val="0"/>
+          <w:numId w:val="44"/>
+        </w:numPr>
+      </w:pPr>
+      <w:r>
+        <w:t>value: Giá trị giảm.</w:t>
+      </w:r>
+    </w:p>
+    <w:p>
+      <w:pPr>
+        <w:numPr>
+          <w:ilvl w:val="0"/>
+          <w:numId w:val="44"/>
+        </w:numPr>
+      </w:pPr>
+      <w:r>
+        <w:t>min_order_value: Đơn tối thiểu.</w:t>
+      </w:r>
+    </w:p>
+    <w:p>
+      <w:pPr>
+        <w:numPr>
+          <w:ilvl w:val="0"/>
+          <w:numId w:val="44"/>
+        </w:numPr>
+      </w:pPr>
+      <w:r>
+        <w:t>valid_from, valid_to: Thời hạn sử dụng.</w:t>
       </w:r>
     </w:p>
     <w:p/>
@@ -1460,6 +3051,155 @@
 <file path=word/numbering.xml><?xml version="1.0" encoding="utf-8"?>
 <w:numbering xmlns:wpc="http://schemas.microsoft.com/office/word/2010/wordprocessingCanvas" xmlns:cx="http://schemas.microsoft.com/office/drawing/2014/chartex" xmlns:cx1="http://schemas.microsoft.com/office/drawing/2015/9/8/chartex" xmlns:cx2="http://schemas.microsoft.com/office/drawing/2015/10/21/chartex" xmlns:cx3="http://schemas.microsoft.com/office/drawing/2016/5/9/chartex" xmlns:cx4="http://schemas.microsoft.com/office/drawing/2016/5/10/chartex" xmlns:cx5="http://schemas.microsoft.com/office/drawing/2016/5/11/chartex" xmlns:cx6="http://schemas.microsoft.com/office/drawing/2016/5/12/chartex" xmlns:cx7="http://schemas.microsoft.com/office/drawing/2016/5/13/chartex" xmlns:cx8="http://schemas.microsoft.com/office/drawing/2016/5/14/chartex" xmlns:mc="http://schemas.openxmlformats.org/markup-compatibility/2006" xmlns:aink="http://schemas.microsoft.com/office/drawing/2016/ink" xmlns:am3d="http://schemas.microsoft.com/office/drawing/2017/model3d" xmlns:o="urn:schemas-microsoft-com:office:office" xmlns:oel="http://schemas.microsoft.com/office/2019/extlst" xmlns:r="http://schemas.openxmlformats.org/officeDocument/2006/relationships" xmlns:m="http://schemas.openxmlformats.org/officeDocument/2006/math" xmlns:v="urn:schemas-microsoft-com:vml" xmlns:wp14="http://schemas.microsoft.com/office/word/2010/wordprocessingDrawing" xmlns:wp="http://schemas.openxmlformats.org/drawingml/2006/wordprocessingDrawing" xmlns:w10="urn:schemas-microsoft-com:office:word" xmlns:w="http://schemas.openxmlformats.org/wordprocessingml/2006/main" xmlns:w14="http://schemas.microsoft.com/office/word/2010/wordml" xmlns:w15="http://schemas.microsoft.com/office/word/2012/wordml" xmlns:w16cex="http://schemas.microsoft.com/office/word/2018/wordml/cex" xmlns:w16cid="http://schemas.microsoft.com/office/word/2016/wordml/cid" xmlns:w16="http://schemas.microsoft.com/office/word/2018/wordml" xmlns:w16du="http://schemas.microsoft.com/office/word/2023/wordml/word16du" xmlns:w16sdtdh="http://schemas.microsoft.com/office/word/2020/wordml/sdtdatahash" xmlns:w16sdtfl="http://schemas.microsoft.com/office/word/2024/wordml/sdtformatlock" xmlns:w16se="http://schemas.microsoft.com/office/word/2015/wordml/symex" xmlns:wpg="http://schemas.microsoft.com/office/word/2010/wordprocessingGroup" xmlns:wpi="http://schemas.microsoft.com/office/word/2010/wordprocessingInk" xmlns:wne="http://schemas.microsoft.com/office/word/2006/wordml" xmlns:wps="http://schemas.microsoft.com/office/word/2010/wordprocessingShape" mc:Ignorable="w14 w15 w16se w16cid w16 w16cex w16sdtdh w16sdtfl w16du wp14">
   <w:abstractNum w:abstractNumId="0" w15:restartNumberingAfterBreak="0">
+    <w:nsid w:val="04A138A1"/>
+    <w:multiLevelType w:val="multilevel"/>
+    <w:tmpl w:val="6E74DA44"/>
+    <w:lvl w:ilvl="0">
+      <w:start w:val="1"/>
+      <w:numFmt w:val="bullet"/>
+      <w:lvlText w:val=""/>
+      <w:lvlJc w:val="left"/>
+      <w:pPr>
+        <w:tabs>
+          <w:tab w:val="num" w:pos="720"/>
+        </w:tabs>
+        <w:ind w:left="720" w:hanging="360"/>
+      </w:pPr>
+      <w:rPr>
+        <w:rFonts w:ascii="Symbol" w:hAnsi="Symbol" w:hint="default"/>
+        <w:sz w:val="20"/>
+      </w:rPr>
+    </w:lvl>
+    <w:lvl w:ilvl="1" w:tentative="1">
+      <w:start w:val="1"/>
+      <w:numFmt w:val="bullet"/>
+      <w:lvlText w:val="o"/>
+      <w:lvlJc w:val="left"/>
+      <w:pPr>
+        <w:tabs>
+          <w:tab w:val="num" w:pos="1440"/>
+        </w:tabs>
+        <w:ind w:left="1440" w:hanging="360"/>
+      </w:pPr>
+      <w:rPr>
+        <w:rFonts w:ascii="Courier New" w:hAnsi="Courier New" w:hint="default"/>
+        <w:sz w:val="20"/>
+      </w:rPr>
+    </w:lvl>
+    <w:lvl w:ilvl="2" w:tentative="1">
+      <w:start w:val="1"/>
+      <w:numFmt w:val="bullet"/>
+      <w:lvlText w:val=""/>
+      <w:lvlJc w:val="left"/>
+      <w:pPr>
+        <w:tabs>
+          <w:tab w:val="num" w:pos="2160"/>
+        </w:tabs>
+        <w:ind w:left="2160" w:hanging="360"/>
+      </w:pPr>
+      <w:rPr>
+        <w:rFonts w:ascii="Wingdings" w:hAnsi="Wingdings" w:hint="default"/>
+        <w:sz w:val="20"/>
+      </w:rPr>
+    </w:lvl>
+    <w:lvl w:ilvl="3" w:tentative="1">
+      <w:start w:val="1"/>
+      <w:numFmt w:val="bullet"/>
+      <w:lvlText w:val=""/>
+      <w:lvlJc w:val="left"/>
+      <w:pPr>
+        <w:tabs>
+          <w:tab w:val="num" w:pos="2880"/>
+        </w:tabs>
+        <w:ind w:left="2880" w:hanging="360"/>
+      </w:pPr>
+      <w:rPr>
+        <w:rFonts w:ascii="Wingdings" w:hAnsi="Wingdings" w:hint="default"/>
+        <w:sz w:val="20"/>
+      </w:rPr>
+    </w:lvl>
+    <w:lvl w:ilvl="4" w:tentative="1">
+      <w:start w:val="1"/>
+      <w:numFmt w:val="bullet"/>
+      <w:lvlText w:val=""/>
+      <w:lvlJc w:val="left"/>
+      <w:pPr>
+        <w:tabs>
+          <w:tab w:val="num" w:pos="3600"/>
+        </w:tabs>
+        <w:ind w:left="3600" w:hanging="360"/>
+      </w:pPr>
+      <w:rPr>
+        <w:rFonts w:ascii="Wingdings" w:hAnsi="Wingdings" w:hint="default"/>
+        <w:sz w:val="20"/>
+      </w:rPr>
+    </w:lvl>
+    <w:lvl w:ilvl="5" w:tentative="1">
+      <w:start w:val="1"/>
+      <w:numFmt w:val="bullet"/>
+      <w:lvlText w:val=""/>
+      <w:lvlJc w:val="left"/>
+      <w:pPr>
+        <w:tabs>
+          <w:tab w:val="num" w:pos="4320"/>
+        </w:tabs>
+        <w:ind w:left="4320" w:hanging="360"/>
+      </w:pPr>
+      <w:rPr>
+        <w:rFonts w:ascii="Wingdings" w:hAnsi="Wingdings" w:hint="default"/>
+        <w:sz w:val="20"/>
+      </w:rPr>
+    </w:lvl>
+    <w:lvl w:ilvl="6" w:tentative="1">
+      <w:start w:val="1"/>
+      <w:numFmt w:val="bullet"/>
+      <w:lvlText w:val=""/>
+      <w:lvlJc w:val="left"/>
+      <w:pPr>
+        <w:tabs>
+          <w:tab w:val="num" w:pos="5040"/>
+        </w:tabs>
+        <w:ind w:left="5040" w:hanging="360"/>
+      </w:pPr>
+      <w:rPr>
+        <w:rFonts w:ascii="Wingdings" w:hAnsi="Wingdings" w:hint="default"/>
+        <w:sz w:val="20"/>
+      </w:rPr>
+    </w:lvl>
+    <w:lvl w:ilvl="7" w:tentative="1">
+      <w:start w:val="1"/>
+      <w:numFmt w:val="bullet"/>
+      <w:lvlText w:val=""/>
+      <w:lvlJc w:val="left"/>
+      <w:pPr>
+        <w:tabs>
+          <w:tab w:val="num" w:pos="5760"/>
+        </w:tabs>
+        <w:ind w:left="5760" w:hanging="360"/>
+      </w:pPr>
+      <w:rPr>
+        <w:rFonts w:ascii="Wingdings" w:hAnsi="Wingdings" w:hint="default"/>
+        <w:sz w:val="20"/>
+      </w:rPr>
+    </w:lvl>
+    <w:lvl w:ilvl="8" w:tentative="1">
+      <w:start w:val="1"/>
+      <w:numFmt w:val="bullet"/>
+      <w:lvlText w:val=""/>
+      <w:lvlJc w:val="left"/>
+      <w:pPr>
+        <w:tabs>
+          <w:tab w:val="num" w:pos="6480"/>
+        </w:tabs>
+        <w:ind w:left="6480" w:hanging="360"/>
+      </w:pPr>
+      <w:rPr>
+        <w:rFonts w:ascii="Wingdings" w:hAnsi="Wingdings" w:hint="default"/>
+        <w:sz w:val="20"/>
+      </w:rPr>
+    </w:lvl>
+  </w:abstractNum>
+  <w:abstractNum w:abstractNumId="1" w15:restartNumberingAfterBreak="0">
     <w:nsid w:val="0710344A"/>
     <w:multiLevelType w:val="multilevel"/>
     <w:tmpl w:val="95CE7B4C"/>
@@ -1608,7 +3348,156 @@
       </w:rPr>
     </w:lvl>
   </w:abstractNum>
-  <w:abstractNum w:abstractNumId="1" w15:restartNumberingAfterBreak="0">
+  <w:abstractNum w:abstractNumId="2" w15:restartNumberingAfterBreak="0">
+    <w:nsid w:val="0999568D"/>
+    <w:multiLevelType w:val="multilevel"/>
+    <w:tmpl w:val="340868CE"/>
+    <w:lvl w:ilvl="0">
+      <w:start w:val="1"/>
+      <w:numFmt w:val="bullet"/>
+      <w:lvlText w:val=""/>
+      <w:lvlJc w:val="left"/>
+      <w:pPr>
+        <w:tabs>
+          <w:tab w:val="num" w:pos="720"/>
+        </w:tabs>
+        <w:ind w:left="720" w:hanging="360"/>
+      </w:pPr>
+      <w:rPr>
+        <w:rFonts w:ascii="Symbol" w:hAnsi="Symbol" w:hint="default"/>
+        <w:sz w:val="20"/>
+      </w:rPr>
+    </w:lvl>
+    <w:lvl w:ilvl="1" w:tentative="1">
+      <w:start w:val="1"/>
+      <w:numFmt w:val="bullet"/>
+      <w:lvlText w:val="o"/>
+      <w:lvlJc w:val="left"/>
+      <w:pPr>
+        <w:tabs>
+          <w:tab w:val="num" w:pos="1440"/>
+        </w:tabs>
+        <w:ind w:left="1440" w:hanging="360"/>
+      </w:pPr>
+      <w:rPr>
+        <w:rFonts w:ascii="Courier New" w:hAnsi="Courier New" w:hint="default"/>
+        <w:sz w:val="20"/>
+      </w:rPr>
+    </w:lvl>
+    <w:lvl w:ilvl="2" w:tentative="1">
+      <w:start w:val="1"/>
+      <w:numFmt w:val="bullet"/>
+      <w:lvlText w:val=""/>
+      <w:lvlJc w:val="left"/>
+      <w:pPr>
+        <w:tabs>
+          <w:tab w:val="num" w:pos="2160"/>
+        </w:tabs>
+        <w:ind w:left="2160" w:hanging="360"/>
+      </w:pPr>
+      <w:rPr>
+        <w:rFonts w:ascii="Wingdings" w:hAnsi="Wingdings" w:hint="default"/>
+        <w:sz w:val="20"/>
+      </w:rPr>
+    </w:lvl>
+    <w:lvl w:ilvl="3" w:tentative="1">
+      <w:start w:val="1"/>
+      <w:numFmt w:val="bullet"/>
+      <w:lvlText w:val=""/>
+      <w:lvlJc w:val="left"/>
+      <w:pPr>
+        <w:tabs>
+          <w:tab w:val="num" w:pos="2880"/>
+        </w:tabs>
+        <w:ind w:left="2880" w:hanging="360"/>
+      </w:pPr>
+      <w:rPr>
+        <w:rFonts w:ascii="Wingdings" w:hAnsi="Wingdings" w:hint="default"/>
+        <w:sz w:val="20"/>
+      </w:rPr>
+    </w:lvl>
+    <w:lvl w:ilvl="4" w:tentative="1">
+      <w:start w:val="1"/>
+      <w:numFmt w:val="bullet"/>
+      <w:lvlText w:val=""/>
+      <w:lvlJc w:val="left"/>
+      <w:pPr>
+        <w:tabs>
+          <w:tab w:val="num" w:pos="3600"/>
+        </w:tabs>
+        <w:ind w:left="3600" w:hanging="360"/>
+      </w:pPr>
+      <w:rPr>
+        <w:rFonts w:ascii="Wingdings" w:hAnsi="Wingdings" w:hint="default"/>
+        <w:sz w:val="20"/>
+      </w:rPr>
+    </w:lvl>
+    <w:lvl w:ilvl="5" w:tentative="1">
+      <w:start w:val="1"/>
+      <w:numFmt w:val="bullet"/>
+      <w:lvlText w:val=""/>
+      <w:lvlJc w:val="left"/>
+      <w:pPr>
+        <w:tabs>
+          <w:tab w:val="num" w:pos="4320"/>
+        </w:tabs>
+        <w:ind w:left="4320" w:hanging="360"/>
+      </w:pPr>
+      <w:rPr>
+        <w:rFonts w:ascii="Wingdings" w:hAnsi="Wingdings" w:hint="default"/>
+        <w:sz w:val="20"/>
+      </w:rPr>
+    </w:lvl>
+    <w:lvl w:ilvl="6" w:tentative="1">
+      <w:start w:val="1"/>
+      <w:numFmt w:val="bullet"/>
+      <w:lvlText w:val=""/>
+      <w:lvlJc w:val="left"/>
+      <w:pPr>
+        <w:tabs>
+          <w:tab w:val="num" w:pos="5040"/>
+        </w:tabs>
+        <w:ind w:left="5040" w:hanging="360"/>
+      </w:pPr>
+      <w:rPr>
+        <w:rFonts w:ascii="Wingdings" w:hAnsi="Wingdings" w:hint="default"/>
+        <w:sz w:val="20"/>
+      </w:rPr>
+    </w:lvl>
+    <w:lvl w:ilvl="7" w:tentative="1">
+      <w:start w:val="1"/>
+      <w:numFmt w:val="bullet"/>
+      <w:lvlText w:val=""/>
+      <w:lvlJc w:val="left"/>
+      <w:pPr>
+        <w:tabs>
+          <w:tab w:val="num" w:pos="5760"/>
+        </w:tabs>
+        <w:ind w:left="5760" w:hanging="360"/>
+      </w:pPr>
+      <w:rPr>
+        <w:rFonts w:ascii="Wingdings" w:hAnsi="Wingdings" w:hint="default"/>
+        <w:sz w:val="20"/>
+      </w:rPr>
+    </w:lvl>
+    <w:lvl w:ilvl="8" w:tentative="1">
+      <w:start w:val="1"/>
+      <w:numFmt w:val="bullet"/>
+      <w:lvlText w:val=""/>
+      <w:lvlJc w:val="left"/>
+      <w:pPr>
+        <w:tabs>
+          <w:tab w:val="num" w:pos="6480"/>
+        </w:tabs>
+        <w:ind w:left="6480" w:hanging="360"/>
+      </w:pPr>
+      <w:rPr>
+        <w:rFonts w:ascii="Wingdings" w:hAnsi="Wingdings" w:hint="default"/>
+        <w:sz w:val="20"/>
+      </w:rPr>
+    </w:lvl>
+  </w:abstractNum>
+  <w:abstractNum w:abstractNumId="3" w15:restartNumberingAfterBreak="0">
     <w:nsid w:val="0BAC7BC2"/>
     <w:multiLevelType w:val="multilevel"/>
     <w:tmpl w:val="4FD2A546"/>
@@ -1757,7 +3646,7 @@
       </w:rPr>
     </w:lvl>
   </w:abstractNum>
-  <w:abstractNum w:abstractNumId="2" w15:restartNumberingAfterBreak="0">
+  <w:abstractNum w:abstractNumId="4" w15:restartNumberingAfterBreak="0">
     <w:nsid w:val="0C6D65E0"/>
     <w:multiLevelType w:val="multilevel"/>
     <w:tmpl w:val="098208CA"/>
@@ -1906,7 +3795,7 @@
       </w:rPr>
     </w:lvl>
   </w:abstractNum>
-  <w:abstractNum w:abstractNumId="3" w15:restartNumberingAfterBreak="0">
+  <w:abstractNum w:abstractNumId="5" w15:restartNumberingAfterBreak="0">
     <w:nsid w:val="0C9A1A2F"/>
     <w:multiLevelType w:val="multilevel"/>
     <w:tmpl w:val="8BACEF88"/>
@@ -2055,7 +3944,305 @@
       </w:rPr>
     </w:lvl>
   </w:abstractNum>
-  <w:abstractNum w:abstractNumId="4" w15:restartNumberingAfterBreak="0">
+  <w:abstractNum w:abstractNumId="6" w15:restartNumberingAfterBreak="0">
+    <w:nsid w:val="0EB02D07"/>
+    <w:multiLevelType w:val="multilevel"/>
+    <w:tmpl w:val="51F8FB50"/>
+    <w:lvl w:ilvl="0">
+      <w:start w:val="1"/>
+      <w:numFmt w:val="bullet"/>
+      <w:lvlText w:val=""/>
+      <w:lvlJc w:val="left"/>
+      <w:pPr>
+        <w:tabs>
+          <w:tab w:val="num" w:pos="720"/>
+        </w:tabs>
+        <w:ind w:left="720" w:hanging="360"/>
+      </w:pPr>
+      <w:rPr>
+        <w:rFonts w:ascii="Symbol" w:hAnsi="Symbol" w:hint="default"/>
+        <w:sz w:val="20"/>
+      </w:rPr>
+    </w:lvl>
+    <w:lvl w:ilvl="1" w:tentative="1">
+      <w:start w:val="1"/>
+      <w:numFmt w:val="bullet"/>
+      <w:lvlText w:val="o"/>
+      <w:lvlJc w:val="left"/>
+      <w:pPr>
+        <w:tabs>
+          <w:tab w:val="num" w:pos="1440"/>
+        </w:tabs>
+        <w:ind w:left="1440" w:hanging="360"/>
+      </w:pPr>
+      <w:rPr>
+        <w:rFonts w:ascii="Courier New" w:hAnsi="Courier New" w:hint="default"/>
+        <w:sz w:val="20"/>
+      </w:rPr>
+    </w:lvl>
+    <w:lvl w:ilvl="2" w:tentative="1">
+      <w:start w:val="1"/>
+      <w:numFmt w:val="bullet"/>
+      <w:lvlText w:val=""/>
+      <w:lvlJc w:val="left"/>
+      <w:pPr>
+        <w:tabs>
+          <w:tab w:val="num" w:pos="2160"/>
+        </w:tabs>
+        <w:ind w:left="2160" w:hanging="360"/>
+      </w:pPr>
+      <w:rPr>
+        <w:rFonts w:ascii="Wingdings" w:hAnsi="Wingdings" w:hint="default"/>
+        <w:sz w:val="20"/>
+      </w:rPr>
+    </w:lvl>
+    <w:lvl w:ilvl="3" w:tentative="1">
+      <w:start w:val="1"/>
+      <w:numFmt w:val="bullet"/>
+      <w:lvlText w:val=""/>
+      <w:lvlJc w:val="left"/>
+      <w:pPr>
+        <w:tabs>
+          <w:tab w:val="num" w:pos="2880"/>
+        </w:tabs>
+        <w:ind w:left="2880" w:hanging="360"/>
+      </w:pPr>
+      <w:rPr>
+        <w:rFonts w:ascii="Wingdings" w:hAnsi="Wingdings" w:hint="default"/>
+        <w:sz w:val="20"/>
+      </w:rPr>
+    </w:lvl>
+    <w:lvl w:ilvl="4" w:tentative="1">
+      <w:start w:val="1"/>
+      <w:numFmt w:val="bullet"/>
+      <w:lvlText w:val=""/>
+      <w:lvlJc w:val="left"/>
+      <w:pPr>
+        <w:tabs>
+          <w:tab w:val="num" w:pos="3600"/>
+        </w:tabs>
+        <w:ind w:left="3600" w:hanging="360"/>
+      </w:pPr>
+      <w:rPr>
+        <w:rFonts w:ascii="Wingdings" w:hAnsi="Wingdings" w:hint="default"/>
+        <w:sz w:val="20"/>
+      </w:rPr>
+    </w:lvl>
+    <w:lvl w:ilvl="5" w:tentative="1">
+      <w:start w:val="1"/>
+      <w:numFmt w:val="bullet"/>
+      <w:lvlText w:val=""/>
+      <w:lvlJc w:val="left"/>
+      <w:pPr>
+        <w:tabs>
+          <w:tab w:val="num" w:pos="4320"/>
+        </w:tabs>
+        <w:ind w:left="4320" w:hanging="360"/>
+      </w:pPr>
+      <w:rPr>
+        <w:rFonts w:ascii="Wingdings" w:hAnsi="Wingdings" w:hint="default"/>
+        <w:sz w:val="20"/>
+      </w:rPr>
+    </w:lvl>
+    <w:lvl w:ilvl="6" w:tentative="1">
+      <w:start w:val="1"/>
+      <w:numFmt w:val="bullet"/>
+      <w:lvlText w:val=""/>
+      <w:lvlJc w:val="left"/>
+      <w:pPr>
+        <w:tabs>
+          <w:tab w:val="num" w:pos="5040"/>
+        </w:tabs>
+        <w:ind w:left="5040" w:hanging="360"/>
+      </w:pPr>
+      <w:rPr>
+        <w:rFonts w:ascii="Wingdings" w:hAnsi="Wingdings" w:hint="default"/>
+        <w:sz w:val="20"/>
+      </w:rPr>
+    </w:lvl>
+    <w:lvl w:ilvl="7" w:tentative="1">
+      <w:start w:val="1"/>
+      <w:numFmt w:val="bullet"/>
+      <w:lvlText w:val=""/>
+      <w:lvlJc w:val="left"/>
+      <w:pPr>
+        <w:tabs>
+          <w:tab w:val="num" w:pos="5760"/>
+        </w:tabs>
+        <w:ind w:left="5760" w:hanging="360"/>
+      </w:pPr>
+      <w:rPr>
+        <w:rFonts w:ascii="Wingdings" w:hAnsi="Wingdings" w:hint="default"/>
+        <w:sz w:val="20"/>
+      </w:rPr>
+    </w:lvl>
+    <w:lvl w:ilvl="8" w:tentative="1">
+      <w:start w:val="1"/>
+      <w:numFmt w:val="bullet"/>
+      <w:lvlText w:val=""/>
+      <w:lvlJc w:val="left"/>
+      <w:pPr>
+        <w:tabs>
+          <w:tab w:val="num" w:pos="6480"/>
+        </w:tabs>
+        <w:ind w:left="6480" w:hanging="360"/>
+      </w:pPr>
+      <w:rPr>
+        <w:rFonts w:ascii="Wingdings" w:hAnsi="Wingdings" w:hint="default"/>
+        <w:sz w:val="20"/>
+      </w:rPr>
+    </w:lvl>
+  </w:abstractNum>
+  <w:abstractNum w:abstractNumId="7" w15:restartNumberingAfterBreak="0">
+    <w:nsid w:val="10CE657A"/>
+    <w:multiLevelType w:val="multilevel"/>
+    <w:tmpl w:val="97644A54"/>
+    <w:lvl w:ilvl="0">
+      <w:start w:val="1"/>
+      <w:numFmt w:val="bullet"/>
+      <w:lvlText w:val=""/>
+      <w:lvlJc w:val="left"/>
+      <w:pPr>
+        <w:tabs>
+          <w:tab w:val="num" w:pos="720"/>
+        </w:tabs>
+        <w:ind w:left="720" w:hanging="360"/>
+      </w:pPr>
+      <w:rPr>
+        <w:rFonts w:ascii="Symbol" w:hAnsi="Symbol" w:hint="default"/>
+        <w:sz w:val="20"/>
+      </w:rPr>
+    </w:lvl>
+    <w:lvl w:ilvl="1" w:tentative="1">
+      <w:start w:val="1"/>
+      <w:numFmt w:val="bullet"/>
+      <w:lvlText w:val="o"/>
+      <w:lvlJc w:val="left"/>
+      <w:pPr>
+        <w:tabs>
+          <w:tab w:val="num" w:pos="1440"/>
+        </w:tabs>
+        <w:ind w:left="1440" w:hanging="360"/>
+      </w:pPr>
+      <w:rPr>
+        <w:rFonts w:ascii="Courier New" w:hAnsi="Courier New" w:hint="default"/>
+        <w:sz w:val="20"/>
+      </w:rPr>
+    </w:lvl>
+    <w:lvl w:ilvl="2" w:tentative="1">
+      <w:start w:val="1"/>
+      <w:numFmt w:val="bullet"/>
+      <w:lvlText w:val=""/>
+      <w:lvlJc w:val="left"/>
+      <w:pPr>
+        <w:tabs>
+          <w:tab w:val="num" w:pos="2160"/>
+        </w:tabs>
+        <w:ind w:left="2160" w:hanging="360"/>
+      </w:pPr>
+      <w:rPr>
+        <w:rFonts w:ascii="Wingdings" w:hAnsi="Wingdings" w:hint="default"/>
+        <w:sz w:val="20"/>
+      </w:rPr>
+    </w:lvl>
+    <w:lvl w:ilvl="3" w:tentative="1">
+      <w:start w:val="1"/>
+      <w:numFmt w:val="bullet"/>
+      <w:lvlText w:val=""/>
+      <w:lvlJc w:val="left"/>
+      <w:pPr>
+        <w:tabs>
+          <w:tab w:val="num" w:pos="2880"/>
+        </w:tabs>
+        <w:ind w:left="2880" w:hanging="360"/>
+      </w:pPr>
+      <w:rPr>
+        <w:rFonts w:ascii="Wingdings" w:hAnsi="Wingdings" w:hint="default"/>
+        <w:sz w:val="20"/>
+      </w:rPr>
+    </w:lvl>
+    <w:lvl w:ilvl="4" w:tentative="1">
+      <w:start w:val="1"/>
+      <w:numFmt w:val="bullet"/>
+      <w:lvlText w:val=""/>
+      <w:lvlJc w:val="left"/>
+      <w:pPr>
+        <w:tabs>
+          <w:tab w:val="num" w:pos="3600"/>
+        </w:tabs>
+        <w:ind w:left="3600" w:hanging="360"/>
+      </w:pPr>
+      <w:rPr>
+        <w:rFonts w:ascii="Wingdings" w:hAnsi="Wingdings" w:hint="default"/>
+        <w:sz w:val="20"/>
+      </w:rPr>
+    </w:lvl>
+    <w:lvl w:ilvl="5" w:tentative="1">
+      <w:start w:val="1"/>
+      <w:numFmt w:val="bullet"/>
+      <w:lvlText w:val=""/>
+      <w:lvlJc w:val="left"/>
+      <w:pPr>
+        <w:tabs>
+          <w:tab w:val="num" w:pos="4320"/>
+        </w:tabs>
+        <w:ind w:left="4320" w:hanging="360"/>
+      </w:pPr>
+      <w:rPr>
+        <w:rFonts w:ascii="Wingdings" w:hAnsi="Wingdings" w:hint="default"/>
+        <w:sz w:val="20"/>
+      </w:rPr>
+    </w:lvl>
+    <w:lvl w:ilvl="6" w:tentative="1">
+      <w:start w:val="1"/>
+      <w:numFmt w:val="bullet"/>
+      <w:lvlText w:val=""/>
+      <w:lvlJc w:val="left"/>
+      <w:pPr>
+        <w:tabs>
+          <w:tab w:val="num" w:pos="5040"/>
+        </w:tabs>
+        <w:ind w:left="5040" w:hanging="360"/>
+      </w:pPr>
+      <w:rPr>
+        <w:rFonts w:ascii="Wingdings" w:hAnsi="Wingdings" w:hint="default"/>
+        <w:sz w:val="20"/>
+      </w:rPr>
+    </w:lvl>
+    <w:lvl w:ilvl="7" w:tentative="1">
+      <w:start w:val="1"/>
+      <w:numFmt w:val="bullet"/>
+      <w:lvlText w:val=""/>
+      <w:lvlJc w:val="left"/>
+      <w:pPr>
+        <w:tabs>
+          <w:tab w:val="num" w:pos="5760"/>
+        </w:tabs>
+        <w:ind w:left="5760" w:hanging="360"/>
+      </w:pPr>
+      <w:rPr>
+        <w:rFonts w:ascii="Wingdings" w:hAnsi="Wingdings" w:hint="default"/>
+        <w:sz w:val="20"/>
+      </w:rPr>
+    </w:lvl>
+    <w:lvl w:ilvl="8" w:tentative="1">
+      <w:start w:val="1"/>
+      <w:numFmt w:val="bullet"/>
+      <w:lvlText w:val=""/>
+      <w:lvlJc w:val="left"/>
+      <w:pPr>
+        <w:tabs>
+          <w:tab w:val="num" w:pos="6480"/>
+        </w:tabs>
+        <w:ind w:left="6480" w:hanging="360"/>
+      </w:pPr>
+      <w:rPr>
+        <w:rFonts w:ascii="Wingdings" w:hAnsi="Wingdings" w:hint="default"/>
+        <w:sz w:val="20"/>
+      </w:rPr>
+    </w:lvl>
+  </w:abstractNum>
+  <w:abstractNum w:abstractNumId="8" w15:restartNumberingAfterBreak="0">
     <w:nsid w:val="125752C5"/>
     <w:multiLevelType w:val="multilevel"/>
     <w:tmpl w:val="0F9C114A"/>
@@ -2204,7 +4391,7 @@
       </w:rPr>
     </w:lvl>
   </w:abstractNum>
-  <w:abstractNum w:abstractNumId="5" w15:restartNumberingAfterBreak="0">
+  <w:abstractNum w:abstractNumId="9" w15:restartNumberingAfterBreak="0">
     <w:nsid w:val="16CF27DD"/>
     <w:multiLevelType w:val="multilevel"/>
     <w:tmpl w:val="20247278"/>
@@ -2317,7 +4504,156 @@
       </w:pPr>
     </w:lvl>
   </w:abstractNum>
-  <w:abstractNum w:abstractNumId="6" w15:restartNumberingAfterBreak="0">
+  <w:abstractNum w:abstractNumId="10" w15:restartNumberingAfterBreak="0">
+    <w:nsid w:val="176A7963"/>
+    <w:multiLevelType w:val="multilevel"/>
+    <w:tmpl w:val="335CAEB4"/>
+    <w:lvl w:ilvl="0">
+      <w:start w:val="1"/>
+      <w:numFmt w:val="bullet"/>
+      <w:lvlText w:val=""/>
+      <w:lvlJc w:val="left"/>
+      <w:pPr>
+        <w:tabs>
+          <w:tab w:val="num" w:pos="720"/>
+        </w:tabs>
+        <w:ind w:left="720" w:hanging="360"/>
+      </w:pPr>
+      <w:rPr>
+        <w:rFonts w:ascii="Symbol" w:hAnsi="Symbol" w:hint="default"/>
+        <w:sz w:val="20"/>
+      </w:rPr>
+    </w:lvl>
+    <w:lvl w:ilvl="1" w:tentative="1">
+      <w:start w:val="1"/>
+      <w:numFmt w:val="bullet"/>
+      <w:lvlText w:val="o"/>
+      <w:lvlJc w:val="left"/>
+      <w:pPr>
+        <w:tabs>
+          <w:tab w:val="num" w:pos="1440"/>
+        </w:tabs>
+        <w:ind w:left="1440" w:hanging="360"/>
+      </w:pPr>
+      <w:rPr>
+        <w:rFonts w:ascii="Courier New" w:hAnsi="Courier New" w:hint="default"/>
+        <w:sz w:val="20"/>
+      </w:rPr>
+    </w:lvl>
+    <w:lvl w:ilvl="2" w:tentative="1">
+      <w:start w:val="1"/>
+      <w:numFmt w:val="bullet"/>
+      <w:lvlText w:val=""/>
+      <w:lvlJc w:val="left"/>
+      <w:pPr>
+        <w:tabs>
+          <w:tab w:val="num" w:pos="2160"/>
+        </w:tabs>
+        <w:ind w:left="2160" w:hanging="360"/>
+      </w:pPr>
+      <w:rPr>
+        <w:rFonts w:ascii="Wingdings" w:hAnsi="Wingdings" w:hint="default"/>
+        <w:sz w:val="20"/>
+      </w:rPr>
+    </w:lvl>
+    <w:lvl w:ilvl="3" w:tentative="1">
+      <w:start w:val="1"/>
+      <w:numFmt w:val="bullet"/>
+      <w:lvlText w:val=""/>
+      <w:lvlJc w:val="left"/>
+      <w:pPr>
+        <w:tabs>
+          <w:tab w:val="num" w:pos="2880"/>
+        </w:tabs>
+        <w:ind w:left="2880" w:hanging="360"/>
+      </w:pPr>
+      <w:rPr>
+        <w:rFonts w:ascii="Wingdings" w:hAnsi="Wingdings" w:hint="default"/>
+        <w:sz w:val="20"/>
+      </w:rPr>
+    </w:lvl>
+    <w:lvl w:ilvl="4" w:tentative="1">
+      <w:start w:val="1"/>
+      <w:numFmt w:val="bullet"/>
+      <w:lvlText w:val=""/>
+      <w:lvlJc w:val="left"/>
+      <w:pPr>
+        <w:tabs>
+          <w:tab w:val="num" w:pos="3600"/>
+        </w:tabs>
+        <w:ind w:left="3600" w:hanging="360"/>
+      </w:pPr>
+      <w:rPr>
+        <w:rFonts w:ascii="Wingdings" w:hAnsi="Wingdings" w:hint="default"/>
+        <w:sz w:val="20"/>
+      </w:rPr>
+    </w:lvl>
+    <w:lvl w:ilvl="5" w:tentative="1">
+      <w:start w:val="1"/>
+      <w:numFmt w:val="bullet"/>
+      <w:lvlText w:val=""/>
+      <w:lvlJc w:val="left"/>
+      <w:pPr>
+        <w:tabs>
+          <w:tab w:val="num" w:pos="4320"/>
+        </w:tabs>
+        <w:ind w:left="4320" w:hanging="360"/>
+      </w:pPr>
+      <w:rPr>
+        <w:rFonts w:ascii="Wingdings" w:hAnsi="Wingdings" w:hint="default"/>
+        <w:sz w:val="20"/>
+      </w:rPr>
+    </w:lvl>
+    <w:lvl w:ilvl="6" w:tentative="1">
+      <w:start w:val="1"/>
+      <w:numFmt w:val="bullet"/>
+      <w:lvlText w:val=""/>
+      <w:lvlJc w:val="left"/>
+      <w:pPr>
+        <w:tabs>
+          <w:tab w:val="num" w:pos="5040"/>
+        </w:tabs>
+        <w:ind w:left="5040" w:hanging="360"/>
+      </w:pPr>
+      <w:rPr>
+        <w:rFonts w:ascii="Wingdings" w:hAnsi="Wingdings" w:hint="default"/>
+        <w:sz w:val="20"/>
+      </w:rPr>
+    </w:lvl>
+    <w:lvl w:ilvl="7" w:tentative="1">
+      <w:start w:val="1"/>
+      <w:numFmt w:val="bullet"/>
+      <w:lvlText w:val=""/>
+      <w:lvlJc w:val="left"/>
+      <w:pPr>
+        <w:tabs>
+          <w:tab w:val="num" w:pos="5760"/>
+        </w:tabs>
+        <w:ind w:left="5760" w:hanging="360"/>
+      </w:pPr>
+      <w:rPr>
+        <w:rFonts w:ascii="Wingdings" w:hAnsi="Wingdings" w:hint="default"/>
+        <w:sz w:val="20"/>
+      </w:rPr>
+    </w:lvl>
+    <w:lvl w:ilvl="8" w:tentative="1">
+      <w:start w:val="1"/>
+      <w:numFmt w:val="bullet"/>
+      <w:lvlText w:val=""/>
+      <w:lvlJc w:val="left"/>
+      <w:pPr>
+        <w:tabs>
+          <w:tab w:val="num" w:pos="6480"/>
+        </w:tabs>
+        <w:ind w:left="6480" w:hanging="360"/>
+      </w:pPr>
+      <w:rPr>
+        <w:rFonts w:ascii="Wingdings" w:hAnsi="Wingdings" w:hint="default"/>
+        <w:sz w:val="20"/>
+      </w:rPr>
+    </w:lvl>
+  </w:abstractNum>
+  <w:abstractNum w:abstractNumId="11" w15:restartNumberingAfterBreak="0">
     <w:nsid w:val="192A21CD"/>
     <w:multiLevelType w:val="multilevel"/>
     <w:tmpl w:val="CD524836"/>
@@ -2466,7 +4802,7 @@
       </w:rPr>
     </w:lvl>
   </w:abstractNum>
-  <w:abstractNum w:abstractNumId="7" w15:restartNumberingAfterBreak="0">
+  <w:abstractNum w:abstractNumId="12" w15:restartNumberingAfterBreak="0">
     <w:nsid w:val="1ADA65D2"/>
     <w:multiLevelType w:val="multilevel"/>
     <w:tmpl w:val="D856DEB6"/>
@@ -2615,7 +4951,156 @@
       </w:rPr>
     </w:lvl>
   </w:abstractNum>
-  <w:abstractNum w:abstractNumId="8" w15:restartNumberingAfterBreak="0">
+  <w:abstractNum w:abstractNumId="13" w15:restartNumberingAfterBreak="0">
+    <w:nsid w:val="1BBD45E3"/>
+    <w:multiLevelType w:val="multilevel"/>
+    <w:tmpl w:val="CE705E00"/>
+    <w:lvl w:ilvl="0">
+      <w:start w:val="1"/>
+      <w:numFmt w:val="bullet"/>
+      <w:lvlText w:val=""/>
+      <w:lvlJc w:val="left"/>
+      <w:pPr>
+        <w:tabs>
+          <w:tab w:val="num" w:pos="720"/>
+        </w:tabs>
+        <w:ind w:left="720" w:hanging="360"/>
+      </w:pPr>
+      <w:rPr>
+        <w:rFonts w:ascii="Symbol" w:hAnsi="Symbol" w:hint="default"/>
+        <w:sz w:val="20"/>
+      </w:rPr>
+    </w:lvl>
+    <w:lvl w:ilvl="1" w:tentative="1">
+      <w:start w:val="1"/>
+      <w:numFmt w:val="bullet"/>
+      <w:lvlText w:val="o"/>
+      <w:lvlJc w:val="left"/>
+      <w:pPr>
+        <w:tabs>
+          <w:tab w:val="num" w:pos="1440"/>
+        </w:tabs>
+        <w:ind w:left="1440" w:hanging="360"/>
+      </w:pPr>
+      <w:rPr>
+        <w:rFonts w:ascii="Courier New" w:hAnsi="Courier New" w:hint="default"/>
+        <w:sz w:val="20"/>
+      </w:rPr>
+    </w:lvl>
+    <w:lvl w:ilvl="2" w:tentative="1">
+      <w:start w:val="1"/>
+      <w:numFmt w:val="bullet"/>
+      <w:lvlText w:val=""/>
+      <w:lvlJc w:val="left"/>
+      <w:pPr>
+        <w:tabs>
+          <w:tab w:val="num" w:pos="2160"/>
+        </w:tabs>
+        <w:ind w:left="2160" w:hanging="360"/>
+      </w:pPr>
+      <w:rPr>
+        <w:rFonts w:ascii="Wingdings" w:hAnsi="Wingdings" w:hint="default"/>
+        <w:sz w:val="20"/>
+      </w:rPr>
+    </w:lvl>
+    <w:lvl w:ilvl="3" w:tentative="1">
+      <w:start w:val="1"/>
+      <w:numFmt w:val="bullet"/>
+      <w:lvlText w:val=""/>
+      <w:lvlJc w:val="left"/>
+      <w:pPr>
+        <w:tabs>
+          <w:tab w:val="num" w:pos="2880"/>
+        </w:tabs>
+        <w:ind w:left="2880" w:hanging="360"/>
+      </w:pPr>
+      <w:rPr>
+        <w:rFonts w:ascii="Wingdings" w:hAnsi="Wingdings" w:hint="default"/>
+        <w:sz w:val="20"/>
+      </w:rPr>
+    </w:lvl>
+    <w:lvl w:ilvl="4" w:tentative="1">
+      <w:start w:val="1"/>
+      <w:numFmt w:val="bullet"/>
+      <w:lvlText w:val=""/>
+      <w:lvlJc w:val="left"/>
+      <w:pPr>
+        <w:tabs>
+          <w:tab w:val="num" w:pos="3600"/>
+        </w:tabs>
+        <w:ind w:left="3600" w:hanging="360"/>
+      </w:pPr>
+      <w:rPr>
+        <w:rFonts w:ascii="Wingdings" w:hAnsi="Wingdings" w:hint="default"/>
+        <w:sz w:val="20"/>
+      </w:rPr>
+    </w:lvl>
+    <w:lvl w:ilvl="5" w:tentative="1">
+      <w:start w:val="1"/>
+      <w:numFmt w:val="bullet"/>
+      <w:lvlText w:val=""/>
+      <w:lvlJc w:val="left"/>
+      <w:pPr>
+        <w:tabs>
+          <w:tab w:val="num" w:pos="4320"/>
+        </w:tabs>
+        <w:ind w:left="4320" w:hanging="360"/>
+      </w:pPr>
+      <w:rPr>
+        <w:rFonts w:ascii="Wingdings" w:hAnsi="Wingdings" w:hint="default"/>
+        <w:sz w:val="20"/>
+      </w:rPr>
+    </w:lvl>
+    <w:lvl w:ilvl="6" w:tentative="1">
+      <w:start w:val="1"/>
+      <w:numFmt w:val="bullet"/>
+      <w:lvlText w:val=""/>
+      <w:lvlJc w:val="left"/>
+      <w:pPr>
+        <w:tabs>
+          <w:tab w:val="num" w:pos="5040"/>
+        </w:tabs>
+        <w:ind w:left="5040" w:hanging="360"/>
+      </w:pPr>
+      <w:rPr>
+        <w:rFonts w:ascii="Wingdings" w:hAnsi="Wingdings" w:hint="default"/>
+        <w:sz w:val="20"/>
+      </w:rPr>
+    </w:lvl>
+    <w:lvl w:ilvl="7" w:tentative="1">
+      <w:start w:val="1"/>
+      <w:numFmt w:val="bullet"/>
+      <w:lvlText w:val=""/>
+      <w:lvlJc w:val="left"/>
+      <w:pPr>
+        <w:tabs>
+          <w:tab w:val="num" w:pos="5760"/>
+        </w:tabs>
+        <w:ind w:left="5760" w:hanging="360"/>
+      </w:pPr>
+      <w:rPr>
+        <w:rFonts w:ascii="Wingdings" w:hAnsi="Wingdings" w:hint="default"/>
+        <w:sz w:val="20"/>
+      </w:rPr>
+    </w:lvl>
+    <w:lvl w:ilvl="8" w:tentative="1">
+      <w:start w:val="1"/>
+      <w:numFmt w:val="bullet"/>
+      <w:lvlText w:val=""/>
+      <w:lvlJc w:val="left"/>
+      <w:pPr>
+        <w:tabs>
+          <w:tab w:val="num" w:pos="6480"/>
+        </w:tabs>
+        <w:ind w:left="6480" w:hanging="360"/>
+      </w:pPr>
+      <w:rPr>
+        <w:rFonts w:ascii="Wingdings" w:hAnsi="Wingdings" w:hint="default"/>
+        <w:sz w:val="20"/>
+      </w:rPr>
+    </w:lvl>
+  </w:abstractNum>
+  <w:abstractNum w:abstractNumId="14" w15:restartNumberingAfterBreak="0">
     <w:nsid w:val="1F2637B1"/>
     <w:multiLevelType w:val="multilevel"/>
     <w:tmpl w:val="B6C2A822"/>
@@ -2730,7 +5215,901 @@
       </w:rPr>
     </w:lvl>
   </w:abstractNum>
-  <w:abstractNum w:abstractNumId="9" w15:restartNumberingAfterBreak="0">
+  <w:abstractNum w:abstractNumId="15" w15:restartNumberingAfterBreak="0">
+    <w:nsid w:val="24C83A90"/>
+    <w:multiLevelType w:val="multilevel"/>
+    <w:tmpl w:val="C8AAC408"/>
+    <w:lvl w:ilvl="0">
+      <w:start w:val="1"/>
+      <w:numFmt w:val="bullet"/>
+      <w:lvlText w:val=""/>
+      <w:lvlJc w:val="left"/>
+      <w:pPr>
+        <w:tabs>
+          <w:tab w:val="num" w:pos="720"/>
+        </w:tabs>
+        <w:ind w:left="720" w:hanging="360"/>
+      </w:pPr>
+      <w:rPr>
+        <w:rFonts w:ascii="Symbol" w:hAnsi="Symbol" w:hint="default"/>
+        <w:sz w:val="20"/>
+      </w:rPr>
+    </w:lvl>
+    <w:lvl w:ilvl="1" w:tentative="1">
+      <w:start w:val="1"/>
+      <w:numFmt w:val="bullet"/>
+      <w:lvlText w:val="o"/>
+      <w:lvlJc w:val="left"/>
+      <w:pPr>
+        <w:tabs>
+          <w:tab w:val="num" w:pos="1440"/>
+        </w:tabs>
+        <w:ind w:left="1440" w:hanging="360"/>
+      </w:pPr>
+      <w:rPr>
+        <w:rFonts w:ascii="Courier New" w:hAnsi="Courier New" w:hint="default"/>
+        <w:sz w:val="20"/>
+      </w:rPr>
+    </w:lvl>
+    <w:lvl w:ilvl="2" w:tentative="1">
+      <w:start w:val="1"/>
+      <w:numFmt w:val="bullet"/>
+      <w:lvlText w:val=""/>
+      <w:lvlJc w:val="left"/>
+      <w:pPr>
+        <w:tabs>
+          <w:tab w:val="num" w:pos="2160"/>
+        </w:tabs>
+        <w:ind w:left="2160" w:hanging="360"/>
+      </w:pPr>
+      <w:rPr>
+        <w:rFonts w:ascii="Wingdings" w:hAnsi="Wingdings" w:hint="default"/>
+        <w:sz w:val="20"/>
+      </w:rPr>
+    </w:lvl>
+    <w:lvl w:ilvl="3" w:tentative="1">
+      <w:start w:val="1"/>
+      <w:numFmt w:val="bullet"/>
+      <w:lvlText w:val=""/>
+      <w:lvlJc w:val="left"/>
+      <w:pPr>
+        <w:tabs>
+          <w:tab w:val="num" w:pos="2880"/>
+        </w:tabs>
+        <w:ind w:left="2880" w:hanging="360"/>
+      </w:pPr>
+      <w:rPr>
+        <w:rFonts w:ascii="Wingdings" w:hAnsi="Wingdings" w:hint="default"/>
+        <w:sz w:val="20"/>
+      </w:rPr>
+    </w:lvl>
+    <w:lvl w:ilvl="4" w:tentative="1">
+      <w:start w:val="1"/>
+      <w:numFmt w:val="bullet"/>
+      <w:lvlText w:val=""/>
+      <w:lvlJc w:val="left"/>
+      <w:pPr>
+        <w:tabs>
+          <w:tab w:val="num" w:pos="3600"/>
+        </w:tabs>
+        <w:ind w:left="3600" w:hanging="360"/>
+      </w:pPr>
+      <w:rPr>
+        <w:rFonts w:ascii="Wingdings" w:hAnsi="Wingdings" w:hint="default"/>
+        <w:sz w:val="20"/>
+      </w:rPr>
+    </w:lvl>
+    <w:lvl w:ilvl="5" w:tentative="1">
+      <w:start w:val="1"/>
+      <w:numFmt w:val="bullet"/>
+      <w:lvlText w:val=""/>
+      <w:lvlJc w:val="left"/>
+      <w:pPr>
+        <w:tabs>
+          <w:tab w:val="num" w:pos="4320"/>
+        </w:tabs>
+        <w:ind w:left="4320" w:hanging="360"/>
+      </w:pPr>
+      <w:rPr>
+        <w:rFonts w:ascii="Wingdings" w:hAnsi="Wingdings" w:hint="default"/>
+        <w:sz w:val="20"/>
+      </w:rPr>
+    </w:lvl>
+    <w:lvl w:ilvl="6" w:tentative="1">
+      <w:start w:val="1"/>
+      <w:numFmt w:val="bullet"/>
+      <w:lvlText w:val=""/>
+      <w:lvlJc w:val="left"/>
+      <w:pPr>
+        <w:tabs>
+          <w:tab w:val="num" w:pos="5040"/>
+        </w:tabs>
+        <w:ind w:left="5040" w:hanging="360"/>
+      </w:pPr>
+      <w:rPr>
+        <w:rFonts w:ascii="Wingdings" w:hAnsi="Wingdings" w:hint="default"/>
+        <w:sz w:val="20"/>
+      </w:rPr>
+    </w:lvl>
+    <w:lvl w:ilvl="7" w:tentative="1">
+      <w:start w:val="1"/>
+      <w:numFmt w:val="bullet"/>
+      <w:lvlText w:val=""/>
+      <w:lvlJc w:val="left"/>
+      <w:pPr>
+        <w:tabs>
+          <w:tab w:val="num" w:pos="5760"/>
+        </w:tabs>
+        <w:ind w:left="5760" w:hanging="360"/>
+      </w:pPr>
+      <w:rPr>
+        <w:rFonts w:ascii="Wingdings" w:hAnsi="Wingdings" w:hint="default"/>
+        <w:sz w:val="20"/>
+      </w:rPr>
+    </w:lvl>
+    <w:lvl w:ilvl="8" w:tentative="1">
+      <w:start w:val="1"/>
+      <w:numFmt w:val="bullet"/>
+      <w:lvlText w:val=""/>
+      <w:lvlJc w:val="left"/>
+      <w:pPr>
+        <w:tabs>
+          <w:tab w:val="num" w:pos="6480"/>
+        </w:tabs>
+        <w:ind w:left="6480" w:hanging="360"/>
+      </w:pPr>
+      <w:rPr>
+        <w:rFonts w:ascii="Wingdings" w:hAnsi="Wingdings" w:hint="default"/>
+        <w:sz w:val="20"/>
+      </w:rPr>
+    </w:lvl>
+  </w:abstractNum>
+  <w:abstractNum w:abstractNumId="16" w15:restartNumberingAfterBreak="0">
+    <w:nsid w:val="26096877"/>
+    <w:multiLevelType w:val="multilevel"/>
+    <w:tmpl w:val="D108D0A0"/>
+    <w:lvl w:ilvl="0">
+      <w:start w:val="1"/>
+      <w:numFmt w:val="bullet"/>
+      <w:lvlText w:val=""/>
+      <w:lvlJc w:val="left"/>
+      <w:pPr>
+        <w:tabs>
+          <w:tab w:val="num" w:pos="720"/>
+        </w:tabs>
+        <w:ind w:left="720" w:hanging="360"/>
+      </w:pPr>
+      <w:rPr>
+        <w:rFonts w:ascii="Symbol" w:hAnsi="Symbol" w:hint="default"/>
+        <w:sz w:val="20"/>
+      </w:rPr>
+    </w:lvl>
+    <w:lvl w:ilvl="1" w:tentative="1">
+      <w:start w:val="1"/>
+      <w:numFmt w:val="bullet"/>
+      <w:lvlText w:val="o"/>
+      <w:lvlJc w:val="left"/>
+      <w:pPr>
+        <w:tabs>
+          <w:tab w:val="num" w:pos="1440"/>
+        </w:tabs>
+        <w:ind w:left="1440" w:hanging="360"/>
+      </w:pPr>
+      <w:rPr>
+        <w:rFonts w:ascii="Courier New" w:hAnsi="Courier New" w:hint="default"/>
+        <w:sz w:val="20"/>
+      </w:rPr>
+    </w:lvl>
+    <w:lvl w:ilvl="2" w:tentative="1">
+      <w:start w:val="1"/>
+      <w:numFmt w:val="bullet"/>
+      <w:lvlText w:val=""/>
+      <w:lvlJc w:val="left"/>
+      <w:pPr>
+        <w:tabs>
+          <w:tab w:val="num" w:pos="2160"/>
+        </w:tabs>
+        <w:ind w:left="2160" w:hanging="360"/>
+      </w:pPr>
+      <w:rPr>
+        <w:rFonts w:ascii="Wingdings" w:hAnsi="Wingdings" w:hint="default"/>
+        <w:sz w:val="20"/>
+      </w:rPr>
+    </w:lvl>
+    <w:lvl w:ilvl="3" w:tentative="1">
+      <w:start w:val="1"/>
+      <w:numFmt w:val="bullet"/>
+      <w:lvlText w:val=""/>
+      <w:lvlJc w:val="left"/>
+      <w:pPr>
+        <w:tabs>
+          <w:tab w:val="num" w:pos="2880"/>
+        </w:tabs>
+        <w:ind w:left="2880" w:hanging="360"/>
+      </w:pPr>
+      <w:rPr>
+        <w:rFonts w:ascii="Wingdings" w:hAnsi="Wingdings" w:hint="default"/>
+        <w:sz w:val="20"/>
+      </w:rPr>
+    </w:lvl>
+    <w:lvl w:ilvl="4" w:tentative="1">
+      <w:start w:val="1"/>
+      <w:numFmt w:val="bullet"/>
+      <w:lvlText w:val=""/>
+      <w:lvlJc w:val="left"/>
+      <w:pPr>
+        <w:tabs>
+          <w:tab w:val="num" w:pos="3600"/>
+        </w:tabs>
+        <w:ind w:left="3600" w:hanging="360"/>
+      </w:pPr>
+      <w:rPr>
+        <w:rFonts w:ascii="Wingdings" w:hAnsi="Wingdings" w:hint="default"/>
+        <w:sz w:val="20"/>
+      </w:rPr>
+    </w:lvl>
+    <w:lvl w:ilvl="5" w:tentative="1">
+      <w:start w:val="1"/>
+      <w:numFmt w:val="bullet"/>
+      <w:lvlText w:val=""/>
+      <w:lvlJc w:val="left"/>
+      <w:pPr>
+        <w:tabs>
+          <w:tab w:val="num" w:pos="4320"/>
+        </w:tabs>
+        <w:ind w:left="4320" w:hanging="360"/>
+      </w:pPr>
+      <w:rPr>
+        <w:rFonts w:ascii="Wingdings" w:hAnsi="Wingdings" w:hint="default"/>
+        <w:sz w:val="20"/>
+      </w:rPr>
+    </w:lvl>
+    <w:lvl w:ilvl="6" w:tentative="1">
+      <w:start w:val="1"/>
+      <w:numFmt w:val="bullet"/>
+      <w:lvlText w:val=""/>
+      <w:lvlJc w:val="left"/>
+      <w:pPr>
+        <w:tabs>
+          <w:tab w:val="num" w:pos="5040"/>
+        </w:tabs>
+        <w:ind w:left="5040" w:hanging="360"/>
+      </w:pPr>
+      <w:rPr>
+        <w:rFonts w:ascii="Wingdings" w:hAnsi="Wingdings" w:hint="default"/>
+        <w:sz w:val="20"/>
+      </w:rPr>
+    </w:lvl>
+    <w:lvl w:ilvl="7" w:tentative="1">
+      <w:start w:val="1"/>
+      <w:numFmt w:val="bullet"/>
+      <w:lvlText w:val=""/>
+      <w:lvlJc w:val="left"/>
+      <w:pPr>
+        <w:tabs>
+          <w:tab w:val="num" w:pos="5760"/>
+        </w:tabs>
+        <w:ind w:left="5760" w:hanging="360"/>
+      </w:pPr>
+      <w:rPr>
+        <w:rFonts w:ascii="Wingdings" w:hAnsi="Wingdings" w:hint="default"/>
+        <w:sz w:val="20"/>
+      </w:rPr>
+    </w:lvl>
+    <w:lvl w:ilvl="8" w:tentative="1">
+      <w:start w:val="1"/>
+      <w:numFmt w:val="bullet"/>
+      <w:lvlText w:val=""/>
+      <w:lvlJc w:val="left"/>
+      <w:pPr>
+        <w:tabs>
+          <w:tab w:val="num" w:pos="6480"/>
+        </w:tabs>
+        <w:ind w:left="6480" w:hanging="360"/>
+      </w:pPr>
+      <w:rPr>
+        <w:rFonts w:ascii="Wingdings" w:hAnsi="Wingdings" w:hint="default"/>
+        <w:sz w:val="20"/>
+      </w:rPr>
+    </w:lvl>
+  </w:abstractNum>
+  <w:abstractNum w:abstractNumId="17" w15:restartNumberingAfterBreak="0">
+    <w:nsid w:val="29E74EFB"/>
+    <w:multiLevelType w:val="multilevel"/>
+    <w:tmpl w:val="6E682804"/>
+    <w:lvl w:ilvl="0">
+      <w:start w:val="1"/>
+      <w:numFmt w:val="bullet"/>
+      <w:lvlText w:val=""/>
+      <w:lvlJc w:val="left"/>
+      <w:pPr>
+        <w:tabs>
+          <w:tab w:val="num" w:pos="720"/>
+        </w:tabs>
+        <w:ind w:left="720" w:hanging="360"/>
+      </w:pPr>
+      <w:rPr>
+        <w:rFonts w:ascii="Symbol" w:hAnsi="Symbol" w:hint="default"/>
+        <w:sz w:val="20"/>
+      </w:rPr>
+    </w:lvl>
+    <w:lvl w:ilvl="1" w:tentative="1">
+      <w:start w:val="1"/>
+      <w:numFmt w:val="bullet"/>
+      <w:lvlText w:val="o"/>
+      <w:lvlJc w:val="left"/>
+      <w:pPr>
+        <w:tabs>
+          <w:tab w:val="num" w:pos="1440"/>
+        </w:tabs>
+        <w:ind w:left="1440" w:hanging="360"/>
+      </w:pPr>
+      <w:rPr>
+        <w:rFonts w:ascii="Courier New" w:hAnsi="Courier New" w:hint="default"/>
+        <w:sz w:val="20"/>
+      </w:rPr>
+    </w:lvl>
+    <w:lvl w:ilvl="2" w:tentative="1">
+      <w:start w:val="1"/>
+      <w:numFmt w:val="bullet"/>
+      <w:lvlText w:val=""/>
+      <w:lvlJc w:val="left"/>
+      <w:pPr>
+        <w:tabs>
+          <w:tab w:val="num" w:pos="2160"/>
+        </w:tabs>
+        <w:ind w:left="2160" w:hanging="360"/>
+      </w:pPr>
+      <w:rPr>
+        <w:rFonts w:ascii="Wingdings" w:hAnsi="Wingdings" w:hint="default"/>
+        <w:sz w:val="20"/>
+      </w:rPr>
+    </w:lvl>
+    <w:lvl w:ilvl="3" w:tentative="1">
+      <w:start w:val="1"/>
+      <w:numFmt w:val="bullet"/>
+      <w:lvlText w:val=""/>
+      <w:lvlJc w:val="left"/>
+      <w:pPr>
+        <w:tabs>
+          <w:tab w:val="num" w:pos="2880"/>
+        </w:tabs>
+        <w:ind w:left="2880" w:hanging="360"/>
+      </w:pPr>
+      <w:rPr>
+        <w:rFonts w:ascii="Wingdings" w:hAnsi="Wingdings" w:hint="default"/>
+        <w:sz w:val="20"/>
+      </w:rPr>
+    </w:lvl>
+    <w:lvl w:ilvl="4" w:tentative="1">
+      <w:start w:val="1"/>
+      <w:numFmt w:val="bullet"/>
+      <w:lvlText w:val=""/>
+      <w:lvlJc w:val="left"/>
+      <w:pPr>
+        <w:tabs>
+          <w:tab w:val="num" w:pos="3600"/>
+        </w:tabs>
+        <w:ind w:left="3600" w:hanging="360"/>
+      </w:pPr>
+      <w:rPr>
+        <w:rFonts w:ascii="Wingdings" w:hAnsi="Wingdings" w:hint="default"/>
+        <w:sz w:val="20"/>
+      </w:rPr>
+    </w:lvl>
+    <w:lvl w:ilvl="5" w:tentative="1">
+      <w:start w:val="1"/>
+      <w:numFmt w:val="bullet"/>
+      <w:lvlText w:val=""/>
+      <w:lvlJc w:val="left"/>
+      <w:pPr>
+        <w:tabs>
+          <w:tab w:val="num" w:pos="4320"/>
+        </w:tabs>
+        <w:ind w:left="4320" w:hanging="360"/>
+      </w:pPr>
+      <w:rPr>
+        <w:rFonts w:ascii="Wingdings" w:hAnsi="Wingdings" w:hint="default"/>
+        <w:sz w:val="20"/>
+      </w:rPr>
+    </w:lvl>
+    <w:lvl w:ilvl="6" w:tentative="1">
+      <w:start w:val="1"/>
+      <w:numFmt w:val="bullet"/>
+      <w:lvlText w:val=""/>
+      <w:lvlJc w:val="left"/>
+      <w:pPr>
+        <w:tabs>
+          <w:tab w:val="num" w:pos="5040"/>
+        </w:tabs>
+        <w:ind w:left="5040" w:hanging="360"/>
+      </w:pPr>
+      <w:rPr>
+        <w:rFonts w:ascii="Wingdings" w:hAnsi="Wingdings" w:hint="default"/>
+        <w:sz w:val="20"/>
+      </w:rPr>
+    </w:lvl>
+    <w:lvl w:ilvl="7" w:tentative="1">
+      <w:start w:val="1"/>
+      <w:numFmt w:val="bullet"/>
+      <w:lvlText w:val=""/>
+      <w:lvlJc w:val="left"/>
+      <w:pPr>
+        <w:tabs>
+          <w:tab w:val="num" w:pos="5760"/>
+        </w:tabs>
+        <w:ind w:left="5760" w:hanging="360"/>
+      </w:pPr>
+      <w:rPr>
+        <w:rFonts w:ascii="Wingdings" w:hAnsi="Wingdings" w:hint="default"/>
+        <w:sz w:val="20"/>
+      </w:rPr>
+    </w:lvl>
+    <w:lvl w:ilvl="8" w:tentative="1">
+      <w:start w:val="1"/>
+      <w:numFmt w:val="bullet"/>
+      <w:lvlText w:val=""/>
+      <w:lvlJc w:val="left"/>
+      <w:pPr>
+        <w:tabs>
+          <w:tab w:val="num" w:pos="6480"/>
+        </w:tabs>
+        <w:ind w:left="6480" w:hanging="360"/>
+      </w:pPr>
+      <w:rPr>
+        <w:rFonts w:ascii="Wingdings" w:hAnsi="Wingdings" w:hint="default"/>
+        <w:sz w:val="20"/>
+      </w:rPr>
+    </w:lvl>
+  </w:abstractNum>
+  <w:abstractNum w:abstractNumId="18" w15:restartNumberingAfterBreak="0">
+    <w:nsid w:val="2DBC3274"/>
+    <w:multiLevelType w:val="multilevel"/>
+    <w:tmpl w:val="722C8A20"/>
+    <w:lvl w:ilvl="0">
+      <w:start w:val="1"/>
+      <w:numFmt w:val="bullet"/>
+      <w:lvlText w:val=""/>
+      <w:lvlJc w:val="left"/>
+      <w:pPr>
+        <w:tabs>
+          <w:tab w:val="num" w:pos="720"/>
+        </w:tabs>
+        <w:ind w:left="720" w:hanging="360"/>
+      </w:pPr>
+      <w:rPr>
+        <w:rFonts w:ascii="Symbol" w:hAnsi="Symbol" w:hint="default"/>
+        <w:sz w:val="20"/>
+      </w:rPr>
+    </w:lvl>
+    <w:lvl w:ilvl="1" w:tentative="1">
+      <w:start w:val="1"/>
+      <w:numFmt w:val="bullet"/>
+      <w:lvlText w:val="o"/>
+      <w:lvlJc w:val="left"/>
+      <w:pPr>
+        <w:tabs>
+          <w:tab w:val="num" w:pos="1440"/>
+        </w:tabs>
+        <w:ind w:left="1440" w:hanging="360"/>
+      </w:pPr>
+      <w:rPr>
+        <w:rFonts w:ascii="Courier New" w:hAnsi="Courier New" w:hint="default"/>
+        <w:sz w:val="20"/>
+      </w:rPr>
+    </w:lvl>
+    <w:lvl w:ilvl="2" w:tentative="1">
+      <w:start w:val="1"/>
+      <w:numFmt w:val="bullet"/>
+      <w:lvlText w:val=""/>
+      <w:lvlJc w:val="left"/>
+      <w:pPr>
+        <w:tabs>
+          <w:tab w:val="num" w:pos="2160"/>
+        </w:tabs>
+        <w:ind w:left="2160" w:hanging="360"/>
+      </w:pPr>
+      <w:rPr>
+        <w:rFonts w:ascii="Wingdings" w:hAnsi="Wingdings" w:hint="default"/>
+        <w:sz w:val="20"/>
+      </w:rPr>
+    </w:lvl>
+    <w:lvl w:ilvl="3" w:tentative="1">
+      <w:start w:val="1"/>
+      <w:numFmt w:val="bullet"/>
+      <w:lvlText w:val=""/>
+      <w:lvlJc w:val="left"/>
+      <w:pPr>
+        <w:tabs>
+          <w:tab w:val="num" w:pos="2880"/>
+        </w:tabs>
+        <w:ind w:left="2880" w:hanging="360"/>
+      </w:pPr>
+      <w:rPr>
+        <w:rFonts w:ascii="Wingdings" w:hAnsi="Wingdings" w:hint="default"/>
+        <w:sz w:val="20"/>
+      </w:rPr>
+    </w:lvl>
+    <w:lvl w:ilvl="4" w:tentative="1">
+      <w:start w:val="1"/>
+      <w:numFmt w:val="bullet"/>
+      <w:lvlText w:val=""/>
+      <w:lvlJc w:val="left"/>
+      <w:pPr>
+        <w:tabs>
+          <w:tab w:val="num" w:pos="3600"/>
+        </w:tabs>
+        <w:ind w:left="3600" w:hanging="360"/>
+      </w:pPr>
+      <w:rPr>
+        <w:rFonts w:ascii="Wingdings" w:hAnsi="Wingdings" w:hint="default"/>
+        <w:sz w:val="20"/>
+      </w:rPr>
+    </w:lvl>
+    <w:lvl w:ilvl="5" w:tentative="1">
+      <w:start w:val="1"/>
+      <w:numFmt w:val="bullet"/>
+      <w:lvlText w:val=""/>
+      <w:lvlJc w:val="left"/>
+      <w:pPr>
+        <w:tabs>
+          <w:tab w:val="num" w:pos="4320"/>
+        </w:tabs>
+        <w:ind w:left="4320" w:hanging="360"/>
+      </w:pPr>
+      <w:rPr>
+        <w:rFonts w:ascii="Wingdings" w:hAnsi="Wingdings" w:hint="default"/>
+        <w:sz w:val="20"/>
+      </w:rPr>
+    </w:lvl>
+    <w:lvl w:ilvl="6" w:tentative="1">
+      <w:start w:val="1"/>
+      <w:numFmt w:val="bullet"/>
+      <w:lvlText w:val=""/>
+      <w:lvlJc w:val="left"/>
+      <w:pPr>
+        <w:tabs>
+          <w:tab w:val="num" w:pos="5040"/>
+        </w:tabs>
+        <w:ind w:left="5040" w:hanging="360"/>
+      </w:pPr>
+      <w:rPr>
+        <w:rFonts w:ascii="Wingdings" w:hAnsi="Wingdings" w:hint="default"/>
+        <w:sz w:val="20"/>
+      </w:rPr>
+    </w:lvl>
+    <w:lvl w:ilvl="7" w:tentative="1">
+      <w:start w:val="1"/>
+      <w:numFmt w:val="bullet"/>
+      <w:lvlText w:val=""/>
+      <w:lvlJc w:val="left"/>
+      <w:pPr>
+        <w:tabs>
+          <w:tab w:val="num" w:pos="5760"/>
+        </w:tabs>
+        <w:ind w:left="5760" w:hanging="360"/>
+      </w:pPr>
+      <w:rPr>
+        <w:rFonts w:ascii="Wingdings" w:hAnsi="Wingdings" w:hint="default"/>
+        <w:sz w:val="20"/>
+      </w:rPr>
+    </w:lvl>
+    <w:lvl w:ilvl="8" w:tentative="1">
+      <w:start w:val="1"/>
+      <w:numFmt w:val="bullet"/>
+      <w:lvlText w:val=""/>
+      <w:lvlJc w:val="left"/>
+      <w:pPr>
+        <w:tabs>
+          <w:tab w:val="num" w:pos="6480"/>
+        </w:tabs>
+        <w:ind w:left="6480" w:hanging="360"/>
+      </w:pPr>
+      <w:rPr>
+        <w:rFonts w:ascii="Wingdings" w:hAnsi="Wingdings" w:hint="default"/>
+        <w:sz w:val="20"/>
+      </w:rPr>
+    </w:lvl>
+  </w:abstractNum>
+  <w:abstractNum w:abstractNumId="19" w15:restartNumberingAfterBreak="0">
+    <w:nsid w:val="330D36B3"/>
+    <w:multiLevelType w:val="multilevel"/>
+    <w:tmpl w:val="392EEAB4"/>
+    <w:lvl w:ilvl="0">
+      <w:start w:val="1"/>
+      <w:numFmt w:val="bullet"/>
+      <w:lvlText w:val=""/>
+      <w:lvlJc w:val="left"/>
+      <w:pPr>
+        <w:tabs>
+          <w:tab w:val="num" w:pos="720"/>
+        </w:tabs>
+        <w:ind w:left="720" w:hanging="360"/>
+      </w:pPr>
+      <w:rPr>
+        <w:rFonts w:ascii="Symbol" w:hAnsi="Symbol" w:hint="default"/>
+        <w:sz w:val="20"/>
+      </w:rPr>
+    </w:lvl>
+    <w:lvl w:ilvl="1" w:tentative="1">
+      <w:start w:val="1"/>
+      <w:numFmt w:val="bullet"/>
+      <w:lvlText w:val="o"/>
+      <w:lvlJc w:val="left"/>
+      <w:pPr>
+        <w:tabs>
+          <w:tab w:val="num" w:pos="1440"/>
+        </w:tabs>
+        <w:ind w:left="1440" w:hanging="360"/>
+      </w:pPr>
+      <w:rPr>
+        <w:rFonts w:ascii="Courier New" w:hAnsi="Courier New" w:hint="default"/>
+        <w:sz w:val="20"/>
+      </w:rPr>
+    </w:lvl>
+    <w:lvl w:ilvl="2" w:tentative="1">
+      <w:start w:val="1"/>
+      <w:numFmt w:val="bullet"/>
+      <w:lvlText w:val=""/>
+      <w:lvlJc w:val="left"/>
+      <w:pPr>
+        <w:tabs>
+          <w:tab w:val="num" w:pos="2160"/>
+        </w:tabs>
+        <w:ind w:left="2160" w:hanging="360"/>
+      </w:pPr>
+      <w:rPr>
+        <w:rFonts w:ascii="Wingdings" w:hAnsi="Wingdings" w:hint="default"/>
+        <w:sz w:val="20"/>
+      </w:rPr>
+    </w:lvl>
+    <w:lvl w:ilvl="3" w:tentative="1">
+      <w:start w:val="1"/>
+      <w:numFmt w:val="bullet"/>
+      <w:lvlText w:val=""/>
+      <w:lvlJc w:val="left"/>
+      <w:pPr>
+        <w:tabs>
+          <w:tab w:val="num" w:pos="2880"/>
+        </w:tabs>
+        <w:ind w:left="2880" w:hanging="360"/>
+      </w:pPr>
+      <w:rPr>
+        <w:rFonts w:ascii="Wingdings" w:hAnsi="Wingdings" w:hint="default"/>
+        <w:sz w:val="20"/>
+      </w:rPr>
+    </w:lvl>
+    <w:lvl w:ilvl="4" w:tentative="1">
+      <w:start w:val="1"/>
+      <w:numFmt w:val="bullet"/>
+      <w:lvlText w:val=""/>
+      <w:lvlJc w:val="left"/>
+      <w:pPr>
+        <w:tabs>
+          <w:tab w:val="num" w:pos="3600"/>
+        </w:tabs>
+        <w:ind w:left="3600" w:hanging="360"/>
+      </w:pPr>
+      <w:rPr>
+        <w:rFonts w:ascii="Wingdings" w:hAnsi="Wingdings" w:hint="default"/>
+        <w:sz w:val="20"/>
+      </w:rPr>
+    </w:lvl>
+    <w:lvl w:ilvl="5" w:tentative="1">
+      <w:start w:val="1"/>
+      <w:numFmt w:val="bullet"/>
+      <w:lvlText w:val=""/>
+      <w:lvlJc w:val="left"/>
+      <w:pPr>
+        <w:tabs>
+          <w:tab w:val="num" w:pos="4320"/>
+        </w:tabs>
+        <w:ind w:left="4320" w:hanging="360"/>
+      </w:pPr>
+      <w:rPr>
+        <w:rFonts w:ascii="Wingdings" w:hAnsi="Wingdings" w:hint="default"/>
+        <w:sz w:val="20"/>
+      </w:rPr>
+    </w:lvl>
+    <w:lvl w:ilvl="6" w:tentative="1">
+      <w:start w:val="1"/>
+      <w:numFmt w:val="bullet"/>
+      <w:lvlText w:val=""/>
+      <w:lvlJc w:val="left"/>
+      <w:pPr>
+        <w:tabs>
+          <w:tab w:val="num" w:pos="5040"/>
+        </w:tabs>
+        <w:ind w:left="5040" w:hanging="360"/>
+      </w:pPr>
+      <w:rPr>
+        <w:rFonts w:ascii="Wingdings" w:hAnsi="Wingdings" w:hint="default"/>
+        <w:sz w:val="20"/>
+      </w:rPr>
+    </w:lvl>
+    <w:lvl w:ilvl="7" w:tentative="1">
+      <w:start w:val="1"/>
+      <w:numFmt w:val="bullet"/>
+      <w:lvlText w:val=""/>
+      <w:lvlJc w:val="left"/>
+      <w:pPr>
+        <w:tabs>
+          <w:tab w:val="num" w:pos="5760"/>
+        </w:tabs>
+        <w:ind w:left="5760" w:hanging="360"/>
+      </w:pPr>
+      <w:rPr>
+        <w:rFonts w:ascii="Wingdings" w:hAnsi="Wingdings" w:hint="default"/>
+        <w:sz w:val="20"/>
+      </w:rPr>
+    </w:lvl>
+    <w:lvl w:ilvl="8" w:tentative="1">
+      <w:start w:val="1"/>
+      <w:numFmt w:val="bullet"/>
+      <w:lvlText w:val=""/>
+      <w:lvlJc w:val="left"/>
+      <w:pPr>
+        <w:tabs>
+          <w:tab w:val="num" w:pos="6480"/>
+        </w:tabs>
+        <w:ind w:left="6480" w:hanging="360"/>
+      </w:pPr>
+      <w:rPr>
+        <w:rFonts w:ascii="Wingdings" w:hAnsi="Wingdings" w:hint="default"/>
+        <w:sz w:val="20"/>
+      </w:rPr>
+    </w:lvl>
+  </w:abstractNum>
+  <w:abstractNum w:abstractNumId="20" w15:restartNumberingAfterBreak="0">
+    <w:nsid w:val="397E5A07"/>
+    <w:multiLevelType w:val="multilevel"/>
+    <w:tmpl w:val="08841F8E"/>
+    <w:lvl w:ilvl="0">
+      <w:start w:val="1"/>
+      <w:numFmt w:val="bullet"/>
+      <w:lvlText w:val=""/>
+      <w:lvlJc w:val="left"/>
+      <w:pPr>
+        <w:tabs>
+          <w:tab w:val="num" w:pos="720"/>
+        </w:tabs>
+        <w:ind w:left="720" w:hanging="360"/>
+      </w:pPr>
+      <w:rPr>
+        <w:rFonts w:ascii="Symbol" w:hAnsi="Symbol" w:hint="default"/>
+        <w:sz w:val="20"/>
+      </w:rPr>
+    </w:lvl>
+    <w:lvl w:ilvl="1" w:tentative="1">
+      <w:start w:val="1"/>
+      <w:numFmt w:val="bullet"/>
+      <w:lvlText w:val="o"/>
+      <w:lvlJc w:val="left"/>
+      <w:pPr>
+        <w:tabs>
+          <w:tab w:val="num" w:pos="1440"/>
+        </w:tabs>
+        <w:ind w:left="1440" w:hanging="360"/>
+      </w:pPr>
+      <w:rPr>
+        <w:rFonts w:ascii="Courier New" w:hAnsi="Courier New" w:hint="default"/>
+        <w:sz w:val="20"/>
+      </w:rPr>
+    </w:lvl>
+    <w:lvl w:ilvl="2" w:tentative="1">
+      <w:start w:val="1"/>
+      <w:numFmt w:val="bullet"/>
+      <w:lvlText w:val=""/>
+      <w:lvlJc w:val="left"/>
+      <w:pPr>
+        <w:tabs>
+          <w:tab w:val="num" w:pos="2160"/>
+        </w:tabs>
+        <w:ind w:left="2160" w:hanging="360"/>
+      </w:pPr>
+      <w:rPr>
+        <w:rFonts w:ascii="Wingdings" w:hAnsi="Wingdings" w:hint="default"/>
+        <w:sz w:val="20"/>
+      </w:rPr>
+    </w:lvl>
+    <w:lvl w:ilvl="3" w:tentative="1">
+      <w:start w:val="1"/>
+      <w:numFmt w:val="bullet"/>
+      <w:lvlText w:val=""/>
+      <w:lvlJc w:val="left"/>
+      <w:pPr>
+        <w:tabs>
+          <w:tab w:val="num" w:pos="2880"/>
+        </w:tabs>
+        <w:ind w:left="2880" w:hanging="360"/>
+      </w:pPr>
+      <w:rPr>
+        <w:rFonts w:ascii="Wingdings" w:hAnsi="Wingdings" w:hint="default"/>
+        <w:sz w:val="20"/>
+      </w:rPr>
+    </w:lvl>
+    <w:lvl w:ilvl="4" w:tentative="1">
+      <w:start w:val="1"/>
+      <w:numFmt w:val="bullet"/>
+      <w:lvlText w:val=""/>
+      <w:lvlJc w:val="left"/>
+      <w:pPr>
+        <w:tabs>
+          <w:tab w:val="num" w:pos="3600"/>
+        </w:tabs>
+        <w:ind w:left="3600" w:hanging="360"/>
+      </w:pPr>
+      <w:rPr>
+        <w:rFonts w:ascii="Wingdings" w:hAnsi="Wingdings" w:hint="default"/>
+        <w:sz w:val="20"/>
+      </w:rPr>
+    </w:lvl>
+    <w:lvl w:ilvl="5" w:tentative="1">
+      <w:start w:val="1"/>
+      <w:numFmt w:val="bullet"/>
+      <w:lvlText w:val=""/>
+      <w:lvlJc w:val="left"/>
+      <w:pPr>
+        <w:tabs>
+          <w:tab w:val="num" w:pos="4320"/>
+        </w:tabs>
+        <w:ind w:left="4320" w:hanging="360"/>
+      </w:pPr>
+      <w:rPr>
+        <w:rFonts w:ascii="Wingdings" w:hAnsi="Wingdings" w:hint="default"/>
+        <w:sz w:val="20"/>
+      </w:rPr>
+    </w:lvl>
+    <w:lvl w:ilvl="6" w:tentative="1">
+      <w:start w:val="1"/>
+      <w:numFmt w:val="bullet"/>
+      <w:lvlText w:val=""/>
+      <w:lvlJc w:val="left"/>
+      <w:pPr>
+        <w:tabs>
+          <w:tab w:val="num" w:pos="5040"/>
+        </w:tabs>
+        <w:ind w:left="5040" w:hanging="360"/>
+      </w:pPr>
+      <w:rPr>
+        <w:rFonts w:ascii="Wingdings" w:hAnsi="Wingdings" w:hint="default"/>
+        <w:sz w:val="20"/>
+      </w:rPr>
+    </w:lvl>
+    <w:lvl w:ilvl="7" w:tentative="1">
+      <w:start w:val="1"/>
+      <w:numFmt w:val="bullet"/>
+      <w:lvlText w:val=""/>
+      <w:lvlJc w:val="left"/>
+      <w:pPr>
+        <w:tabs>
+          <w:tab w:val="num" w:pos="5760"/>
+        </w:tabs>
+        <w:ind w:left="5760" w:hanging="360"/>
+      </w:pPr>
+      <w:rPr>
+        <w:rFonts w:ascii="Wingdings" w:hAnsi="Wingdings" w:hint="default"/>
+        <w:sz w:val="20"/>
+      </w:rPr>
+    </w:lvl>
+    <w:lvl w:ilvl="8" w:tentative="1">
+      <w:start w:val="1"/>
+      <w:numFmt w:val="bullet"/>
+      <w:lvlText w:val=""/>
+      <w:lvlJc w:val="left"/>
+      <w:pPr>
+        <w:tabs>
+          <w:tab w:val="num" w:pos="6480"/>
+        </w:tabs>
+        <w:ind w:left="6480" w:hanging="360"/>
+      </w:pPr>
+      <w:rPr>
+        <w:rFonts w:ascii="Wingdings" w:hAnsi="Wingdings" w:hint="default"/>
+        <w:sz w:val="20"/>
+      </w:rPr>
+    </w:lvl>
+  </w:abstractNum>
+  <w:abstractNum w:abstractNumId="21" w15:restartNumberingAfterBreak="0">
     <w:nsid w:val="3B3F1DC7"/>
     <w:multiLevelType w:val="multilevel"/>
     <w:tmpl w:val="2E606A6E"/>
@@ -2879,7 +6258,7 @@
       </w:rPr>
     </w:lvl>
   </w:abstractNum>
-  <w:abstractNum w:abstractNumId="10" w15:restartNumberingAfterBreak="0">
+  <w:abstractNum w:abstractNumId="22" w15:restartNumberingAfterBreak="0">
     <w:nsid w:val="3B747FAE"/>
     <w:multiLevelType w:val="multilevel"/>
     <w:tmpl w:val="F7EEF7B0"/>
@@ -3028,7 +6407,305 @@
       </w:rPr>
     </w:lvl>
   </w:abstractNum>
-  <w:abstractNum w:abstractNumId="11" w15:restartNumberingAfterBreak="0">
+  <w:abstractNum w:abstractNumId="23" w15:restartNumberingAfterBreak="0">
+    <w:nsid w:val="41867BA8"/>
+    <w:multiLevelType w:val="multilevel"/>
+    <w:tmpl w:val="75AEFEAC"/>
+    <w:lvl w:ilvl="0">
+      <w:start w:val="1"/>
+      <w:numFmt w:val="bullet"/>
+      <w:lvlText w:val=""/>
+      <w:lvlJc w:val="left"/>
+      <w:pPr>
+        <w:tabs>
+          <w:tab w:val="num" w:pos="720"/>
+        </w:tabs>
+        <w:ind w:left="720" w:hanging="360"/>
+      </w:pPr>
+      <w:rPr>
+        <w:rFonts w:ascii="Symbol" w:hAnsi="Symbol" w:hint="default"/>
+        <w:sz w:val="20"/>
+      </w:rPr>
+    </w:lvl>
+    <w:lvl w:ilvl="1" w:tentative="1">
+      <w:start w:val="1"/>
+      <w:numFmt w:val="bullet"/>
+      <w:lvlText w:val="o"/>
+      <w:lvlJc w:val="left"/>
+      <w:pPr>
+        <w:tabs>
+          <w:tab w:val="num" w:pos="1440"/>
+        </w:tabs>
+        <w:ind w:left="1440" w:hanging="360"/>
+      </w:pPr>
+      <w:rPr>
+        <w:rFonts w:ascii="Courier New" w:hAnsi="Courier New" w:hint="default"/>
+        <w:sz w:val="20"/>
+      </w:rPr>
+    </w:lvl>
+    <w:lvl w:ilvl="2" w:tentative="1">
+      <w:start w:val="1"/>
+      <w:numFmt w:val="bullet"/>
+      <w:lvlText w:val=""/>
+      <w:lvlJc w:val="left"/>
+      <w:pPr>
+        <w:tabs>
+          <w:tab w:val="num" w:pos="2160"/>
+        </w:tabs>
+        <w:ind w:left="2160" w:hanging="360"/>
+      </w:pPr>
+      <w:rPr>
+        <w:rFonts w:ascii="Wingdings" w:hAnsi="Wingdings" w:hint="default"/>
+        <w:sz w:val="20"/>
+      </w:rPr>
+    </w:lvl>
+    <w:lvl w:ilvl="3" w:tentative="1">
+      <w:start w:val="1"/>
+      <w:numFmt w:val="bullet"/>
+      <w:lvlText w:val=""/>
+      <w:lvlJc w:val="left"/>
+      <w:pPr>
+        <w:tabs>
+          <w:tab w:val="num" w:pos="2880"/>
+        </w:tabs>
+        <w:ind w:left="2880" w:hanging="360"/>
+      </w:pPr>
+      <w:rPr>
+        <w:rFonts w:ascii="Wingdings" w:hAnsi="Wingdings" w:hint="default"/>
+        <w:sz w:val="20"/>
+      </w:rPr>
+    </w:lvl>
+    <w:lvl w:ilvl="4" w:tentative="1">
+      <w:start w:val="1"/>
+      <w:numFmt w:val="bullet"/>
+      <w:lvlText w:val=""/>
+      <w:lvlJc w:val="left"/>
+      <w:pPr>
+        <w:tabs>
+          <w:tab w:val="num" w:pos="3600"/>
+        </w:tabs>
+        <w:ind w:left="3600" w:hanging="360"/>
+      </w:pPr>
+      <w:rPr>
+        <w:rFonts w:ascii="Wingdings" w:hAnsi="Wingdings" w:hint="default"/>
+        <w:sz w:val="20"/>
+      </w:rPr>
+    </w:lvl>
+    <w:lvl w:ilvl="5" w:tentative="1">
+      <w:start w:val="1"/>
+      <w:numFmt w:val="bullet"/>
+      <w:lvlText w:val=""/>
+      <w:lvlJc w:val="left"/>
+      <w:pPr>
+        <w:tabs>
+          <w:tab w:val="num" w:pos="4320"/>
+        </w:tabs>
+        <w:ind w:left="4320" w:hanging="360"/>
+      </w:pPr>
+      <w:rPr>
+        <w:rFonts w:ascii="Wingdings" w:hAnsi="Wingdings" w:hint="default"/>
+        <w:sz w:val="20"/>
+      </w:rPr>
+    </w:lvl>
+    <w:lvl w:ilvl="6" w:tentative="1">
+      <w:start w:val="1"/>
+      <w:numFmt w:val="bullet"/>
+      <w:lvlText w:val=""/>
+      <w:lvlJc w:val="left"/>
+      <w:pPr>
+        <w:tabs>
+          <w:tab w:val="num" w:pos="5040"/>
+        </w:tabs>
+        <w:ind w:left="5040" w:hanging="360"/>
+      </w:pPr>
+      <w:rPr>
+        <w:rFonts w:ascii="Wingdings" w:hAnsi="Wingdings" w:hint="default"/>
+        <w:sz w:val="20"/>
+      </w:rPr>
+    </w:lvl>
+    <w:lvl w:ilvl="7" w:tentative="1">
+      <w:start w:val="1"/>
+      <w:numFmt w:val="bullet"/>
+      <w:lvlText w:val=""/>
+      <w:lvlJc w:val="left"/>
+      <w:pPr>
+        <w:tabs>
+          <w:tab w:val="num" w:pos="5760"/>
+        </w:tabs>
+        <w:ind w:left="5760" w:hanging="360"/>
+      </w:pPr>
+      <w:rPr>
+        <w:rFonts w:ascii="Wingdings" w:hAnsi="Wingdings" w:hint="default"/>
+        <w:sz w:val="20"/>
+      </w:rPr>
+    </w:lvl>
+    <w:lvl w:ilvl="8" w:tentative="1">
+      <w:start w:val="1"/>
+      <w:numFmt w:val="bullet"/>
+      <w:lvlText w:val=""/>
+      <w:lvlJc w:val="left"/>
+      <w:pPr>
+        <w:tabs>
+          <w:tab w:val="num" w:pos="6480"/>
+        </w:tabs>
+        <w:ind w:left="6480" w:hanging="360"/>
+      </w:pPr>
+      <w:rPr>
+        <w:rFonts w:ascii="Wingdings" w:hAnsi="Wingdings" w:hint="default"/>
+        <w:sz w:val="20"/>
+      </w:rPr>
+    </w:lvl>
+  </w:abstractNum>
+  <w:abstractNum w:abstractNumId="24" w15:restartNumberingAfterBreak="0">
+    <w:nsid w:val="43CF2300"/>
+    <w:multiLevelType w:val="multilevel"/>
+    <w:tmpl w:val="FFA4EBB8"/>
+    <w:lvl w:ilvl="0">
+      <w:start w:val="1"/>
+      <w:numFmt w:val="bullet"/>
+      <w:lvlText w:val=""/>
+      <w:lvlJc w:val="left"/>
+      <w:pPr>
+        <w:tabs>
+          <w:tab w:val="num" w:pos="720"/>
+        </w:tabs>
+        <w:ind w:left="720" w:hanging="360"/>
+      </w:pPr>
+      <w:rPr>
+        <w:rFonts w:ascii="Symbol" w:hAnsi="Symbol" w:hint="default"/>
+        <w:sz w:val="20"/>
+      </w:rPr>
+    </w:lvl>
+    <w:lvl w:ilvl="1" w:tentative="1">
+      <w:start w:val="1"/>
+      <w:numFmt w:val="bullet"/>
+      <w:lvlText w:val="o"/>
+      <w:lvlJc w:val="left"/>
+      <w:pPr>
+        <w:tabs>
+          <w:tab w:val="num" w:pos="1440"/>
+        </w:tabs>
+        <w:ind w:left="1440" w:hanging="360"/>
+      </w:pPr>
+      <w:rPr>
+        <w:rFonts w:ascii="Courier New" w:hAnsi="Courier New" w:hint="default"/>
+        <w:sz w:val="20"/>
+      </w:rPr>
+    </w:lvl>
+    <w:lvl w:ilvl="2" w:tentative="1">
+      <w:start w:val="1"/>
+      <w:numFmt w:val="bullet"/>
+      <w:lvlText w:val=""/>
+      <w:lvlJc w:val="left"/>
+      <w:pPr>
+        <w:tabs>
+          <w:tab w:val="num" w:pos="2160"/>
+        </w:tabs>
+        <w:ind w:left="2160" w:hanging="360"/>
+      </w:pPr>
+      <w:rPr>
+        <w:rFonts w:ascii="Wingdings" w:hAnsi="Wingdings" w:hint="default"/>
+        <w:sz w:val="20"/>
+      </w:rPr>
+    </w:lvl>
+    <w:lvl w:ilvl="3" w:tentative="1">
+      <w:start w:val="1"/>
+      <w:numFmt w:val="bullet"/>
+      <w:lvlText w:val=""/>
+      <w:lvlJc w:val="left"/>
+      <w:pPr>
+        <w:tabs>
+          <w:tab w:val="num" w:pos="2880"/>
+        </w:tabs>
+        <w:ind w:left="2880" w:hanging="360"/>
+      </w:pPr>
+      <w:rPr>
+        <w:rFonts w:ascii="Wingdings" w:hAnsi="Wingdings" w:hint="default"/>
+        <w:sz w:val="20"/>
+      </w:rPr>
+    </w:lvl>
+    <w:lvl w:ilvl="4" w:tentative="1">
+      <w:start w:val="1"/>
+      <w:numFmt w:val="bullet"/>
+      <w:lvlText w:val=""/>
+      <w:lvlJc w:val="left"/>
+      <w:pPr>
+        <w:tabs>
+          <w:tab w:val="num" w:pos="3600"/>
+        </w:tabs>
+        <w:ind w:left="3600" w:hanging="360"/>
+      </w:pPr>
+      <w:rPr>
+        <w:rFonts w:ascii="Wingdings" w:hAnsi="Wingdings" w:hint="default"/>
+        <w:sz w:val="20"/>
+      </w:rPr>
+    </w:lvl>
+    <w:lvl w:ilvl="5" w:tentative="1">
+      <w:start w:val="1"/>
+      <w:numFmt w:val="bullet"/>
+      <w:lvlText w:val=""/>
+      <w:lvlJc w:val="left"/>
+      <w:pPr>
+        <w:tabs>
+          <w:tab w:val="num" w:pos="4320"/>
+        </w:tabs>
+        <w:ind w:left="4320" w:hanging="360"/>
+      </w:pPr>
+      <w:rPr>
+        <w:rFonts w:ascii="Wingdings" w:hAnsi="Wingdings" w:hint="default"/>
+        <w:sz w:val="20"/>
+      </w:rPr>
+    </w:lvl>
+    <w:lvl w:ilvl="6" w:tentative="1">
+      <w:start w:val="1"/>
+      <w:numFmt w:val="bullet"/>
+      <w:lvlText w:val=""/>
+      <w:lvlJc w:val="left"/>
+      <w:pPr>
+        <w:tabs>
+          <w:tab w:val="num" w:pos="5040"/>
+        </w:tabs>
+        <w:ind w:left="5040" w:hanging="360"/>
+      </w:pPr>
+      <w:rPr>
+        <w:rFonts w:ascii="Wingdings" w:hAnsi="Wingdings" w:hint="default"/>
+        <w:sz w:val="20"/>
+      </w:rPr>
+    </w:lvl>
+    <w:lvl w:ilvl="7" w:tentative="1">
+      <w:start w:val="1"/>
+      <w:numFmt w:val="bullet"/>
+      <w:lvlText w:val=""/>
+      <w:lvlJc w:val="left"/>
+      <w:pPr>
+        <w:tabs>
+          <w:tab w:val="num" w:pos="5760"/>
+        </w:tabs>
+        <w:ind w:left="5760" w:hanging="360"/>
+      </w:pPr>
+      <w:rPr>
+        <w:rFonts w:ascii="Wingdings" w:hAnsi="Wingdings" w:hint="default"/>
+        <w:sz w:val="20"/>
+      </w:rPr>
+    </w:lvl>
+    <w:lvl w:ilvl="8" w:tentative="1">
+      <w:start w:val="1"/>
+      <w:numFmt w:val="bullet"/>
+      <w:lvlText w:val=""/>
+      <w:lvlJc w:val="left"/>
+      <w:pPr>
+        <w:tabs>
+          <w:tab w:val="num" w:pos="6480"/>
+        </w:tabs>
+        <w:ind w:left="6480" w:hanging="360"/>
+      </w:pPr>
+      <w:rPr>
+        <w:rFonts w:ascii="Wingdings" w:hAnsi="Wingdings" w:hint="default"/>
+        <w:sz w:val="20"/>
+      </w:rPr>
+    </w:lvl>
+  </w:abstractNum>
+  <w:abstractNum w:abstractNumId="25" w15:restartNumberingAfterBreak="0">
     <w:nsid w:val="44CD255E"/>
     <w:multiLevelType w:val="multilevel"/>
     <w:tmpl w:val="78781384"/>
@@ -3177,7 +6854,7 @@
       </w:rPr>
     </w:lvl>
   </w:abstractNum>
-  <w:abstractNum w:abstractNumId="12" w15:restartNumberingAfterBreak="0">
+  <w:abstractNum w:abstractNumId="26" w15:restartNumberingAfterBreak="0">
     <w:nsid w:val="456E49FF"/>
     <w:multiLevelType w:val="multilevel"/>
     <w:tmpl w:val="1300637C"/>
@@ -3326,7 +7003,305 @@
       </w:rPr>
     </w:lvl>
   </w:abstractNum>
-  <w:abstractNum w:abstractNumId="13" w15:restartNumberingAfterBreak="0">
+  <w:abstractNum w:abstractNumId="27" w15:restartNumberingAfterBreak="0">
+    <w:nsid w:val="45D83AC1"/>
+    <w:multiLevelType w:val="multilevel"/>
+    <w:tmpl w:val="6C627F0A"/>
+    <w:lvl w:ilvl="0">
+      <w:start w:val="1"/>
+      <w:numFmt w:val="bullet"/>
+      <w:lvlText w:val=""/>
+      <w:lvlJc w:val="left"/>
+      <w:pPr>
+        <w:tabs>
+          <w:tab w:val="num" w:pos="720"/>
+        </w:tabs>
+        <w:ind w:left="720" w:hanging="360"/>
+      </w:pPr>
+      <w:rPr>
+        <w:rFonts w:ascii="Symbol" w:hAnsi="Symbol" w:hint="default"/>
+        <w:sz w:val="20"/>
+      </w:rPr>
+    </w:lvl>
+    <w:lvl w:ilvl="1" w:tentative="1">
+      <w:start w:val="1"/>
+      <w:numFmt w:val="bullet"/>
+      <w:lvlText w:val="o"/>
+      <w:lvlJc w:val="left"/>
+      <w:pPr>
+        <w:tabs>
+          <w:tab w:val="num" w:pos="1440"/>
+        </w:tabs>
+        <w:ind w:left="1440" w:hanging="360"/>
+      </w:pPr>
+      <w:rPr>
+        <w:rFonts w:ascii="Courier New" w:hAnsi="Courier New" w:hint="default"/>
+        <w:sz w:val="20"/>
+      </w:rPr>
+    </w:lvl>
+    <w:lvl w:ilvl="2" w:tentative="1">
+      <w:start w:val="1"/>
+      <w:numFmt w:val="bullet"/>
+      <w:lvlText w:val=""/>
+      <w:lvlJc w:val="left"/>
+      <w:pPr>
+        <w:tabs>
+          <w:tab w:val="num" w:pos="2160"/>
+        </w:tabs>
+        <w:ind w:left="2160" w:hanging="360"/>
+      </w:pPr>
+      <w:rPr>
+        <w:rFonts w:ascii="Wingdings" w:hAnsi="Wingdings" w:hint="default"/>
+        <w:sz w:val="20"/>
+      </w:rPr>
+    </w:lvl>
+    <w:lvl w:ilvl="3" w:tentative="1">
+      <w:start w:val="1"/>
+      <w:numFmt w:val="bullet"/>
+      <w:lvlText w:val=""/>
+      <w:lvlJc w:val="left"/>
+      <w:pPr>
+        <w:tabs>
+          <w:tab w:val="num" w:pos="2880"/>
+        </w:tabs>
+        <w:ind w:left="2880" w:hanging="360"/>
+      </w:pPr>
+      <w:rPr>
+        <w:rFonts w:ascii="Wingdings" w:hAnsi="Wingdings" w:hint="default"/>
+        <w:sz w:val="20"/>
+      </w:rPr>
+    </w:lvl>
+    <w:lvl w:ilvl="4" w:tentative="1">
+      <w:start w:val="1"/>
+      <w:numFmt w:val="bullet"/>
+      <w:lvlText w:val=""/>
+      <w:lvlJc w:val="left"/>
+      <w:pPr>
+        <w:tabs>
+          <w:tab w:val="num" w:pos="3600"/>
+        </w:tabs>
+        <w:ind w:left="3600" w:hanging="360"/>
+      </w:pPr>
+      <w:rPr>
+        <w:rFonts w:ascii="Wingdings" w:hAnsi="Wingdings" w:hint="default"/>
+        <w:sz w:val="20"/>
+      </w:rPr>
+    </w:lvl>
+    <w:lvl w:ilvl="5" w:tentative="1">
+      <w:start w:val="1"/>
+      <w:numFmt w:val="bullet"/>
+      <w:lvlText w:val=""/>
+      <w:lvlJc w:val="left"/>
+      <w:pPr>
+        <w:tabs>
+          <w:tab w:val="num" w:pos="4320"/>
+        </w:tabs>
+        <w:ind w:left="4320" w:hanging="360"/>
+      </w:pPr>
+      <w:rPr>
+        <w:rFonts w:ascii="Wingdings" w:hAnsi="Wingdings" w:hint="default"/>
+        <w:sz w:val="20"/>
+      </w:rPr>
+    </w:lvl>
+    <w:lvl w:ilvl="6" w:tentative="1">
+      <w:start w:val="1"/>
+      <w:numFmt w:val="bullet"/>
+      <w:lvlText w:val=""/>
+      <w:lvlJc w:val="left"/>
+      <w:pPr>
+        <w:tabs>
+          <w:tab w:val="num" w:pos="5040"/>
+        </w:tabs>
+        <w:ind w:left="5040" w:hanging="360"/>
+      </w:pPr>
+      <w:rPr>
+        <w:rFonts w:ascii="Wingdings" w:hAnsi="Wingdings" w:hint="default"/>
+        <w:sz w:val="20"/>
+      </w:rPr>
+    </w:lvl>
+    <w:lvl w:ilvl="7" w:tentative="1">
+      <w:start w:val="1"/>
+      <w:numFmt w:val="bullet"/>
+      <w:lvlText w:val=""/>
+      <w:lvlJc w:val="left"/>
+      <w:pPr>
+        <w:tabs>
+          <w:tab w:val="num" w:pos="5760"/>
+        </w:tabs>
+        <w:ind w:left="5760" w:hanging="360"/>
+      </w:pPr>
+      <w:rPr>
+        <w:rFonts w:ascii="Wingdings" w:hAnsi="Wingdings" w:hint="default"/>
+        <w:sz w:val="20"/>
+      </w:rPr>
+    </w:lvl>
+    <w:lvl w:ilvl="8" w:tentative="1">
+      <w:start w:val="1"/>
+      <w:numFmt w:val="bullet"/>
+      <w:lvlText w:val=""/>
+      <w:lvlJc w:val="left"/>
+      <w:pPr>
+        <w:tabs>
+          <w:tab w:val="num" w:pos="6480"/>
+        </w:tabs>
+        <w:ind w:left="6480" w:hanging="360"/>
+      </w:pPr>
+      <w:rPr>
+        <w:rFonts w:ascii="Wingdings" w:hAnsi="Wingdings" w:hint="default"/>
+        <w:sz w:val="20"/>
+      </w:rPr>
+    </w:lvl>
+  </w:abstractNum>
+  <w:abstractNum w:abstractNumId="28" w15:restartNumberingAfterBreak="0">
+    <w:nsid w:val="46185602"/>
+    <w:multiLevelType w:val="multilevel"/>
+    <w:tmpl w:val="B5EEF6AC"/>
+    <w:lvl w:ilvl="0">
+      <w:start w:val="1"/>
+      <w:numFmt w:val="bullet"/>
+      <w:lvlText w:val=""/>
+      <w:lvlJc w:val="left"/>
+      <w:pPr>
+        <w:tabs>
+          <w:tab w:val="num" w:pos="720"/>
+        </w:tabs>
+        <w:ind w:left="720" w:hanging="360"/>
+      </w:pPr>
+      <w:rPr>
+        <w:rFonts w:ascii="Symbol" w:hAnsi="Symbol" w:hint="default"/>
+        <w:sz w:val="20"/>
+      </w:rPr>
+    </w:lvl>
+    <w:lvl w:ilvl="1" w:tentative="1">
+      <w:start w:val="1"/>
+      <w:numFmt w:val="bullet"/>
+      <w:lvlText w:val="o"/>
+      <w:lvlJc w:val="left"/>
+      <w:pPr>
+        <w:tabs>
+          <w:tab w:val="num" w:pos="1440"/>
+        </w:tabs>
+        <w:ind w:left="1440" w:hanging="360"/>
+      </w:pPr>
+      <w:rPr>
+        <w:rFonts w:ascii="Courier New" w:hAnsi="Courier New" w:hint="default"/>
+        <w:sz w:val="20"/>
+      </w:rPr>
+    </w:lvl>
+    <w:lvl w:ilvl="2" w:tentative="1">
+      <w:start w:val="1"/>
+      <w:numFmt w:val="bullet"/>
+      <w:lvlText w:val=""/>
+      <w:lvlJc w:val="left"/>
+      <w:pPr>
+        <w:tabs>
+          <w:tab w:val="num" w:pos="2160"/>
+        </w:tabs>
+        <w:ind w:left="2160" w:hanging="360"/>
+      </w:pPr>
+      <w:rPr>
+        <w:rFonts w:ascii="Wingdings" w:hAnsi="Wingdings" w:hint="default"/>
+        <w:sz w:val="20"/>
+      </w:rPr>
+    </w:lvl>
+    <w:lvl w:ilvl="3" w:tentative="1">
+      <w:start w:val="1"/>
+      <w:numFmt w:val="bullet"/>
+      <w:lvlText w:val=""/>
+      <w:lvlJc w:val="left"/>
+      <w:pPr>
+        <w:tabs>
+          <w:tab w:val="num" w:pos="2880"/>
+        </w:tabs>
+        <w:ind w:left="2880" w:hanging="360"/>
+      </w:pPr>
+      <w:rPr>
+        <w:rFonts w:ascii="Wingdings" w:hAnsi="Wingdings" w:hint="default"/>
+        <w:sz w:val="20"/>
+      </w:rPr>
+    </w:lvl>
+    <w:lvl w:ilvl="4" w:tentative="1">
+      <w:start w:val="1"/>
+      <w:numFmt w:val="bullet"/>
+      <w:lvlText w:val=""/>
+      <w:lvlJc w:val="left"/>
+      <w:pPr>
+        <w:tabs>
+          <w:tab w:val="num" w:pos="3600"/>
+        </w:tabs>
+        <w:ind w:left="3600" w:hanging="360"/>
+      </w:pPr>
+      <w:rPr>
+        <w:rFonts w:ascii="Wingdings" w:hAnsi="Wingdings" w:hint="default"/>
+        <w:sz w:val="20"/>
+      </w:rPr>
+    </w:lvl>
+    <w:lvl w:ilvl="5" w:tentative="1">
+      <w:start w:val="1"/>
+      <w:numFmt w:val="bullet"/>
+      <w:lvlText w:val=""/>
+      <w:lvlJc w:val="left"/>
+      <w:pPr>
+        <w:tabs>
+          <w:tab w:val="num" w:pos="4320"/>
+        </w:tabs>
+        <w:ind w:left="4320" w:hanging="360"/>
+      </w:pPr>
+      <w:rPr>
+        <w:rFonts w:ascii="Wingdings" w:hAnsi="Wingdings" w:hint="default"/>
+        <w:sz w:val="20"/>
+      </w:rPr>
+    </w:lvl>
+    <w:lvl w:ilvl="6" w:tentative="1">
+      <w:start w:val="1"/>
+      <w:numFmt w:val="bullet"/>
+      <w:lvlText w:val=""/>
+      <w:lvlJc w:val="left"/>
+      <w:pPr>
+        <w:tabs>
+          <w:tab w:val="num" w:pos="5040"/>
+        </w:tabs>
+        <w:ind w:left="5040" w:hanging="360"/>
+      </w:pPr>
+      <w:rPr>
+        <w:rFonts w:ascii="Wingdings" w:hAnsi="Wingdings" w:hint="default"/>
+        <w:sz w:val="20"/>
+      </w:rPr>
+    </w:lvl>
+    <w:lvl w:ilvl="7" w:tentative="1">
+      <w:start w:val="1"/>
+      <w:numFmt w:val="bullet"/>
+      <w:lvlText w:val=""/>
+      <w:lvlJc w:val="left"/>
+      <w:pPr>
+        <w:tabs>
+          <w:tab w:val="num" w:pos="5760"/>
+        </w:tabs>
+        <w:ind w:left="5760" w:hanging="360"/>
+      </w:pPr>
+      <w:rPr>
+        <w:rFonts w:ascii="Wingdings" w:hAnsi="Wingdings" w:hint="default"/>
+        <w:sz w:val="20"/>
+      </w:rPr>
+    </w:lvl>
+    <w:lvl w:ilvl="8" w:tentative="1">
+      <w:start w:val="1"/>
+      <w:numFmt w:val="bullet"/>
+      <w:lvlText w:val=""/>
+      <w:lvlJc w:val="left"/>
+      <w:pPr>
+        <w:tabs>
+          <w:tab w:val="num" w:pos="6480"/>
+        </w:tabs>
+        <w:ind w:left="6480" w:hanging="360"/>
+      </w:pPr>
+      <w:rPr>
+        <w:rFonts w:ascii="Wingdings" w:hAnsi="Wingdings" w:hint="default"/>
+        <w:sz w:val="20"/>
+      </w:rPr>
+    </w:lvl>
+  </w:abstractNum>
+  <w:abstractNum w:abstractNumId="29" w15:restartNumberingAfterBreak="0">
     <w:nsid w:val="48FC24EC"/>
     <w:multiLevelType w:val="multilevel"/>
     <w:tmpl w:val="44F4C652"/>
@@ -3439,7 +7414,454 @@
       </w:pPr>
     </w:lvl>
   </w:abstractNum>
-  <w:abstractNum w:abstractNumId="14" w15:restartNumberingAfterBreak="0">
+  <w:abstractNum w:abstractNumId="30" w15:restartNumberingAfterBreak="0">
+    <w:nsid w:val="49576283"/>
+    <w:multiLevelType w:val="multilevel"/>
+    <w:tmpl w:val="FC7EFB3C"/>
+    <w:lvl w:ilvl="0">
+      <w:start w:val="1"/>
+      <w:numFmt w:val="bullet"/>
+      <w:lvlText w:val=""/>
+      <w:lvlJc w:val="left"/>
+      <w:pPr>
+        <w:tabs>
+          <w:tab w:val="num" w:pos="720"/>
+        </w:tabs>
+        <w:ind w:left="720" w:hanging="360"/>
+      </w:pPr>
+      <w:rPr>
+        <w:rFonts w:ascii="Symbol" w:hAnsi="Symbol" w:hint="default"/>
+        <w:sz w:val="20"/>
+      </w:rPr>
+    </w:lvl>
+    <w:lvl w:ilvl="1" w:tentative="1">
+      <w:start w:val="1"/>
+      <w:numFmt w:val="bullet"/>
+      <w:lvlText w:val="o"/>
+      <w:lvlJc w:val="left"/>
+      <w:pPr>
+        <w:tabs>
+          <w:tab w:val="num" w:pos="1440"/>
+        </w:tabs>
+        <w:ind w:left="1440" w:hanging="360"/>
+      </w:pPr>
+      <w:rPr>
+        <w:rFonts w:ascii="Courier New" w:hAnsi="Courier New" w:hint="default"/>
+        <w:sz w:val="20"/>
+      </w:rPr>
+    </w:lvl>
+    <w:lvl w:ilvl="2" w:tentative="1">
+      <w:start w:val="1"/>
+      <w:numFmt w:val="bullet"/>
+      <w:lvlText w:val=""/>
+      <w:lvlJc w:val="left"/>
+      <w:pPr>
+        <w:tabs>
+          <w:tab w:val="num" w:pos="2160"/>
+        </w:tabs>
+        <w:ind w:left="2160" w:hanging="360"/>
+      </w:pPr>
+      <w:rPr>
+        <w:rFonts w:ascii="Wingdings" w:hAnsi="Wingdings" w:hint="default"/>
+        <w:sz w:val="20"/>
+      </w:rPr>
+    </w:lvl>
+    <w:lvl w:ilvl="3" w:tentative="1">
+      <w:start w:val="1"/>
+      <w:numFmt w:val="bullet"/>
+      <w:lvlText w:val=""/>
+      <w:lvlJc w:val="left"/>
+      <w:pPr>
+        <w:tabs>
+          <w:tab w:val="num" w:pos="2880"/>
+        </w:tabs>
+        <w:ind w:left="2880" w:hanging="360"/>
+      </w:pPr>
+      <w:rPr>
+        <w:rFonts w:ascii="Wingdings" w:hAnsi="Wingdings" w:hint="default"/>
+        <w:sz w:val="20"/>
+      </w:rPr>
+    </w:lvl>
+    <w:lvl w:ilvl="4" w:tentative="1">
+      <w:start w:val="1"/>
+      <w:numFmt w:val="bullet"/>
+      <w:lvlText w:val=""/>
+      <w:lvlJc w:val="left"/>
+      <w:pPr>
+        <w:tabs>
+          <w:tab w:val="num" w:pos="3600"/>
+        </w:tabs>
+        <w:ind w:left="3600" w:hanging="360"/>
+      </w:pPr>
+      <w:rPr>
+        <w:rFonts w:ascii="Wingdings" w:hAnsi="Wingdings" w:hint="default"/>
+        <w:sz w:val="20"/>
+      </w:rPr>
+    </w:lvl>
+    <w:lvl w:ilvl="5" w:tentative="1">
+      <w:start w:val="1"/>
+      <w:numFmt w:val="bullet"/>
+      <w:lvlText w:val=""/>
+      <w:lvlJc w:val="left"/>
+      <w:pPr>
+        <w:tabs>
+          <w:tab w:val="num" w:pos="4320"/>
+        </w:tabs>
+        <w:ind w:left="4320" w:hanging="360"/>
+      </w:pPr>
+      <w:rPr>
+        <w:rFonts w:ascii="Wingdings" w:hAnsi="Wingdings" w:hint="default"/>
+        <w:sz w:val="20"/>
+      </w:rPr>
+    </w:lvl>
+    <w:lvl w:ilvl="6" w:tentative="1">
+      <w:start w:val="1"/>
+      <w:numFmt w:val="bullet"/>
+      <w:lvlText w:val=""/>
+      <w:lvlJc w:val="left"/>
+      <w:pPr>
+        <w:tabs>
+          <w:tab w:val="num" w:pos="5040"/>
+        </w:tabs>
+        <w:ind w:left="5040" w:hanging="360"/>
+      </w:pPr>
+      <w:rPr>
+        <w:rFonts w:ascii="Wingdings" w:hAnsi="Wingdings" w:hint="default"/>
+        <w:sz w:val="20"/>
+      </w:rPr>
+    </w:lvl>
+    <w:lvl w:ilvl="7" w:tentative="1">
+      <w:start w:val="1"/>
+      <w:numFmt w:val="bullet"/>
+      <w:lvlText w:val=""/>
+      <w:lvlJc w:val="left"/>
+      <w:pPr>
+        <w:tabs>
+          <w:tab w:val="num" w:pos="5760"/>
+        </w:tabs>
+        <w:ind w:left="5760" w:hanging="360"/>
+      </w:pPr>
+      <w:rPr>
+        <w:rFonts w:ascii="Wingdings" w:hAnsi="Wingdings" w:hint="default"/>
+        <w:sz w:val="20"/>
+      </w:rPr>
+    </w:lvl>
+    <w:lvl w:ilvl="8" w:tentative="1">
+      <w:start w:val="1"/>
+      <w:numFmt w:val="bullet"/>
+      <w:lvlText w:val=""/>
+      <w:lvlJc w:val="left"/>
+      <w:pPr>
+        <w:tabs>
+          <w:tab w:val="num" w:pos="6480"/>
+        </w:tabs>
+        <w:ind w:left="6480" w:hanging="360"/>
+      </w:pPr>
+      <w:rPr>
+        <w:rFonts w:ascii="Wingdings" w:hAnsi="Wingdings" w:hint="default"/>
+        <w:sz w:val="20"/>
+      </w:rPr>
+    </w:lvl>
+  </w:abstractNum>
+  <w:abstractNum w:abstractNumId="31" w15:restartNumberingAfterBreak="0">
+    <w:nsid w:val="4CFF1505"/>
+    <w:multiLevelType w:val="multilevel"/>
+    <w:tmpl w:val="4E1E3130"/>
+    <w:lvl w:ilvl="0">
+      <w:start w:val="1"/>
+      <w:numFmt w:val="bullet"/>
+      <w:lvlText w:val=""/>
+      <w:lvlJc w:val="left"/>
+      <w:pPr>
+        <w:tabs>
+          <w:tab w:val="num" w:pos="720"/>
+        </w:tabs>
+        <w:ind w:left="720" w:hanging="360"/>
+      </w:pPr>
+      <w:rPr>
+        <w:rFonts w:ascii="Symbol" w:hAnsi="Symbol" w:hint="default"/>
+        <w:sz w:val="20"/>
+      </w:rPr>
+    </w:lvl>
+    <w:lvl w:ilvl="1" w:tentative="1">
+      <w:start w:val="1"/>
+      <w:numFmt w:val="bullet"/>
+      <w:lvlText w:val="o"/>
+      <w:lvlJc w:val="left"/>
+      <w:pPr>
+        <w:tabs>
+          <w:tab w:val="num" w:pos="1440"/>
+        </w:tabs>
+        <w:ind w:left="1440" w:hanging="360"/>
+      </w:pPr>
+      <w:rPr>
+        <w:rFonts w:ascii="Courier New" w:hAnsi="Courier New" w:hint="default"/>
+        <w:sz w:val="20"/>
+      </w:rPr>
+    </w:lvl>
+    <w:lvl w:ilvl="2" w:tentative="1">
+      <w:start w:val="1"/>
+      <w:numFmt w:val="bullet"/>
+      <w:lvlText w:val=""/>
+      <w:lvlJc w:val="left"/>
+      <w:pPr>
+        <w:tabs>
+          <w:tab w:val="num" w:pos="2160"/>
+        </w:tabs>
+        <w:ind w:left="2160" w:hanging="360"/>
+      </w:pPr>
+      <w:rPr>
+        <w:rFonts w:ascii="Wingdings" w:hAnsi="Wingdings" w:hint="default"/>
+        <w:sz w:val="20"/>
+      </w:rPr>
+    </w:lvl>
+    <w:lvl w:ilvl="3" w:tentative="1">
+      <w:start w:val="1"/>
+      <w:numFmt w:val="bullet"/>
+      <w:lvlText w:val=""/>
+      <w:lvlJc w:val="left"/>
+      <w:pPr>
+        <w:tabs>
+          <w:tab w:val="num" w:pos="2880"/>
+        </w:tabs>
+        <w:ind w:left="2880" w:hanging="360"/>
+      </w:pPr>
+      <w:rPr>
+        <w:rFonts w:ascii="Wingdings" w:hAnsi="Wingdings" w:hint="default"/>
+        <w:sz w:val="20"/>
+      </w:rPr>
+    </w:lvl>
+    <w:lvl w:ilvl="4" w:tentative="1">
+      <w:start w:val="1"/>
+      <w:numFmt w:val="bullet"/>
+      <w:lvlText w:val=""/>
+      <w:lvlJc w:val="left"/>
+      <w:pPr>
+        <w:tabs>
+          <w:tab w:val="num" w:pos="3600"/>
+        </w:tabs>
+        <w:ind w:left="3600" w:hanging="360"/>
+      </w:pPr>
+      <w:rPr>
+        <w:rFonts w:ascii="Wingdings" w:hAnsi="Wingdings" w:hint="default"/>
+        <w:sz w:val="20"/>
+      </w:rPr>
+    </w:lvl>
+    <w:lvl w:ilvl="5" w:tentative="1">
+      <w:start w:val="1"/>
+      <w:numFmt w:val="bullet"/>
+      <w:lvlText w:val=""/>
+      <w:lvlJc w:val="left"/>
+      <w:pPr>
+        <w:tabs>
+          <w:tab w:val="num" w:pos="4320"/>
+        </w:tabs>
+        <w:ind w:left="4320" w:hanging="360"/>
+      </w:pPr>
+      <w:rPr>
+        <w:rFonts w:ascii="Wingdings" w:hAnsi="Wingdings" w:hint="default"/>
+        <w:sz w:val="20"/>
+      </w:rPr>
+    </w:lvl>
+    <w:lvl w:ilvl="6" w:tentative="1">
+      <w:start w:val="1"/>
+      <w:numFmt w:val="bullet"/>
+      <w:lvlText w:val=""/>
+      <w:lvlJc w:val="left"/>
+      <w:pPr>
+        <w:tabs>
+          <w:tab w:val="num" w:pos="5040"/>
+        </w:tabs>
+        <w:ind w:left="5040" w:hanging="360"/>
+      </w:pPr>
+      <w:rPr>
+        <w:rFonts w:ascii="Wingdings" w:hAnsi="Wingdings" w:hint="default"/>
+        <w:sz w:val="20"/>
+      </w:rPr>
+    </w:lvl>
+    <w:lvl w:ilvl="7" w:tentative="1">
+      <w:start w:val="1"/>
+      <w:numFmt w:val="bullet"/>
+      <w:lvlText w:val=""/>
+      <w:lvlJc w:val="left"/>
+      <w:pPr>
+        <w:tabs>
+          <w:tab w:val="num" w:pos="5760"/>
+        </w:tabs>
+        <w:ind w:left="5760" w:hanging="360"/>
+      </w:pPr>
+      <w:rPr>
+        <w:rFonts w:ascii="Wingdings" w:hAnsi="Wingdings" w:hint="default"/>
+        <w:sz w:val="20"/>
+      </w:rPr>
+    </w:lvl>
+    <w:lvl w:ilvl="8" w:tentative="1">
+      <w:start w:val="1"/>
+      <w:numFmt w:val="bullet"/>
+      <w:lvlText w:val=""/>
+      <w:lvlJc w:val="left"/>
+      <w:pPr>
+        <w:tabs>
+          <w:tab w:val="num" w:pos="6480"/>
+        </w:tabs>
+        <w:ind w:left="6480" w:hanging="360"/>
+      </w:pPr>
+      <w:rPr>
+        <w:rFonts w:ascii="Wingdings" w:hAnsi="Wingdings" w:hint="default"/>
+        <w:sz w:val="20"/>
+      </w:rPr>
+    </w:lvl>
+  </w:abstractNum>
+  <w:abstractNum w:abstractNumId="32" w15:restartNumberingAfterBreak="0">
+    <w:nsid w:val="4D89449E"/>
+    <w:multiLevelType w:val="multilevel"/>
+    <w:tmpl w:val="46D6CDF8"/>
+    <w:lvl w:ilvl="0">
+      <w:start w:val="1"/>
+      <w:numFmt w:val="bullet"/>
+      <w:lvlText w:val=""/>
+      <w:lvlJc w:val="left"/>
+      <w:pPr>
+        <w:tabs>
+          <w:tab w:val="num" w:pos="720"/>
+        </w:tabs>
+        <w:ind w:left="720" w:hanging="360"/>
+      </w:pPr>
+      <w:rPr>
+        <w:rFonts w:ascii="Symbol" w:hAnsi="Symbol" w:hint="default"/>
+        <w:sz w:val="20"/>
+      </w:rPr>
+    </w:lvl>
+    <w:lvl w:ilvl="1" w:tentative="1">
+      <w:start w:val="1"/>
+      <w:numFmt w:val="bullet"/>
+      <w:lvlText w:val="o"/>
+      <w:lvlJc w:val="left"/>
+      <w:pPr>
+        <w:tabs>
+          <w:tab w:val="num" w:pos="1440"/>
+        </w:tabs>
+        <w:ind w:left="1440" w:hanging="360"/>
+      </w:pPr>
+      <w:rPr>
+        <w:rFonts w:ascii="Courier New" w:hAnsi="Courier New" w:hint="default"/>
+        <w:sz w:val="20"/>
+      </w:rPr>
+    </w:lvl>
+    <w:lvl w:ilvl="2" w:tentative="1">
+      <w:start w:val="1"/>
+      <w:numFmt w:val="bullet"/>
+      <w:lvlText w:val=""/>
+      <w:lvlJc w:val="left"/>
+      <w:pPr>
+        <w:tabs>
+          <w:tab w:val="num" w:pos="2160"/>
+        </w:tabs>
+        <w:ind w:left="2160" w:hanging="360"/>
+      </w:pPr>
+      <w:rPr>
+        <w:rFonts w:ascii="Wingdings" w:hAnsi="Wingdings" w:hint="default"/>
+        <w:sz w:val="20"/>
+      </w:rPr>
+    </w:lvl>
+    <w:lvl w:ilvl="3" w:tentative="1">
+      <w:start w:val="1"/>
+      <w:numFmt w:val="bullet"/>
+      <w:lvlText w:val=""/>
+      <w:lvlJc w:val="left"/>
+      <w:pPr>
+        <w:tabs>
+          <w:tab w:val="num" w:pos="2880"/>
+        </w:tabs>
+        <w:ind w:left="2880" w:hanging="360"/>
+      </w:pPr>
+      <w:rPr>
+        <w:rFonts w:ascii="Wingdings" w:hAnsi="Wingdings" w:hint="default"/>
+        <w:sz w:val="20"/>
+      </w:rPr>
+    </w:lvl>
+    <w:lvl w:ilvl="4" w:tentative="1">
+      <w:start w:val="1"/>
+      <w:numFmt w:val="bullet"/>
+      <w:lvlText w:val=""/>
+      <w:lvlJc w:val="left"/>
+      <w:pPr>
+        <w:tabs>
+          <w:tab w:val="num" w:pos="3600"/>
+        </w:tabs>
+        <w:ind w:left="3600" w:hanging="360"/>
+      </w:pPr>
+      <w:rPr>
+        <w:rFonts w:ascii="Wingdings" w:hAnsi="Wingdings" w:hint="default"/>
+        <w:sz w:val="20"/>
+      </w:rPr>
+    </w:lvl>
+    <w:lvl w:ilvl="5" w:tentative="1">
+      <w:start w:val="1"/>
+      <w:numFmt w:val="bullet"/>
+      <w:lvlText w:val=""/>
+      <w:lvlJc w:val="left"/>
+      <w:pPr>
+        <w:tabs>
+          <w:tab w:val="num" w:pos="4320"/>
+        </w:tabs>
+        <w:ind w:left="4320" w:hanging="360"/>
+      </w:pPr>
+      <w:rPr>
+        <w:rFonts w:ascii="Wingdings" w:hAnsi="Wingdings" w:hint="default"/>
+        <w:sz w:val="20"/>
+      </w:rPr>
+    </w:lvl>
+    <w:lvl w:ilvl="6" w:tentative="1">
+      <w:start w:val="1"/>
+      <w:numFmt w:val="bullet"/>
+      <w:lvlText w:val=""/>
+      <w:lvlJc w:val="left"/>
+      <w:pPr>
+        <w:tabs>
+          <w:tab w:val="num" w:pos="5040"/>
+        </w:tabs>
+        <w:ind w:left="5040" w:hanging="360"/>
+      </w:pPr>
+      <w:rPr>
+        <w:rFonts w:ascii="Wingdings" w:hAnsi="Wingdings" w:hint="default"/>
+        <w:sz w:val="20"/>
+      </w:rPr>
+    </w:lvl>
+    <w:lvl w:ilvl="7" w:tentative="1">
+      <w:start w:val="1"/>
+      <w:numFmt w:val="bullet"/>
+      <w:lvlText w:val=""/>
+      <w:lvlJc w:val="left"/>
+      <w:pPr>
+        <w:tabs>
+          <w:tab w:val="num" w:pos="5760"/>
+        </w:tabs>
+        <w:ind w:left="5760" w:hanging="360"/>
+      </w:pPr>
+      <w:rPr>
+        <w:rFonts w:ascii="Wingdings" w:hAnsi="Wingdings" w:hint="default"/>
+        <w:sz w:val="20"/>
+      </w:rPr>
+    </w:lvl>
+    <w:lvl w:ilvl="8" w:tentative="1">
+      <w:start w:val="1"/>
+      <w:numFmt w:val="bullet"/>
+      <w:lvlText w:val=""/>
+      <w:lvlJc w:val="left"/>
+      <w:pPr>
+        <w:tabs>
+          <w:tab w:val="num" w:pos="6480"/>
+        </w:tabs>
+        <w:ind w:left="6480" w:hanging="360"/>
+      </w:pPr>
+      <w:rPr>
+        <w:rFonts w:ascii="Wingdings" w:hAnsi="Wingdings" w:hint="default"/>
+        <w:sz w:val="20"/>
+      </w:rPr>
+    </w:lvl>
+  </w:abstractNum>
+  <w:abstractNum w:abstractNumId="33" w15:restartNumberingAfterBreak="0">
     <w:nsid w:val="51B015CD"/>
     <w:multiLevelType w:val="multilevel"/>
     <w:tmpl w:val="150E0EDC"/>
@@ -3588,7 +8010,7 @@
       </w:rPr>
     </w:lvl>
   </w:abstractNum>
-  <w:abstractNum w:abstractNumId="15" w15:restartNumberingAfterBreak="0">
+  <w:abstractNum w:abstractNumId="34" w15:restartNumberingAfterBreak="0">
     <w:nsid w:val="578F5F90"/>
     <w:multiLevelType w:val="multilevel"/>
     <w:tmpl w:val="C152F746"/>
@@ -3737,7 +8159,7 @@
       </w:rPr>
     </w:lvl>
   </w:abstractNum>
-  <w:abstractNum w:abstractNumId="16" w15:restartNumberingAfterBreak="0">
+  <w:abstractNum w:abstractNumId="35" w15:restartNumberingAfterBreak="0">
     <w:nsid w:val="590C6634"/>
     <w:multiLevelType w:val="multilevel"/>
     <w:tmpl w:val="5DF85BA2"/>
@@ -3850,7 +8272,305 @@
       </w:pPr>
     </w:lvl>
   </w:abstractNum>
-  <w:abstractNum w:abstractNumId="17" w15:restartNumberingAfterBreak="0">
+  <w:abstractNum w:abstractNumId="36" w15:restartNumberingAfterBreak="0">
+    <w:nsid w:val="61FC4CC0"/>
+    <w:multiLevelType w:val="multilevel"/>
+    <w:tmpl w:val="2BF4B4D6"/>
+    <w:lvl w:ilvl="0">
+      <w:start w:val="1"/>
+      <w:numFmt w:val="bullet"/>
+      <w:lvlText w:val=""/>
+      <w:lvlJc w:val="left"/>
+      <w:pPr>
+        <w:tabs>
+          <w:tab w:val="num" w:pos="720"/>
+        </w:tabs>
+        <w:ind w:left="720" w:hanging="360"/>
+      </w:pPr>
+      <w:rPr>
+        <w:rFonts w:ascii="Symbol" w:hAnsi="Symbol" w:hint="default"/>
+        <w:sz w:val="20"/>
+      </w:rPr>
+    </w:lvl>
+    <w:lvl w:ilvl="1" w:tentative="1">
+      <w:start w:val="1"/>
+      <w:numFmt w:val="bullet"/>
+      <w:lvlText w:val="o"/>
+      <w:lvlJc w:val="left"/>
+      <w:pPr>
+        <w:tabs>
+          <w:tab w:val="num" w:pos="1440"/>
+        </w:tabs>
+        <w:ind w:left="1440" w:hanging="360"/>
+      </w:pPr>
+      <w:rPr>
+        <w:rFonts w:ascii="Courier New" w:hAnsi="Courier New" w:hint="default"/>
+        <w:sz w:val="20"/>
+      </w:rPr>
+    </w:lvl>
+    <w:lvl w:ilvl="2" w:tentative="1">
+      <w:start w:val="1"/>
+      <w:numFmt w:val="bullet"/>
+      <w:lvlText w:val=""/>
+      <w:lvlJc w:val="left"/>
+      <w:pPr>
+        <w:tabs>
+          <w:tab w:val="num" w:pos="2160"/>
+        </w:tabs>
+        <w:ind w:left="2160" w:hanging="360"/>
+      </w:pPr>
+      <w:rPr>
+        <w:rFonts w:ascii="Wingdings" w:hAnsi="Wingdings" w:hint="default"/>
+        <w:sz w:val="20"/>
+      </w:rPr>
+    </w:lvl>
+    <w:lvl w:ilvl="3" w:tentative="1">
+      <w:start w:val="1"/>
+      <w:numFmt w:val="bullet"/>
+      <w:lvlText w:val=""/>
+      <w:lvlJc w:val="left"/>
+      <w:pPr>
+        <w:tabs>
+          <w:tab w:val="num" w:pos="2880"/>
+        </w:tabs>
+        <w:ind w:left="2880" w:hanging="360"/>
+      </w:pPr>
+      <w:rPr>
+        <w:rFonts w:ascii="Wingdings" w:hAnsi="Wingdings" w:hint="default"/>
+        <w:sz w:val="20"/>
+      </w:rPr>
+    </w:lvl>
+    <w:lvl w:ilvl="4" w:tentative="1">
+      <w:start w:val="1"/>
+      <w:numFmt w:val="bullet"/>
+      <w:lvlText w:val=""/>
+      <w:lvlJc w:val="left"/>
+      <w:pPr>
+        <w:tabs>
+          <w:tab w:val="num" w:pos="3600"/>
+        </w:tabs>
+        <w:ind w:left="3600" w:hanging="360"/>
+      </w:pPr>
+      <w:rPr>
+        <w:rFonts w:ascii="Wingdings" w:hAnsi="Wingdings" w:hint="default"/>
+        <w:sz w:val="20"/>
+      </w:rPr>
+    </w:lvl>
+    <w:lvl w:ilvl="5" w:tentative="1">
+      <w:start w:val="1"/>
+      <w:numFmt w:val="bullet"/>
+      <w:lvlText w:val=""/>
+      <w:lvlJc w:val="left"/>
+      <w:pPr>
+        <w:tabs>
+          <w:tab w:val="num" w:pos="4320"/>
+        </w:tabs>
+        <w:ind w:left="4320" w:hanging="360"/>
+      </w:pPr>
+      <w:rPr>
+        <w:rFonts w:ascii="Wingdings" w:hAnsi="Wingdings" w:hint="default"/>
+        <w:sz w:val="20"/>
+      </w:rPr>
+    </w:lvl>
+    <w:lvl w:ilvl="6" w:tentative="1">
+      <w:start w:val="1"/>
+      <w:numFmt w:val="bullet"/>
+      <w:lvlText w:val=""/>
+      <w:lvlJc w:val="left"/>
+      <w:pPr>
+        <w:tabs>
+          <w:tab w:val="num" w:pos="5040"/>
+        </w:tabs>
+        <w:ind w:left="5040" w:hanging="360"/>
+      </w:pPr>
+      <w:rPr>
+        <w:rFonts w:ascii="Wingdings" w:hAnsi="Wingdings" w:hint="default"/>
+        <w:sz w:val="20"/>
+      </w:rPr>
+    </w:lvl>
+    <w:lvl w:ilvl="7" w:tentative="1">
+      <w:start w:val="1"/>
+      <w:numFmt w:val="bullet"/>
+      <w:lvlText w:val=""/>
+      <w:lvlJc w:val="left"/>
+      <w:pPr>
+        <w:tabs>
+          <w:tab w:val="num" w:pos="5760"/>
+        </w:tabs>
+        <w:ind w:left="5760" w:hanging="360"/>
+      </w:pPr>
+      <w:rPr>
+        <w:rFonts w:ascii="Wingdings" w:hAnsi="Wingdings" w:hint="default"/>
+        <w:sz w:val="20"/>
+      </w:rPr>
+    </w:lvl>
+    <w:lvl w:ilvl="8" w:tentative="1">
+      <w:start w:val="1"/>
+      <w:numFmt w:val="bullet"/>
+      <w:lvlText w:val=""/>
+      <w:lvlJc w:val="left"/>
+      <w:pPr>
+        <w:tabs>
+          <w:tab w:val="num" w:pos="6480"/>
+        </w:tabs>
+        <w:ind w:left="6480" w:hanging="360"/>
+      </w:pPr>
+      <w:rPr>
+        <w:rFonts w:ascii="Wingdings" w:hAnsi="Wingdings" w:hint="default"/>
+        <w:sz w:val="20"/>
+      </w:rPr>
+    </w:lvl>
+  </w:abstractNum>
+  <w:abstractNum w:abstractNumId="37" w15:restartNumberingAfterBreak="0">
+    <w:nsid w:val="69C27381"/>
+    <w:multiLevelType w:val="multilevel"/>
+    <w:tmpl w:val="DD6614EA"/>
+    <w:lvl w:ilvl="0">
+      <w:start w:val="1"/>
+      <w:numFmt w:val="bullet"/>
+      <w:lvlText w:val=""/>
+      <w:lvlJc w:val="left"/>
+      <w:pPr>
+        <w:tabs>
+          <w:tab w:val="num" w:pos="720"/>
+        </w:tabs>
+        <w:ind w:left="720" w:hanging="360"/>
+      </w:pPr>
+      <w:rPr>
+        <w:rFonts w:ascii="Symbol" w:hAnsi="Symbol" w:hint="default"/>
+        <w:sz w:val="20"/>
+      </w:rPr>
+    </w:lvl>
+    <w:lvl w:ilvl="1" w:tentative="1">
+      <w:start w:val="1"/>
+      <w:numFmt w:val="bullet"/>
+      <w:lvlText w:val="o"/>
+      <w:lvlJc w:val="left"/>
+      <w:pPr>
+        <w:tabs>
+          <w:tab w:val="num" w:pos="1440"/>
+        </w:tabs>
+        <w:ind w:left="1440" w:hanging="360"/>
+      </w:pPr>
+      <w:rPr>
+        <w:rFonts w:ascii="Courier New" w:hAnsi="Courier New" w:hint="default"/>
+        <w:sz w:val="20"/>
+      </w:rPr>
+    </w:lvl>
+    <w:lvl w:ilvl="2" w:tentative="1">
+      <w:start w:val="1"/>
+      <w:numFmt w:val="bullet"/>
+      <w:lvlText w:val=""/>
+      <w:lvlJc w:val="left"/>
+      <w:pPr>
+        <w:tabs>
+          <w:tab w:val="num" w:pos="2160"/>
+        </w:tabs>
+        <w:ind w:left="2160" w:hanging="360"/>
+      </w:pPr>
+      <w:rPr>
+        <w:rFonts w:ascii="Wingdings" w:hAnsi="Wingdings" w:hint="default"/>
+        <w:sz w:val="20"/>
+      </w:rPr>
+    </w:lvl>
+    <w:lvl w:ilvl="3" w:tentative="1">
+      <w:start w:val="1"/>
+      <w:numFmt w:val="bullet"/>
+      <w:lvlText w:val=""/>
+      <w:lvlJc w:val="left"/>
+      <w:pPr>
+        <w:tabs>
+          <w:tab w:val="num" w:pos="2880"/>
+        </w:tabs>
+        <w:ind w:left="2880" w:hanging="360"/>
+      </w:pPr>
+      <w:rPr>
+        <w:rFonts w:ascii="Wingdings" w:hAnsi="Wingdings" w:hint="default"/>
+        <w:sz w:val="20"/>
+      </w:rPr>
+    </w:lvl>
+    <w:lvl w:ilvl="4" w:tentative="1">
+      <w:start w:val="1"/>
+      <w:numFmt w:val="bullet"/>
+      <w:lvlText w:val=""/>
+      <w:lvlJc w:val="left"/>
+      <w:pPr>
+        <w:tabs>
+          <w:tab w:val="num" w:pos="3600"/>
+        </w:tabs>
+        <w:ind w:left="3600" w:hanging="360"/>
+      </w:pPr>
+      <w:rPr>
+        <w:rFonts w:ascii="Wingdings" w:hAnsi="Wingdings" w:hint="default"/>
+        <w:sz w:val="20"/>
+      </w:rPr>
+    </w:lvl>
+    <w:lvl w:ilvl="5" w:tentative="1">
+      <w:start w:val="1"/>
+      <w:numFmt w:val="bullet"/>
+      <w:lvlText w:val=""/>
+      <w:lvlJc w:val="left"/>
+      <w:pPr>
+        <w:tabs>
+          <w:tab w:val="num" w:pos="4320"/>
+        </w:tabs>
+        <w:ind w:left="4320" w:hanging="360"/>
+      </w:pPr>
+      <w:rPr>
+        <w:rFonts w:ascii="Wingdings" w:hAnsi="Wingdings" w:hint="default"/>
+        <w:sz w:val="20"/>
+      </w:rPr>
+    </w:lvl>
+    <w:lvl w:ilvl="6" w:tentative="1">
+      <w:start w:val="1"/>
+      <w:numFmt w:val="bullet"/>
+      <w:lvlText w:val=""/>
+      <w:lvlJc w:val="left"/>
+      <w:pPr>
+        <w:tabs>
+          <w:tab w:val="num" w:pos="5040"/>
+        </w:tabs>
+        <w:ind w:left="5040" w:hanging="360"/>
+      </w:pPr>
+      <w:rPr>
+        <w:rFonts w:ascii="Wingdings" w:hAnsi="Wingdings" w:hint="default"/>
+        <w:sz w:val="20"/>
+      </w:rPr>
+    </w:lvl>
+    <w:lvl w:ilvl="7" w:tentative="1">
+      <w:start w:val="1"/>
+      <w:numFmt w:val="bullet"/>
+      <w:lvlText w:val=""/>
+      <w:lvlJc w:val="left"/>
+      <w:pPr>
+        <w:tabs>
+          <w:tab w:val="num" w:pos="5760"/>
+        </w:tabs>
+        <w:ind w:left="5760" w:hanging="360"/>
+      </w:pPr>
+      <w:rPr>
+        <w:rFonts w:ascii="Wingdings" w:hAnsi="Wingdings" w:hint="default"/>
+        <w:sz w:val="20"/>
+      </w:rPr>
+    </w:lvl>
+    <w:lvl w:ilvl="8" w:tentative="1">
+      <w:start w:val="1"/>
+      <w:numFmt w:val="bullet"/>
+      <w:lvlText w:val=""/>
+      <w:lvlJc w:val="left"/>
+      <w:pPr>
+        <w:tabs>
+          <w:tab w:val="num" w:pos="6480"/>
+        </w:tabs>
+        <w:ind w:left="6480" w:hanging="360"/>
+      </w:pPr>
+      <w:rPr>
+        <w:rFonts w:ascii="Wingdings" w:hAnsi="Wingdings" w:hint="default"/>
+        <w:sz w:val="20"/>
+      </w:rPr>
+    </w:lvl>
+  </w:abstractNum>
+  <w:abstractNum w:abstractNumId="38" w15:restartNumberingAfterBreak="0">
     <w:nsid w:val="72021A1B"/>
     <w:multiLevelType w:val="multilevel"/>
     <w:tmpl w:val="83E096EA"/>
@@ -3999,7 +8719,7 @@
       </w:rPr>
     </w:lvl>
   </w:abstractNum>
-  <w:abstractNum w:abstractNumId="18" w15:restartNumberingAfterBreak="0">
+  <w:abstractNum w:abstractNumId="39" w15:restartNumberingAfterBreak="0">
     <w:nsid w:val="749378F1"/>
     <w:multiLevelType w:val="multilevel"/>
     <w:tmpl w:val="01628C5A"/>
@@ -4148,7 +8868,7 @@
       </w:rPr>
     </w:lvl>
   </w:abstractNum>
-  <w:abstractNum w:abstractNumId="19" w15:restartNumberingAfterBreak="0">
+  <w:abstractNum w:abstractNumId="40" w15:restartNumberingAfterBreak="0">
     <w:nsid w:val="74E552D0"/>
     <w:multiLevelType w:val="multilevel"/>
     <w:tmpl w:val="5AFE33EC"/>
@@ -4297,7 +9017,156 @@
       </w:rPr>
     </w:lvl>
   </w:abstractNum>
-  <w:abstractNum w:abstractNumId="20" w15:restartNumberingAfterBreak="0">
+  <w:abstractNum w:abstractNumId="41" w15:restartNumberingAfterBreak="0">
+    <w:nsid w:val="755C0E88"/>
+    <w:multiLevelType w:val="multilevel"/>
+    <w:tmpl w:val="74986520"/>
+    <w:lvl w:ilvl="0">
+      <w:start w:val="1"/>
+      <w:numFmt w:val="bullet"/>
+      <w:lvlText w:val=""/>
+      <w:lvlJc w:val="left"/>
+      <w:pPr>
+        <w:tabs>
+          <w:tab w:val="num" w:pos="720"/>
+        </w:tabs>
+        <w:ind w:left="720" w:hanging="360"/>
+      </w:pPr>
+      <w:rPr>
+        <w:rFonts w:ascii="Symbol" w:hAnsi="Symbol" w:hint="default"/>
+        <w:sz w:val="20"/>
+      </w:rPr>
+    </w:lvl>
+    <w:lvl w:ilvl="1" w:tentative="1">
+      <w:start w:val="1"/>
+      <w:numFmt w:val="bullet"/>
+      <w:lvlText w:val="o"/>
+      <w:lvlJc w:val="left"/>
+      <w:pPr>
+        <w:tabs>
+          <w:tab w:val="num" w:pos="1440"/>
+        </w:tabs>
+        <w:ind w:left="1440" w:hanging="360"/>
+      </w:pPr>
+      <w:rPr>
+        <w:rFonts w:ascii="Courier New" w:hAnsi="Courier New" w:hint="default"/>
+        <w:sz w:val="20"/>
+      </w:rPr>
+    </w:lvl>
+    <w:lvl w:ilvl="2" w:tentative="1">
+      <w:start w:val="1"/>
+      <w:numFmt w:val="bullet"/>
+      <w:lvlText w:val=""/>
+      <w:lvlJc w:val="left"/>
+      <w:pPr>
+        <w:tabs>
+          <w:tab w:val="num" w:pos="2160"/>
+        </w:tabs>
+        <w:ind w:left="2160" w:hanging="360"/>
+      </w:pPr>
+      <w:rPr>
+        <w:rFonts w:ascii="Wingdings" w:hAnsi="Wingdings" w:hint="default"/>
+        <w:sz w:val="20"/>
+      </w:rPr>
+    </w:lvl>
+    <w:lvl w:ilvl="3" w:tentative="1">
+      <w:start w:val="1"/>
+      <w:numFmt w:val="bullet"/>
+      <w:lvlText w:val=""/>
+      <w:lvlJc w:val="left"/>
+      <w:pPr>
+        <w:tabs>
+          <w:tab w:val="num" w:pos="2880"/>
+        </w:tabs>
+        <w:ind w:left="2880" w:hanging="360"/>
+      </w:pPr>
+      <w:rPr>
+        <w:rFonts w:ascii="Wingdings" w:hAnsi="Wingdings" w:hint="default"/>
+        <w:sz w:val="20"/>
+      </w:rPr>
+    </w:lvl>
+    <w:lvl w:ilvl="4" w:tentative="1">
+      <w:start w:val="1"/>
+      <w:numFmt w:val="bullet"/>
+      <w:lvlText w:val=""/>
+      <w:lvlJc w:val="left"/>
+      <w:pPr>
+        <w:tabs>
+          <w:tab w:val="num" w:pos="3600"/>
+        </w:tabs>
+        <w:ind w:left="3600" w:hanging="360"/>
+      </w:pPr>
+      <w:rPr>
+        <w:rFonts w:ascii="Wingdings" w:hAnsi="Wingdings" w:hint="default"/>
+        <w:sz w:val="20"/>
+      </w:rPr>
+    </w:lvl>
+    <w:lvl w:ilvl="5" w:tentative="1">
+      <w:start w:val="1"/>
+      <w:numFmt w:val="bullet"/>
+      <w:lvlText w:val=""/>
+      <w:lvlJc w:val="left"/>
+      <w:pPr>
+        <w:tabs>
+          <w:tab w:val="num" w:pos="4320"/>
+        </w:tabs>
+        <w:ind w:left="4320" w:hanging="360"/>
+      </w:pPr>
+      <w:rPr>
+        <w:rFonts w:ascii="Wingdings" w:hAnsi="Wingdings" w:hint="default"/>
+        <w:sz w:val="20"/>
+      </w:rPr>
+    </w:lvl>
+    <w:lvl w:ilvl="6" w:tentative="1">
+      <w:start w:val="1"/>
+      <w:numFmt w:val="bullet"/>
+      <w:lvlText w:val=""/>
+      <w:lvlJc w:val="left"/>
+      <w:pPr>
+        <w:tabs>
+          <w:tab w:val="num" w:pos="5040"/>
+        </w:tabs>
+        <w:ind w:left="5040" w:hanging="360"/>
+      </w:pPr>
+      <w:rPr>
+        <w:rFonts w:ascii="Wingdings" w:hAnsi="Wingdings" w:hint="default"/>
+        <w:sz w:val="20"/>
+      </w:rPr>
+    </w:lvl>
+    <w:lvl w:ilvl="7" w:tentative="1">
+      <w:start w:val="1"/>
+      <w:numFmt w:val="bullet"/>
+      <w:lvlText w:val=""/>
+      <w:lvlJc w:val="left"/>
+      <w:pPr>
+        <w:tabs>
+          <w:tab w:val="num" w:pos="5760"/>
+        </w:tabs>
+        <w:ind w:left="5760" w:hanging="360"/>
+      </w:pPr>
+      <w:rPr>
+        <w:rFonts w:ascii="Wingdings" w:hAnsi="Wingdings" w:hint="default"/>
+        <w:sz w:val="20"/>
+      </w:rPr>
+    </w:lvl>
+    <w:lvl w:ilvl="8" w:tentative="1">
+      <w:start w:val="1"/>
+      <w:numFmt w:val="bullet"/>
+      <w:lvlText w:val=""/>
+      <w:lvlJc w:val="left"/>
+      <w:pPr>
+        <w:tabs>
+          <w:tab w:val="num" w:pos="6480"/>
+        </w:tabs>
+        <w:ind w:left="6480" w:hanging="360"/>
+      </w:pPr>
+      <w:rPr>
+        <w:rFonts w:ascii="Wingdings" w:hAnsi="Wingdings" w:hint="default"/>
+        <w:sz w:val="20"/>
+      </w:rPr>
+    </w:lvl>
+  </w:abstractNum>
+  <w:abstractNum w:abstractNumId="42" w15:restartNumberingAfterBreak="0">
     <w:nsid w:val="79CE28DC"/>
     <w:multiLevelType w:val="multilevel"/>
     <w:tmpl w:val="8F844592"/>
@@ -4446,68 +9315,286 @@
       </w:rPr>
     </w:lvl>
   </w:abstractNum>
+  <w:abstractNum w:abstractNumId="43" w15:restartNumberingAfterBreak="0">
+    <w:nsid w:val="7C4E7FDD"/>
+    <w:multiLevelType w:val="multilevel"/>
+    <w:tmpl w:val="334E7E06"/>
+    <w:lvl w:ilvl="0">
+      <w:start w:val="1"/>
+      <w:numFmt w:val="bullet"/>
+      <w:lvlText w:val=""/>
+      <w:lvlJc w:val="left"/>
+      <w:pPr>
+        <w:tabs>
+          <w:tab w:val="num" w:pos="720"/>
+        </w:tabs>
+        <w:ind w:left="720" w:hanging="360"/>
+      </w:pPr>
+      <w:rPr>
+        <w:rFonts w:ascii="Symbol" w:hAnsi="Symbol" w:hint="default"/>
+        <w:sz w:val="20"/>
+      </w:rPr>
+    </w:lvl>
+    <w:lvl w:ilvl="1" w:tentative="1">
+      <w:start w:val="1"/>
+      <w:numFmt w:val="bullet"/>
+      <w:lvlText w:val="o"/>
+      <w:lvlJc w:val="left"/>
+      <w:pPr>
+        <w:tabs>
+          <w:tab w:val="num" w:pos="1440"/>
+        </w:tabs>
+        <w:ind w:left="1440" w:hanging="360"/>
+      </w:pPr>
+      <w:rPr>
+        <w:rFonts w:ascii="Courier New" w:hAnsi="Courier New" w:hint="default"/>
+        <w:sz w:val="20"/>
+      </w:rPr>
+    </w:lvl>
+    <w:lvl w:ilvl="2" w:tentative="1">
+      <w:start w:val="1"/>
+      <w:numFmt w:val="bullet"/>
+      <w:lvlText w:val=""/>
+      <w:lvlJc w:val="left"/>
+      <w:pPr>
+        <w:tabs>
+          <w:tab w:val="num" w:pos="2160"/>
+        </w:tabs>
+        <w:ind w:left="2160" w:hanging="360"/>
+      </w:pPr>
+      <w:rPr>
+        <w:rFonts w:ascii="Wingdings" w:hAnsi="Wingdings" w:hint="default"/>
+        <w:sz w:val="20"/>
+      </w:rPr>
+    </w:lvl>
+    <w:lvl w:ilvl="3" w:tentative="1">
+      <w:start w:val="1"/>
+      <w:numFmt w:val="bullet"/>
+      <w:lvlText w:val=""/>
+      <w:lvlJc w:val="left"/>
+      <w:pPr>
+        <w:tabs>
+          <w:tab w:val="num" w:pos="2880"/>
+        </w:tabs>
+        <w:ind w:left="2880" w:hanging="360"/>
+      </w:pPr>
+      <w:rPr>
+        <w:rFonts w:ascii="Wingdings" w:hAnsi="Wingdings" w:hint="default"/>
+        <w:sz w:val="20"/>
+      </w:rPr>
+    </w:lvl>
+    <w:lvl w:ilvl="4" w:tentative="1">
+      <w:start w:val="1"/>
+      <w:numFmt w:val="bullet"/>
+      <w:lvlText w:val=""/>
+      <w:lvlJc w:val="left"/>
+      <w:pPr>
+        <w:tabs>
+          <w:tab w:val="num" w:pos="3600"/>
+        </w:tabs>
+        <w:ind w:left="3600" w:hanging="360"/>
+      </w:pPr>
+      <w:rPr>
+        <w:rFonts w:ascii="Wingdings" w:hAnsi="Wingdings" w:hint="default"/>
+        <w:sz w:val="20"/>
+      </w:rPr>
+    </w:lvl>
+    <w:lvl w:ilvl="5" w:tentative="1">
+      <w:start w:val="1"/>
+      <w:numFmt w:val="bullet"/>
+      <w:lvlText w:val=""/>
+      <w:lvlJc w:val="left"/>
+      <w:pPr>
+        <w:tabs>
+          <w:tab w:val="num" w:pos="4320"/>
+        </w:tabs>
+        <w:ind w:left="4320" w:hanging="360"/>
+      </w:pPr>
+      <w:rPr>
+        <w:rFonts w:ascii="Wingdings" w:hAnsi="Wingdings" w:hint="default"/>
+        <w:sz w:val="20"/>
+      </w:rPr>
+    </w:lvl>
+    <w:lvl w:ilvl="6" w:tentative="1">
+      <w:start w:val="1"/>
+      <w:numFmt w:val="bullet"/>
+      <w:lvlText w:val=""/>
+      <w:lvlJc w:val="left"/>
+      <w:pPr>
+        <w:tabs>
+          <w:tab w:val="num" w:pos="5040"/>
+        </w:tabs>
+        <w:ind w:left="5040" w:hanging="360"/>
+      </w:pPr>
+      <w:rPr>
+        <w:rFonts w:ascii="Wingdings" w:hAnsi="Wingdings" w:hint="default"/>
+        <w:sz w:val="20"/>
+      </w:rPr>
+    </w:lvl>
+    <w:lvl w:ilvl="7" w:tentative="1">
+      <w:start w:val="1"/>
+      <w:numFmt w:val="bullet"/>
+      <w:lvlText w:val=""/>
+      <w:lvlJc w:val="left"/>
+      <w:pPr>
+        <w:tabs>
+          <w:tab w:val="num" w:pos="5760"/>
+        </w:tabs>
+        <w:ind w:left="5760" w:hanging="360"/>
+      </w:pPr>
+      <w:rPr>
+        <w:rFonts w:ascii="Wingdings" w:hAnsi="Wingdings" w:hint="default"/>
+        <w:sz w:val="20"/>
+      </w:rPr>
+    </w:lvl>
+    <w:lvl w:ilvl="8" w:tentative="1">
+      <w:start w:val="1"/>
+      <w:numFmt w:val="bullet"/>
+      <w:lvlText w:val=""/>
+      <w:lvlJc w:val="left"/>
+      <w:pPr>
+        <w:tabs>
+          <w:tab w:val="num" w:pos="6480"/>
+        </w:tabs>
+        <w:ind w:left="6480" w:hanging="360"/>
+      </w:pPr>
+      <w:rPr>
+        <w:rFonts w:ascii="Wingdings" w:hAnsi="Wingdings" w:hint="default"/>
+        <w:sz w:val="20"/>
+      </w:rPr>
+    </w:lvl>
+  </w:abstractNum>
   <w:num w:numId="1" w16cid:durableId="1961371284">
+    <w:abstractNumId w:val="14"/>
+  </w:num>
+  <w:num w:numId="2" w16cid:durableId="1381520165">
     <w:abstractNumId w:val="8"/>
   </w:num>
-  <w:num w:numId="2" w16cid:durableId="1381520165">
+  <w:num w:numId="3" w16cid:durableId="395006971">
+    <w:abstractNumId w:val="40"/>
+  </w:num>
+  <w:num w:numId="4" w16cid:durableId="2074156415">
+    <w:abstractNumId w:val="3"/>
+  </w:num>
+  <w:num w:numId="5" w16cid:durableId="2106806249">
+    <w:abstractNumId w:val="34"/>
+  </w:num>
+  <w:num w:numId="6" w16cid:durableId="2016373830">
+    <w:abstractNumId w:val="35"/>
+  </w:num>
+  <w:num w:numId="7" w16cid:durableId="1369987346">
+    <w:abstractNumId w:val="1"/>
+  </w:num>
+  <w:num w:numId="8" w16cid:durableId="1781334753">
+    <w:abstractNumId w:val="29"/>
+  </w:num>
+  <w:num w:numId="9" w16cid:durableId="771318136">
+    <w:abstractNumId w:val="42"/>
+  </w:num>
+  <w:num w:numId="10" w16cid:durableId="1638222669">
+    <w:abstractNumId w:val="5"/>
+  </w:num>
+  <w:num w:numId="11" w16cid:durableId="1628123902">
+    <w:abstractNumId w:val="9"/>
+  </w:num>
+  <w:num w:numId="12" w16cid:durableId="1666322814">
+    <w:abstractNumId w:val="39"/>
+  </w:num>
+  <w:num w:numId="13" w16cid:durableId="1290435061">
+    <w:abstractNumId w:val="21"/>
+  </w:num>
+  <w:num w:numId="14" w16cid:durableId="1398670887">
     <w:abstractNumId w:val="4"/>
   </w:num>
-  <w:num w:numId="3" w16cid:durableId="395006971">
+  <w:num w:numId="15" w16cid:durableId="59332667">
+    <w:abstractNumId w:val="25"/>
+  </w:num>
+  <w:num w:numId="16" w16cid:durableId="1010452663">
+    <w:abstractNumId w:val="12"/>
+  </w:num>
+  <w:num w:numId="17" w16cid:durableId="741950494">
+    <w:abstractNumId w:val="33"/>
+  </w:num>
+  <w:num w:numId="18" w16cid:durableId="5714036">
+    <w:abstractNumId w:val="38"/>
+  </w:num>
+  <w:num w:numId="19" w16cid:durableId="1378160465">
+    <w:abstractNumId w:val="22"/>
+  </w:num>
+  <w:num w:numId="20" w16cid:durableId="2051685620">
+    <w:abstractNumId w:val="26"/>
+  </w:num>
+  <w:num w:numId="21" w16cid:durableId="1703676787">
+    <w:abstractNumId w:val="11"/>
+  </w:num>
+  <w:num w:numId="22" w16cid:durableId="2056197200">
+    <w:abstractNumId w:val="30"/>
+  </w:num>
+  <w:num w:numId="23" w16cid:durableId="234432868">
+    <w:abstractNumId w:val="0"/>
+  </w:num>
+  <w:num w:numId="24" w16cid:durableId="359092385">
+    <w:abstractNumId w:val="16"/>
+  </w:num>
+  <w:num w:numId="25" w16cid:durableId="1374184805">
+    <w:abstractNumId w:val="37"/>
+  </w:num>
+  <w:num w:numId="26" w16cid:durableId="1767968256">
+    <w:abstractNumId w:val="7"/>
+  </w:num>
+  <w:num w:numId="27" w16cid:durableId="2017606631">
+    <w:abstractNumId w:val="20"/>
+  </w:num>
+  <w:num w:numId="28" w16cid:durableId="1593926016">
+    <w:abstractNumId w:val="28"/>
+  </w:num>
+  <w:num w:numId="29" w16cid:durableId="99107607">
+    <w:abstractNumId w:val="15"/>
+  </w:num>
+  <w:num w:numId="30" w16cid:durableId="1730034159">
+    <w:abstractNumId w:val="6"/>
+  </w:num>
+  <w:num w:numId="31" w16cid:durableId="1070543480">
+    <w:abstractNumId w:val="24"/>
+  </w:num>
+  <w:num w:numId="32" w16cid:durableId="46220732">
+    <w:abstractNumId w:val="36"/>
+  </w:num>
+  <w:num w:numId="33" w16cid:durableId="542209933">
+    <w:abstractNumId w:val="2"/>
+  </w:num>
+  <w:num w:numId="34" w16cid:durableId="1445230257">
     <w:abstractNumId w:val="19"/>
   </w:num>
-  <w:num w:numId="4" w16cid:durableId="2074156415">
-    <w:abstractNumId w:val="1"/>
+  <w:num w:numId="35" w16cid:durableId="1488939998">
+    <w:abstractNumId w:val="23"/>
   </w:num>
-  <w:num w:numId="5" w16cid:durableId="2106806249">
-    <w:abstractNumId w:val="15"/>
+  <w:num w:numId="36" w16cid:durableId="99110861">
+    <w:abstractNumId w:val="41"/>
   </w:num>
-  <w:num w:numId="6" w16cid:durableId="2016373830">
-    <w:abstractNumId w:val="16"/>
+  <w:num w:numId="37" w16cid:durableId="1266301527">
+    <w:abstractNumId w:val="17"/>
   </w:num>
-  <w:num w:numId="7" w16cid:durableId="1369987346">
-    <w:abstractNumId w:val="0"/>
+  <w:num w:numId="38" w16cid:durableId="713311562">
+    <w:abstractNumId w:val="31"/>
   </w:num>
-  <w:num w:numId="8" w16cid:durableId="1781334753">
+  <w:num w:numId="39" w16cid:durableId="581836575">
+    <w:abstractNumId w:val="43"/>
+  </w:num>
+  <w:num w:numId="40" w16cid:durableId="1617371589">
     <w:abstractNumId w:val="13"/>
   </w:num>
-  <w:num w:numId="9" w16cid:durableId="771318136">
-    <w:abstractNumId w:val="20"/>
-  </w:num>
-  <w:num w:numId="10" w16cid:durableId="1638222669">
-    <w:abstractNumId w:val="3"/>
-  </w:num>
-  <w:num w:numId="11" w16cid:durableId="1628123902">
-    <w:abstractNumId w:val="5"/>
-  </w:num>
-  <w:num w:numId="12" w16cid:durableId="1666322814">
+  <w:num w:numId="41" w16cid:durableId="851719611">
     <w:abstractNumId w:val="18"/>
   </w:num>
-  <w:num w:numId="13" w16cid:durableId="1290435061">
-    <w:abstractNumId w:val="9"/>
-  </w:num>
-  <w:num w:numId="14" w16cid:durableId="1398670887">
-    <w:abstractNumId w:val="2"/>
-  </w:num>
-  <w:num w:numId="15" w16cid:durableId="59332667">
-    <w:abstractNumId w:val="11"/>
-  </w:num>
-  <w:num w:numId="16" w16cid:durableId="1010452663">
-    <w:abstractNumId w:val="7"/>
-  </w:num>
-  <w:num w:numId="17" w16cid:durableId="741950494">
-    <w:abstractNumId w:val="14"/>
-  </w:num>
-  <w:num w:numId="18" w16cid:durableId="5714036">
-    <w:abstractNumId w:val="17"/>
-  </w:num>
-  <w:num w:numId="19" w16cid:durableId="1378160465">
+  <w:num w:numId="42" w16cid:durableId="1379358937">
     <w:abstractNumId w:val="10"/>
   </w:num>
-  <w:num w:numId="20" w16cid:durableId="2051685620">
-    <w:abstractNumId w:val="12"/>
+  <w:num w:numId="43" w16cid:durableId="164177980">
+    <w:abstractNumId w:val="27"/>
   </w:num>
-  <w:num w:numId="21" w16cid:durableId="1703676787">
-    <w:abstractNumId w:val="6"/>
+  <w:num w:numId="44" w16cid:durableId="263849700">
+    <w:abstractNumId w:val="32"/>
   </w:num>
 </w:numbering>
 </file>
